--- a/W6 Process Document.docx
+++ b/W6 Process Document.docx
@@ -5,79 +5,41 @@
     <w:p>
       <w:pPr>
         <w:pStyle w:val="Heading1"/>
-      </w:pPr>
-      <w:r>
+        <w:rPr>
+          <w:rFonts w:ascii="Aptos" w:hAnsi="Aptos"/>
+        </w:rPr>
+      </w:pPr>
+      <w:r>
+        <w:rPr>
+          <w:rFonts w:ascii="Aptos" w:hAnsi="Aptos"/>
+        </w:rPr>
         <w:t xml:space="preserve">Process </w:t>
       </w:r>
       <w:r>
+        <w:rPr>
+          <w:rFonts w:ascii="Aptos" w:hAnsi="Aptos"/>
+        </w:rPr>
         <w:t>&amp;</w:t>
       </w:r>
       <w:r>
+        <w:rPr>
+          <w:rFonts w:ascii="Aptos" w:hAnsi="Aptos"/>
+        </w:rPr>
         <w:t xml:space="preserve"> Decision Documentation</w:t>
       </w:r>
     </w:p>
     <w:p>
-      <w:r>
-        <w:t xml:space="preserve">This document is used to make your design and development process visible. </w:t>
-      </w:r>
-      <w:r>
-        <w:t>At this stage of your academic career, you are expected not only to produce finished work, but to articulate how decisions were made, how ideas changed, and how collaboration (for the assignments that include group work) unfold</w:t>
-      </w:r>
-      <w:r>
-        <w:t>s</w:t>
-      </w:r>
-      <w:r>
-        <w:t xml:space="preserve"> </w:t>
-      </w:r>
-    </w:p>
-    <w:p>
-      <w:r>
-        <w:t xml:space="preserve">In professional and co-op contexts, employers do not only evaluate your final projects in your portfolio. They often ask candidates to explain their process, justify trade-offs, reflect on iteration, and describe their roles within a team. </w:t>
-      </w:r>
-    </w:p>
-    <w:p>
-      <w:r>
-        <w:t xml:space="preserve">You will need to submit a modification of this document for every group assignment (A1 – A3) and a shorter version for your individual assignments (Side Quests and A4). </w:t>
-      </w:r>
-    </w:p>
-    <w:p>
-      <w:r>
-        <w:t xml:space="preserve">For A1 – A3, this is a group document submitted once per group. Each group member must clearly document their own role and responsibilities. Different roles will naturally produce different design processes. </w:t>
-      </w:r>
-    </w:p>
-    <w:p>
-      <w:pPr>
-        <w:pStyle w:val="Heading2"/>
-      </w:pPr>
-      <w:r>
-        <w:t xml:space="preserve">Process Overview </w:t>
-      </w:r>
-      <w:r>
-        <w:t>Visualization</w:t>
-      </w:r>
-      <w:r>
-        <w:t xml:space="preserve"> (Group Work Only)</w:t>
-      </w:r>
-    </w:p>
-    <w:p>
-      <w:r>
-        <w:t xml:space="preserve">Include one simple visual representation of your group’s design process. This may take the form of a timeline, flow diagram, loop, branching sketch, or other format that reflects how your project actually unfolded. </w:t>
-      </w:r>
-    </w:p>
-    <w:p>
-      <w:r>
-        <w:t>This visualization does not need to be polished or visually refined. Hand-drawn sketches or screenshots are acceptable.</w:t>
-      </w:r>
-      <w:r>
-        <w:t xml:space="preserve"> For assignments that </w:t>
-      </w:r>
-      <w:r>
-        <w:t xml:space="preserve">are extensions of previous assignments (A2 and A3), you may resubmit or reuse previous submissions with additional add-ones and context. </w:t>
-      </w:r>
-    </w:p>
-    <w:p>
-      <w:r>
-        <w:t>Your visualization must clearly show the following elements:</w:t>
+      <w:pPr>
+        <w:pStyle w:val="Heading3"/>
+        <w:rPr>
+          <w:rFonts w:ascii="Aptos" w:hAnsi="Aptos"/>
+        </w:rPr>
+      </w:pPr>
+      <w:r>
+        <w:rPr>
+          <w:rFonts w:ascii="Aptos" w:hAnsi="Aptos"/>
+        </w:rPr>
+        <w:t>Side Quests and A4 (Individual Work)</w:t>
       </w:r>
     </w:p>
     <w:p>
@@ -85,14 +47,17 @@
         <w:pStyle w:val="ListParagraph"/>
         <w:numPr>
           <w:ilvl w:val="0"/>
-          <w:numId w:val="14"/>
+          <w:numId w:val="15"/>
         </w:numPr>
-      </w:pPr>
-      <w:r>
-        <w:t xml:space="preserve">Roles and responsibilities: Indicate which roles involved </w:t>
-      </w:r>
-      <w:r>
-        <w:t xml:space="preserve">at different stages of the project. </w:t>
+        <w:rPr>
+          <w:rFonts w:ascii="Aptos" w:hAnsi="Aptos"/>
+        </w:rPr>
+      </w:pPr>
+      <w:r>
+        <w:rPr>
+          <w:rFonts w:ascii="Aptos" w:hAnsi="Aptos"/>
+        </w:rPr>
+        <w:t>Created multi-sensory effects for side quest example 2.</w:t>
       </w:r>
     </w:p>
     <w:p>
@@ -100,20 +65,17 @@
         <w:pStyle w:val="ListParagraph"/>
         <w:numPr>
           <w:ilvl w:val="0"/>
-          <w:numId w:val="14"/>
+          <w:numId w:val="15"/>
         </w:numPr>
-      </w:pPr>
-      <w:r>
-        <w:t>Who did what, and when: Show how work was distributed over time. This can be approximate (e.g., “early</w:t>
-      </w:r>
-      <w:r>
-        <w:t>,</w:t>
-      </w:r>
-      <w:r>
-        <w:t>”</w:t>
-      </w:r>
-      <w:r>
-        <w:t xml:space="preserve"> “mid-project,” “final week”) and does not need exact dates.</w:t>
+        <w:rPr>
+          <w:rFonts w:ascii="Aptos" w:hAnsi="Aptos"/>
+        </w:rPr>
+      </w:pPr>
+      <w:r>
+        <w:rPr>
+          <w:rFonts w:ascii="Aptos" w:hAnsi="Aptos"/>
+        </w:rPr>
+        <w:t>I added a sound effect when the fox lands from a jump.</w:t>
       </w:r>
     </w:p>
     <w:p>
@@ -121,1223 +83,4984 @@
         <w:pStyle w:val="ListParagraph"/>
         <w:numPr>
           <w:ilvl w:val="0"/>
-          <w:numId w:val="14"/>
+          <w:numId w:val="15"/>
         </w:numPr>
-      </w:pPr>
-      <w:r>
-        <w:t xml:space="preserve">Key stages or phases of work: For example, for A1, can start with research. </w:t>
+        <w:rPr>
+          <w:rFonts w:ascii="Aptos" w:hAnsi="Aptos"/>
+        </w:rPr>
+      </w:pPr>
+      <w:r>
+        <w:rPr>
+          <w:rFonts w:ascii="Aptos" w:hAnsi="Aptos"/>
+        </w:rPr>
+        <w:t>For visual effect, I added disappearing dusts when the fox lands from a jump.</w:t>
       </w:r>
     </w:p>
     <w:p>
       <w:pPr>
         <w:pStyle w:val="ListParagraph"/>
+        <w:rPr>
+          <w:rFonts w:ascii="Aptos" w:hAnsi="Aptos"/>
+        </w:rPr>
+      </w:pPr>
+    </w:p>
+    <w:p>
+      <w:pPr>
+        <w:pStyle w:val="Heading2"/>
+        <w:rPr>
+          <w:rFonts w:ascii="Aptos" w:hAnsi="Aptos"/>
+        </w:rPr>
+      </w:pPr>
+      <w:r>
+        <w:rPr>
+          <w:rFonts w:ascii="Aptos" w:hAnsi="Aptos"/>
+        </w:rPr>
+        <w:t>Role-Based Process Evidence</w:t>
+      </w:r>
+    </w:p>
+    <w:p>
+      <w:pPr>
+        <w:rPr>
+          <w:rFonts w:ascii="Aptos" w:hAnsi="Aptos"/>
+        </w:rPr>
+      </w:pPr>
+      <w:r>
+        <w:rPr>
+          <w:rFonts w:ascii="Aptos" w:hAnsi="Aptos"/>
+          <w:noProof/>
+        </w:rPr>
+        <w:drawing>
+          <wp:inline distT="0" distB="0" distL="0" distR="0" wp14:anchorId="2E969F30" wp14:editId="68D91E46">
+            <wp:extent cx="5943600" cy="2677160"/>
+            <wp:effectExtent l="0" t="0" r="0" b="2540"/>
+            <wp:docPr id="1108163894" name="Picture 1"/>
+            <wp:cNvGraphicFramePr>
+              <a:graphicFrameLocks xmlns:a="http://schemas.openxmlformats.org/drawingml/2006/main" noChangeAspect="1"/>
+            </wp:cNvGraphicFramePr>
+            <a:graphic xmlns:a="http://schemas.openxmlformats.org/drawingml/2006/main">
+              <a:graphicData uri="http://schemas.openxmlformats.org/drawingml/2006/picture">
+                <pic:pic xmlns:pic="http://schemas.openxmlformats.org/drawingml/2006/picture">
+                  <pic:nvPicPr>
+                    <pic:cNvPr id="1108163894" name="Picture 1108163894"/>
+                    <pic:cNvPicPr/>
+                  </pic:nvPicPr>
+                  <pic:blipFill>
+                    <a:blip r:embed="rId5" cstate="print">
+                      <a:extLst>
+                        <a:ext uri="{28A0092B-C50C-407E-A947-70E740481C1C}">
+                          <a14:useLocalDpi xmlns:a14="http://schemas.microsoft.com/office/drawing/2010/main" val="0"/>
+                        </a:ext>
+                      </a:extLst>
+                    </a:blip>
+                    <a:stretch>
+                      <a:fillRect/>
+                    </a:stretch>
+                  </pic:blipFill>
+                  <pic:spPr>
+                    <a:xfrm>
+                      <a:off x="0" y="0"/>
+                      <a:ext cx="5943600" cy="2677160"/>
+                    </a:xfrm>
+                    <a:prstGeom prst="rect">
+                      <a:avLst/>
+                    </a:prstGeom>
+                  </pic:spPr>
+                </pic:pic>
+              </a:graphicData>
+            </a:graphic>
+          </wp:inline>
+        </w:drawing>
+      </w:r>
+    </w:p>
+    <w:p>
+      <w:pPr>
+        <w:rPr>
+          <w:rFonts w:ascii="Aptos" w:hAnsi="Aptos"/>
+        </w:rPr>
+      </w:pPr>
+      <w:r>
+        <w:rPr>
+          <w:rFonts w:ascii="Aptos" w:hAnsi="Aptos"/>
+        </w:rPr>
+        <w:t>Writing code on VSC</w:t>
+      </w:r>
+    </w:p>
+    <w:p>
+      <w:pPr>
+        <w:rPr>
+          <w:rFonts w:ascii="Aptos" w:hAnsi="Aptos"/>
+        </w:rPr>
+      </w:pPr>
+      <w:r>
+        <w:rPr>
+          <w:rFonts w:ascii="Aptos" w:hAnsi="Aptos"/>
+          <w:noProof/>
+        </w:rPr>
+        <w:lastRenderedPageBreak/>
+        <w:drawing>
+          <wp:inline distT="0" distB="0" distL="0" distR="0" wp14:anchorId="40584097" wp14:editId="725ED5F4">
+            <wp:extent cx="5943600" cy="4521200"/>
+            <wp:effectExtent l="0" t="0" r="0" b="0"/>
+            <wp:docPr id="1196332350" name="Picture 3"/>
+            <wp:cNvGraphicFramePr>
+              <a:graphicFrameLocks xmlns:a="http://schemas.openxmlformats.org/drawingml/2006/main" noChangeAspect="1"/>
+            </wp:cNvGraphicFramePr>
+            <a:graphic xmlns:a="http://schemas.openxmlformats.org/drawingml/2006/main">
+              <a:graphicData uri="http://schemas.openxmlformats.org/drawingml/2006/picture">
+                <pic:pic xmlns:pic="http://schemas.openxmlformats.org/drawingml/2006/picture">
+                  <pic:nvPicPr>
+                    <pic:cNvPr id="1196332350" name="Picture 1196332350"/>
+                    <pic:cNvPicPr/>
+                  </pic:nvPicPr>
+                  <pic:blipFill>
+                    <a:blip r:embed="rId6">
+                      <a:extLst>
+                        <a:ext uri="{28A0092B-C50C-407E-A947-70E740481C1C}">
+                          <a14:useLocalDpi xmlns:a14="http://schemas.microsoft.com/office/drawing/2010/main" val="0"/>
+                        </a:ext>
+                      </a:extLst>
+                    </a:blip>
+                    <a:stretch>
+                      <a:fillRect/>
+                    </a:stretch>
+                  </pic:blipFill>
+                  <pic:spPr>
+                    <a:xfrm>
+                      <a:off x="0" y="0"/>
+                      <a:ext cx="5943600" cy="4521200"/>
+                    </a:xfrm>
+                    <a:prstGeom prst="rect">
+                      <a:avLst/>
+                    </a:prstGeom>
+                  </pic:spPr>
+                </pic:pic>
+              </a:graphicData>
+            </a:graphic>
+          </wp:inline>
+        </w:drawing>
+      </w:r>
+    </w:p>
+    <w:p>
+      <w:pPr>
+        <w:rPr>
+          <w:rFonts w:ascii="Aptos" w:hAnsi="Aptos"/>
+        </w:rPr>
+      </w:pPr>
+      <w:r>
+        <w:rPr>
+          <w:rFonts w:ascii="Aptos" w:hAnsi="Aptos"/>
+        </w:rPr>
+        <w:t>Failure in implementing new effect which</w:t>
+      </w:r>
+      <w:r>
+        <w:rPr>
+          <w:rFonts w:ascii="Aptos" w:hAnsi="Aptos"/>
+        </w:rPr>
+        <w:t xml:space="preserve"> made the fox and ground disappear when I attempted to make the fox jump. </w:t>
+      </w:r>
+    </w:p>
+    <w:p>
+      <w:pPr>
+        <w:rPr>
+          <w:rFonts w:ascii="Aptos" w:hAnsi="Aptos"/>
+        </w:rPr>
+      </w:pPr>
+      <w:r>
+        <w:rPr>
+          <w:rFonts w:ascii="Aptos" w:hAnsi="Aptos"/>
+          <w:noProof/>
+        </w:rPr>
+        <w:lastRenderedPageBreak/>
+        <w:drawing>
+          <wp:inline distT="0" distB="0" distL="0" distR="0" wp14:anchorId="162A67F3" wp14:editId="78761366">
+            <wp:extent cx="5943600" cy="3593465"/>
+            <wp:effectExtent l="0" t="0" r="0" b="635"/>
+            <wp:docPr id="761457569" name="Picture 4"/>
+            <wp:cNvGraphicFramePr>
+              <a:graphicFrameLocks xmlns:a="http://schemas.openxmlformats.org/drawingml/2006/main" noChangeAspect="1"/>
+            </wp:cNvGraphicFramePr>
+            <a:graphic xmlns:a="http://schemas.openxmlformats.org/drawingml/2006/main">
+              <a:graphicData uri="http://schemas.openxmlformats.org/drawingml/2006/picture">
+                <pic:pic xmlns:pic="http://schemas.openxmlformats.org/drawingml/2006/picture">
+                  <pic:nvPicPr>
+                    <pic:cNvPr id="761457569" name="Picture 761457569"/>
+                    <pic:cNvPicPr/>
+                  </pic:nvPicPr>
+                  <pic:blipFill>
+                    <a:blip r:embed="rId7" cstate="print">
+                      <a:extLst>
+                        <a:ext uri="{28A0092B-C50C-407E-A947-70E740481C1C}">
+                          <a14:useLocalDpi xmlns:a14="http://schemas.microsoft.com/office/drawing/2010/main" val="0"/>
+                        </a:ext>
+                      </a:extLst>
+                    </a:blip>
+                    <a:stretch>
+                      <a:fillRect/>
+                    </a:stretch>
+                  </pic:blipFill>
+                  <pic:spPr>
+                    <a:xfrm>
+                      <a:off x="0" y="0"/>
+                      <a:ext cx="5943600" cy="3593465"/>
+                    </a:xfrm>
+                    <a:prstGeom prst="rect">
+                      <a:avLst/>
+                    </a:prstGeom>
+                  </pic:spPr>
+                </pic:pic>
+              </a:graphicData>
+            </a:graphic>
+          </wp:inline>
+        </w:drawing>
+      </w:r>
+    </w:p>
+    <w:p>
+      <w:pPr>
+        <w:rPr>
+          <w:rFonts w:ascii="Aptos" w:hAnsi="Aptos"/>
+        </w:rPr>
+      </w:pPr>
+      <w:r>
+        <w:rPr>
+          <w:rFonts w:ascii="Aptos" w:hAnsi="Aptos"/>
+        </w:rPr>
+        <w:t>Writing comments</w:t>
+      </w:r>
+    </w:p>
+    <w:p>
+      <w:pPr>
+        <w:rPr>
+          <w:rFonts w:ascii="Aptos" w:hAnsi="Aptos"/>
+        </w:rPr>
+      </w:pPr>
+    </w:p>
+    <w:p>
+      <w:pPr>
+        <w:pStyle w:val="Heading4"/>
+        <w:rPr>
+          <w:rFonts w:ascii="Aptos" w:hAnsi="Aptos"/>
+        </w:rPr>
+      </w:pPr>
+      <w:r>
+        <w:rPr>
+          <w:rFonts w:ascii="Aptos" w:hAnsi="Aptos"/>
+        </w:rPr>
+        <w:t xml:space="preserve">GenAI </w:t>
+      </w:r>
+      <w:r>
+        <w:rPr>
+          <w:rFonts w:ascii="Aptos" w:hAnsi="Aptos"/>
+        </w:rPr>
+        <w:t>Documentation</w:t>
+      </w:r>
+    </w:p>
+    <w:p>
+      <w:pPr>
+        <w:pStyle w:val="Heading5"/>
+        <w:rPr>
+          <w:rFonts w:ascii="Aptos" w:hAnsi="Aptos"/>
+        </w:rPr>
+      </w:pPr>
+      <w:r>
+        <w:rPr>
+          <w:rFonts w:ascii="Aptos" w:hAnsi="Aptos"/>
+        </w:rPr>
+        <w:t>If GenAI was used</w:t>
+      </w:r>
+      <w:r>
+        <w:rPr>
+          <w:rFonts w:ascii="Aptos" w:hAnsi="Aptos"/>
+        </w:rPr>
+        <w:t xml:space="preserve"> (keep each response as brief as possible)</w:t>
+      </w:r>
+      <w:r>
+        <w:rPr>
+          <w:rFonts w:ascii="Aptos" w:hAnsi="Aptos"/>
+        </w:rPr>
+        <w:t>:</w:t>
+      </w:r>
+    </w:p>
+    <w:p>
+      <w:pPr>
+        <w:rPr>
+          <w:rFonts w:ascii="Aptos" w:hAnsi="Aptos"/>
+        </w:rPr>
+      </w:pPr>
+      <w:r>
+        <w:rPr>
+          <w:rFonts w:ascii="Aptos" w:hAnsi="Aptos"/>
+          <w:b/>
+          <w:bCs/>
+        </w:rPr>
+        <w:t>Date Used</w:t>
+      </w:r>
+      <w:r>
+        <w:rPr>
+          <w:rFonts w:ascii="Aptos" w:hAnsi="Aptos"/>
+        </w:rPr>
+        <w:t>:</w:t>
+      </w:r>
+      <w:r>
+        <w:rPr>
+          <w:rFonts w:ascii="Aptos" w:hAnsi="Aptos"/>
+        </w:rPr>
+        <w:t xml:space="preserve"> March 12, 2026</w:t>
+      </w:r>
+    </w:p>
+    <w:p>
+      <w:pPr>
+        <w:rPr>
+          <w:rFonts w:ascii="Aptos" w:hAnsi="Aptos"/>
+        </w:rPr>
+      </w:pPr>
+      <w:r>
+        <w:rPr>
+          <w:rFonts w:ascii="Aptos" w:hAnsi="Aptos"/>
+          <w:b/>
+          <w:bCs/>
+        </w:rPr>
+        <w:t>Tool Disclosure</w:t>
+      </w:r>
+      <w:r>
+        <w:rPr>
+          <w:rFonts w:ascii="Aptos" w:hAnsi="Aptos"/>
+        </w:rPr>
+        <w:t>: ChatGPT 5.2</w:t>
+      </w:r>
+    </w:p>
+    <w:p>
+      <w:pPr>
+        <w:rPr>
+          <w:rFonts w:ascii="Aptos" w:hAnsi="Aptos"/>
+        </w:rPr>
+      </w:pPr>
+      <w:r>
+        <w:rPr>
+          <w:rFonts w:ascii="Aptos" w:hAnsi="Aptos"/>
+          <w:b/>
+          <w:bCs/>
+        </w:rPr>
+        <w:t>Purpose of Use</w:t>
+      </w:r>
+      <w:r>
+        <w:rPr>
+          <w:rFonts w:ascii="Aptos" w:hAnsi="Aptos"/>
+        </w:rPr>
+        <w:t xml:space="preserve">: </w:t>
+      </w:r>
+      <w:r>
+        <w:rPr>
+          <w:rFonts w:ascii="Aptos" w:hAnsi="Aptos"/>
+        </w:rPr>
+        <w:t>Making my ideas into codes and debugging errors.</w:t>
+      </w:r>
+    </w:p>
+    <w:p>
+      <w:pPr>
+        <w:rPr>
+          <w:rFonts w:ascii="Aptos" w:hAnsi="Aptos"/>
+        </w:rPr>
+      </w:pPr>
+      <w:r>
+        <w:rPr>
+          <w:rFonts w:ascii="Aptos" w:hAnsi="Aptos"/>
+          <w:b/>
+          <w:bCs/>
+        </w:rPr>
+        <w:t>Summary of Interaction</w:t>
+      </w:r>
+      <w:r>
+        <w:rPr>
+          <w:rFonts w:ascii="Aptos" w:hAnsi="Aptos"/>
+        </w:rPr>
+        <w:t xml:space="preserve">: </w:t>
+      </w:r>
+      <w:r>
+        <w:rPr>
+          <w:rFonts w:ascii="Aptos" w:hAnsi="Aptos"/>
+        </w:rPr>
+        <w:t>From my ideas of making the visual and audio effects, GenAI helped to make those ideas into codes and suggested where to include the new codes in the original js so that I’m adding my codes on top without changing the existing design.</w:t>
+      </w:r>
+    </w:p>
+    <w:p>
+      <w:pPr>
+        <w:rPr>
+          <w:rFonts w:ascii="Aptos" w:hAnsi="Aptos"/>
+        </w:rPr>
+      </w:pPr>
+      <w:r>
+        <w:rPr>
+          <w:rFonts w:ascii="Aptos" w:hAnsi="Aptos"/>
+          <w:b/>
+          <w:bCs/>
+        </w:rPr>
+        <w:t>Human Decision Point(s)</w:t>
+      </w:r>
+      <w:r>
+        <w:rPr>
+          <w:rFonts w:ascii="Aptos" w:hAnsi="Aptos"/>
+        </w:rPr>
+        <w:t xml:space="preserve">: </w:t>
+      </w:r>
+      <w:r>
+        <w:rPr>
+          <w:rFonts w:ascii="Aptos" w:hAnsi="Aptos"/>
+        </w:rPr>
+        <w:t>I didn’t give them my files so GenAI had to rely on my instructions in making the visual effects</w:t>
+      </w:r>
+      <w:r>
+        <w:rPr>
+          <w:rFonts w:ascii="Aptos" w:hAnsi="Aptos"/>
+        </w:rPr>
+        <w:t xml:space="preserve">. </w:t>
+      </w:r>
+      <w:proofErr w:type="gramStart"/>
+      <w:r>
+        <w:rPr>
+          <w:rFonts w:ascii="Aptos" w:hAnsi="Aptos"/>
+        </w:rPr>
+        <w:t>So</w:t>
+      </w:r>
+      <w:proofErr w:type="gramEnd"/>
+      <w:r>
+        <w:rPr>
+          <w:rFonts w:ascii="Aptos" w:hAnsi="Aptos"/>
+        </w:rPr>
+        <w:t xml:space="preserve"> there were a few redirections in the effect design due to lack of coding context.</w:t>
+      </w:r>
+    </w:p>
+    <w:p>
+      <w:pPr>
+        <w:rPr>
+          <w:rFonts w:ascii="Aptos" w:hAnsi="Aptos"/>
+        </w:rPr>
+      </w:pPr>
+      <w:r>
+        <w:rPr>
+          <w:rFonts w:ascii="Aptos" w:hAnsi="Aptos"/>
+          <w:b/>
+          <w:bCs/>
+        </w:rPr>
+        <w:t>Integrity &amp; Verification Note</w:t>
+      </w:r>
+      <w:r>
+        <w:rPr>
+          <w:rFonts w:ascii="Aptos" w:hAnsi="Aptos"/>
+        </w:rPr>
+        <w:t xml:space="preserve">: </w:t>
+      </w:r>
+      <w:r>
+        <w:rPr>
+          <w:rFonts w:ascii="Aptos" w:hAnsi="Aptos"/>
+        </w:rPr>
+        <w:t>Made iterations based on my decisions without giving all authority or sources to GenAI. Checked the correctness throughout the process by testing the game in every code adoption.</w:t>
+      </w:r>
+    </w:p>
+    <w:p>
+      <w:pPr>
+        <w:rPr>
+          <w:rFonts w:ascii="Aptos" w:hAnsi="Aptos"/>
+        </w:rPr>
+      </w:pPr>
+      <w:r>
+        <w:rPr>
+          <w:rFonts w:ascii="Aptos" w:hAnsi="Aptos"/>
+          <w:b/>
+          <w:bCs/>
+        </w:rPr>
+        <w:lastRenderedPageBreak/>
+        <w:t>Scope of GenAI Use</w:t>
+      </w:r>
+      <w:r>
+        <w:rPr>
+          <w:rFonts w:ascii="Aptos" w:hAnsi="Aptos"/>
+        </w:rPr>
+        <w:t xml:space="preserve">: </w:t>
+      </w:r>
+      <w:r>
+        <w:rPr>
+          <w:rFonts w:ascii="Aptos" w:hAnsi="Aptos"/>
+        </w:rPr>
+        <w:t>GenAI did not contribute to ideation of the effects. I chose and downloaded the audio effect on my own and instructed the visual effect’s mechanics to GenAI.</w:t>
+      </w:r>
+    </w:p>
+    <w:p>
+      <w:pPr>
+        <w:rPr>
+          <w:rFonts w:ascii="Aptos" w:hAnsi="Aptos"/>
+        </w:rPr>
+      </w:pPr>
+      <w:r>
+        <w:rPr>
+          <w:rFonts w:ascii="Aptos" w:hAnsi="Aptos"/>
+          <w:b/>
+          <w:bCs/>
+        </w:rPr>
+        <w:t>Limitations or Misfires</w:t>
+      </w:r>
+      <w:r>
+        <w:rPr>
+          <w:rFonts w:ascii="Aptos" w:hAnsi="Aptos"/>
+        </w:rPr>
+        <w:t xml:space="preserve">: </w:t>
+      </w:r>
+      <w:r>
+        <w:rPr>
+          <w:rFonts w:ascii="Aptos" w:hAnsi="Aptos"/>
+        </w:rPr>
+        <w:t>There was limitations in communicating with GenAI because it doesn’t have the access to my files</w:t>
+      </w:r>
+      <w:r>
+        <w:rPr>
+          <w:rFonts w:ascii="Aptos" w:hAnsi="Aptos"/>
+        </w:rPr>
+        <w:t xml:space="preserve"> </w:t>
+      </w:r>
+      <w:r>
+        <w:rPr>
+          <w:rFonts w:ascii="Aptos" w:hAnsi="Aptos"/>
+        </w:rPr>
+        <w:t>and cannot see the gameplay, it had a few misunderstandings in implementing the new effects.</w:t>
+      </w:r>
+    </w:p>
+    <w:p>
+      <w:pPr>
+        <w:rPr>
+          <w:rFonts w:ascii="Aptos" w:hAnsi="Aptos"/>
+        </w:rPr>
+      </w:pPr>
+    </w:p>
+    <w:p>
+      <w:pPr>
+        <w:pStyle w:val="Heading2"/>
+        <w:rPr>
+          <w:rFonts w:ascii="Aptos" w:hAnsi="Aptos"/>
+        </w:rPr>
+      </w:pPr>
+      <w:r>
+        <w:rPr>
+          <w:rFonts w:ascii="Aptos" w:hAnsi="Aptos"/>
+        </w:rPr>
+        <w:t>Appendix</w:t>
+      </w:r>
+    </w:p>
+    <w:p>
+      <w:pPr>
+        <w:rPr>
+          <w:rFonts w:ascii="Aptos" w:hAnsi="Aptos"/>
+        </w:rPr>
+      </w:pPr>
+      <w:r>
+        <w:rPr>
+          <w:rFonts w:ascii="Aptos" w:hAnsi="Aptos"/>
+        </w:rPr>
+        <w:t xml:space="preserve"> </w:t>
+      </w:r>
+      <w:r>
+        <w:rPr>
+          <w:rFonts w:ascii="Aptos" w:hAnsi="Aptos"/>
+        </w:rPr>
+        <w:t>Me:</w:t>
+      </w:r>
+      <w:r>
+        <w:rPr>
+          <w:rFonts w:ascii="Aptos" w:hAnsi="Aptos"/>
+        </w:rPr>
+        <w:br/>
+      </w:r>
+      <w:r>
+        <w:rPr>
+          <w:rFonts w:ascii="Aptos" w:hAnsi="Aptos"/>
+        </w:rPr>
+        <w:t xml:space="preserve"> I’m adding a simple visual and audio effects to a sketch of a simple game where the fox moves according to the user’s arrow control. For the visual effect, help me make a landing dust effect</w:t>
+      </w:r>
+      <w:r>
+        <w:rPr>
+          <w:rFonts w:ascii="Aptos" w:hAnsi="Aptos"/>
+        </w:rPr>
+        <w:t xml:space="preserve">. It triggers when the fox lands after a jump and it should fade out over time. Make tiny dust pixel puffs near the tail of the fox. </w:t>
+      </w:r>
+      <w:proofErr w:type="gramStart"/>
+      <w:r>
+        <w:rPr>
+          <w:rFonts w:ascii="Aptos" w:hAnsi="Aptos"/>
+        </w:rPr>
+        <w:t>Also</w:t>
+      </w:r>
+      <w:proofErr w:type="gramEnd"/>
+      <w:r>
+        <w:rPr>
+          <w:rFonts w:ascii="Aptos" w:hAnsi="Aptos"/>
+        </w:rPr>
+        <w:t xml:space="preserve"> I’m adding a sound effect to tell me how I should load the sound effect. </w:t>
+      </w:r>
+    </w:p>
+    <w:p>
+      <w:pPr>
+        <w:rPr>
+          <w:rFonts w:ascii="Aptos" w:hAnsi="Aptos"/>
+        </w:rPr>
+      </w:pPr>
+    </w:p>
+    <w:p>
+      <w:pPr>
+        <w:rPr>
+          <w:rFonts w:ascii="Aptos" w:hAnsi="Aptos"/>
+        </w:rPr>
+      </w:pPr>
+      <w:r>
+        <w:rPr>
+          <w:rFonts w:ascii="Aptos" w:hAnsi="Aptos"/>
+        </w:rPr>
+        <w:t>ChatGPT:</w:t>
+      </w:r>
+      <w:r>
+        <w:rPr>
+          <w:rFonts w:ascii="Aptos" w:hAnsi="Aptos"/>
+        </w:rPr>
+        <w:br/>
+      </w:r>
+      <w:r>
+        <w:rPr>
+          <w:rFonts w:ascii="Aptos" w:hAnsi="Aptos"/>
+        </w:rPr>
+        <w:t xml:space="preserve">Yes — here’s a simple way to add a </w:t>
+      </w:r>
+      <w:r>
+        <w:rPr>
+          <w:rStyle w:val="Strong"/>
+          <w:rFonts w:ascii="Aptos" w:hAnsi="Aptos"/>
+        </w:rPr>
+        <w:t>landing dust effect</w:t>
+      </w:r>
+      <w:r>
+        <w:rPr>
+          <w:rFonts w:ascii="Aptos" w:hAnsi="Aptos"/>
+        </w:rPr>
+        <w:t xml:space="preserve"> and a </w:t>
+      </w:r>
+      <w:r>
+        <w:rPr>
+          <w:rStyle w:val="Strong"/>
+          <w:rFonts w:ascii="Aptos" w:hAnsi="Aptos"/>
+        </w:rPr>
+        <w:t>landing sound</w:t>
+      </w:r>
+      <w:r>
+        <w:rPr>
+          <w:rFonts w:ascii="Aptos" w:hAnsi="Aptos"/>
+        </w:rPr>
+        <w:t xml:space="preserve"> to your current fox game structur</w:t>
+      </w:r>
+      <w:r>
+        <w:rPr>
+          <w:rFonts w:ascii="Aptos" w:hAnsi="Aptos"/>
+        </w:rPr>
+        <w:t>e.</w:t>
+      </w:r>
+      <w:r>
+        <w:rPr>
+          <w:rFonts w:ascii="Aptos" w:hAnsi="Aptos"/>
+        </w:rPr>
+        <w:br/>
+        <w:t xml:space="preserve"> </w:t>
+      </w:r>
+    </w:p>
+    <w:p>
+      <w:pPr>
+        <w:pStyle w:val="Heading2"/>
         <w:numPr>
           <w:ilvl w:val="0"/>
-          <w:numId w:val="14"/>
+          <w:numId w:val="18"/>
         </w:numPr>
-      </w:pPr>
-      <w:r>
-        <w:t xml:space="preserve">Decision points or pivots: Indicate moments where the group changed direction, simplified scope, or made a significant design decision. </w:t>
+        <w:rPr>
+          <w:rFonts w:ascii="Aptos" w:hAnsi="Aptos"/>
+        </w:rPr>
+      </w:pPr>
+      <w:r>
+        <w:rPr>
+          <w:rFonts w:ascii="Aptos" w:hAnsi="Aptos"/>
+        </w:rPr>
+        <w:t xml:space="preserve"> </w:t>
+      </w:r>
+      <w:r>
+        <w:rPr>
+          <w:rFonts w:ascii="Aptos" w:hAnsi="Aptos"/>
+        </w:rPr>
+        <w:t>Add new variables at the top</w:t>
       </w:r>
     </w:p>
     <w:p>
       <w:pPr>
-        <w:pStyle w:val="ListParagraph"/>
+        <w:spacing w:after="0" w:line="240" w:lineRule="auto"/>
+        <w:rPr>
+          <w:rFonts w:ascii="Aptos" w:eastAsia="Times New Roman" w:hAnsi="Aptos" w:cs="Times New Roman"/>
+          <w:kern w:val="0"/>
+          <w:lang w:eastAsia="ko-KR"/>
+          <w14:ligatures w14:val="none"/>
+        </w:rPr>
+      </w:pPr>
+      <w:r>
+        <w:rPr>
+          <w:rFonts w:ascii="Aptos" w:eastAsia="Times New Roman" w:hAnsi="Aptos" w:cs="Times New Roman"/>
+          <w:kern w:val="0"/>
+          <w:lang w:eastAsia="ko-KR"/>
+          <w14:ligatures w14:val="none"/>
+        </w:rPr>
+        <w:t>let sensor;</w:t>
+      </w:r>
+      <w:r>
+        <w:rPr>
+          <w:rFonts w:ascii="Aptos" w:eastAsia="Times New Roman" w:hAnsi="Aptos" w:cs="Times New Roman"/>
+          <w:kern w:val="0"/>
+          <w:lang w:eastAsia="ko-KR"/>
+          <w14:ligatures w14:val="none"/>
+        </w:rPr>
+        <w:br/>
+        <w:t>let dusts = [];</w:t>
+      </w:r>
+      <w:r>
+        <w:rPr>
+          <w:rFonts w:ascii="Aptos" w:eastAsia="Times New Roman" w:hAnsi="Aptos" w:cs="Times New Roman"/>
+          <w:kern w:val="0"/>
+          <w:lang w:eastAsia="ko-KR"/>
+          <w14:ligatures w14:val="none"/>
+        </w:rPr>
+        <w:br/>
+        <w:t xml:space="preserve">let </w:t>
+      </w:r>
+      <w:proofErr w:type="spellStart"/>
+      <w:r>
+        <w:rPr>
+          <w:rFonts w:ascii="Aptos" w:eastAsia="Times New Roman" w:hAnsi="Aptos" w:cs="Times New Roman"/>
+          <w:kern w:val="0"/>
+          <w:lang w:eastAsia="ko-KR"/>
+          <w14:ligatures w14:val="none"/>
+        </w:rPr>
+        <w:t>wasGrounded</w:t>
+      </w:r>
+      <w:proofErr w:type="spellEnd"/>
+      <w:r>
+        <w:rPr>
+          <w:rFonts w:ascii="Aptos" w:eastAsia="Times New Roman" w:hAnsi="Aptos" w:cs="Times New Roman"/>
+          <w:kern w:val="0"/>
+          <w:lang w:eastAsia="ko-KR"/>
+          <w14:ligatures w14:val="none"/>
+        </w:rPr>
+        <w:t xml:space="preserve"> = false;</w:t>
+      </w:r>
+      <w:r>
+        <w:rPr>
+          <w:rFonts w:ascii="Aptos" w:eastAsia="Times New Roman" w:hAnsi="Aptos" w:cs="Times New Roman"/>
+          <w:kern w:val="0"/>
+          <w:lang w:eastAsia="ko-KR"/>
+          <w14:ligatures w14:val="none"/>
+        </w:rPr>
+        <w:br/>
+        <w:t xml:space="preserve">let </w:t>
+      </w:r>
+      <w:proofErr w:type="spellStart"/>
+      <w:r>
+        <w:rPr>
+          <w:rFonts w:ascii="Aptos" w:eastAsia="Times New Roman" w:hAnsi="Aptos" w:cs="Times New Roman"/>
+          <w:kern w:val="0"/>
+          <w:lang w:eastAsia="ko-KR"/>
+          <w14:ligatures w14:val="none"/>
+        </w:rPr>
+        <w:t>landSfx</w:t>
+      </w:r>
+      <w:proofErr w:type="spellEnd"/>
+      <w:r>
+        <w:rPr>
+          <w:rFonts w:ascii="Aptos" w:eastAsia="Times New Roman" w:hAnsi="Aptos" w:cs="Times New Roman"/>
+          <w:kern w:val="0"/>
+          <w:lang w:eastAsia="ko-KR"/>
+          <w14:ligatures w14:val="none"/>
+        </w:rPr>
+        <w:t>; // sound that plays when fox lands</w:t>
+      </w:r>
+    </w:p>
+    <w:p>
+      <w:pPr>
+        <w:pStyle w:val="Heading2"/>
+        <w:rPr>
+          <w:rFonts w:ascii="Aptos" w:hAnsi="Aptos"/>
+        </w:rPr>
+      </w:pPr>
+    </w:p>
+    <w:p>
+      <w:pPr>
+        <w:pStyle w:val="Heading2"/>
         <w:numPr>
           <w:ilvl w:val="0"/>
-          <w:numId w:val="14"/>
+          <w:numId w:val="17"/>
         </w:numPr>
-      </w:pPr>
-      <w:r>
-        <w:t xml:space="preserve">Iteration or feedback loops: Show where ideas were tested, revised, or reworked (e.g., after playtesting or feedback from </w:t>
-      </w:r>
-      <w:r>
-        <w:t xml:space="preserve">instructors). </w:t>
+        <w:rPr>
+          <w:rStyle w:val="HTMLCode"/>
+          <w:rFonts w:ascii="Aptos" w:eastAsiaTheme="majorEastAsia" w:hAnsi="Aptos"/>
+        </w:rPr>
+      </w:pPr>
+      <w:r>
+        <w:rPr>
+          <w:rFonts w:ascii="Aptos" w:hAnsi="Aptos"/>
+        </w:rPr>
+        <w:t xml:space="preserve">Load the sound in </w:t>
+      </w:r>
+      <w:proofErr w:type="gramStart"/>
+      <w:r>
+        <w:rPr>
+          <w:rStyle w:val="HTMLCode"/>
+          <w:rFonts w:ascii="Aptos" w:eastAsiaTheme="majorEastAsia" w:hAnsi="Aptos"/>
+        </w:rPr>
+        <w:t>preload(</w:t>
+      </w:r>
+      <w:proofErr w:type="gramEnd"/>
+      <w:r>
+        <w:rPr>
+          <w:rStyle w:val="HTMLCode"/>
+          <w:rFonts w:ascii="Aptos" w:eastAsiaTheme="majorEastAsia" w:hAnsi="Aptos"/>
+        </w:rPr>
+        <w:t>)</w:t>
       </w:r>
     </w:p>
     <w:p>
       <w:pPr>
+        <w:spacing w:after="0" w:line="240" w:lineRule="auto"/>
         <w:ind w:left="360"/>
-      </w:pPr>
+        <w:rPr>
+          <w:rFonts w:ascii="Aptos" w:eastAsia="Times New Roman" w:hAnsi="Aptos" w:cs="Times New Roman"/>
+          <w:kern w:val="0"/>
+          <w:lang w:eastAsia="ko-KR"/>
+          <w14:ligatures w14:val="none"/>
+        </w:rPr>
+      </w:pPr>
+      <w:r>
+        <w:rPr>
+          <w:rFonts w:ascii="Aptos" w:eastAsia="Times New Roman" w:hAnsi="Aptos" w:cs="Times New Roman"/>
+          <w:kern w:val="0"/>
+          <w:lang w:eastAsia="ko-KR"/>
+          <w14:ligatures w14:val="none"/>
+        </w:rPr>
+        <w:t xml:space="preserve">function </w:t>
+      </w:r>
+      <w:proofErr w:type="gramStart"/>
+      <w:r>
+        <w:rPr>
+          <w:rFonts w:ascii="Aptos" w:eastAsia="Times New Roman" w:hAnsi="Aptos" w:cs="Times New Roman"/>
+          <w:kern w:val="0"/>
+          <w:lang w:eastAsia="ko-KR"/>
+          <w14:ligatures w14:val="none"/>
+        </w:rPr>
+        <w:t>preload(</w:t>
+      </w:r>
+      <w:proofErr w:type="gramEnd"/>
+      <w:r>
+        <w:rPr>
+          <w:rFonts w:ascii="Aptos" w:eastAsia="Times New Roman" w:hAnsi="Aptos" w:cs="Times New Roman"/>
+          <w:kern w:val="0"/>
+          <w:lang w:eastAsia="ko-KR"/>
+          <w14:ligatures w14:val="none"/>
+        </w:rPr>
+        <w:t>) {</w:t>
+      </w:r>
     </w:p>
     <w:p>
       <w:pPr>
+        <w:spacing w:after="0" w:line="240" w:lineRule="auto"/>
         <w:ind w:left="360"/>
-      </w:pPr>
-      <w:r>
-        <w:t xml:space="preserve">The purpose of this visualization is not to present an ideal or “correct” design process, but make your actual process visible including parallel work, false starts, and revisions. </w:t>
+        <w:rPr>
+          <w:rFonts w:ascii="Aptos" w:hAnsi="Aptos"/>
+        </w:rPr>
+      </w:pPr>
+      <w:proofErr w:type="spellStart"/>
+      <w:r>
+        <w:rPr>
+          <w:rStyle w:val="m"/>
+          <w:rFonts w:ascii="Aptos" w:hAnsi="Aptos"/>
+        </w:rPr>
+        <w:t>landSfx</w:t>
+      </w:r>
+      <w:proofErr w:type="spellEnd"/>
+      <w:r>
+        <w:rPr>
+          <w:rFonts w:ascii="Aptos" w:hAnsi="Aptos"/>
+        </w:rPr>
+        <w:t xml:space="preserve"> </w:t>
+      </w:r>
+      <w:r>
+        <w:rPr>
+          <w:rStyle w:val="g"/>
+          <w:rFonts w:ascii="Aptos" w:hAnsi="Aptos"/>
+        </w:rPr>
+        <w:t>=</w:t>
+      </w:r>
+      <w:r>
+        <w:rPr>
+          <w:rFonts w:ascii="Aptos" w:hAnsi="Aptos"/>
+        </w:rPr>
+        <w:t xml:space="preserve"> </w:t>
+      </w:r>
+      <w:proofErr w:type="spellStart"/>
+      <w:r>
+        <w:rPr>
+          <w:rStyle w:val="m"/>
+          <w:rFonts w:ascii="Aptos" w:hAnsi="Aptos"/>
+        </w:rPr>
+        <w:t>loadSound</w:t>
+      </w:r>
+      <w:proofErr w:type="spellEnd"/>
+      <w:r>
+        <w:rPr>
+          <w:rFonts w:ascii="Aptos" w:hAnsi="Aptos"/>
+        </w:rPr>
+        <w:t>(</w:t>
+      </w:r>
+      <w:r>
+        <w:rPr>
+          <w:rStyle w:val="k"/>
+          <w:rFonts w:ascii="Aptos" w:hAnsi="Aptos"/>
+        </w:rPr>
+        <w:t>"assets/land.wav"</w:t>
+      </w:r>
+      <w:r>
+        <w:rPr>
+          <w:rFonts w:ascii="Aptos" w:hAnsi="Aptos"/>
+        </w:rPr>
+        <w:t>);</w:t>
+      </w:r>
+      <w:r>
+        <w:rPr>
+          <w:rFonts w:ascii="Aptos" w:hAnsi="Aptos"/>
+        </w:rPr>
+        <w:br/>
+        <w:t>}</w:t>
       </w:r>
     </w:p>
     <w:p>
       <w:pPr>
-        <w:pStyle w:val="Heading3"/>
-      </w:pPr>
-      <w:r>
-        <w:t>Reference examples (for inspiration only)</w:t>
+        <w:pStyle w:val="NormalWeb"/>
+        <w:rPr>
+          <w:rFonts w:ascii="Aptos" w:hAnsi="Aptos"/>
+        </w:rPr>
+      </w:pPr>
+      <w:r>
+        <w:rPr>
+          <w:rFonts w:ascii="Aptos" w:hAnsi="Aptos"/>
+        </w:rPr>
+        <w:t>Use your own file name if needed, like:</w:t>
       </w:r>
     </w:p>
     <w:p>
-      <w:r>
-        <w:t>You may find</w:t>
-      </w:r>
-      <w:r>
-        <w:t xml:space="preserve"> it</w:t>
-      </w:r>
-      <w:r>
-        <w:t xml:space="preserve"> helpful to look at well-known design process visualizations you’ve likely seen before, such as:</w:t>
+      <w:pPr>
+        <w:pStyle w:val="NormalWeb"/>
+        <w:numPr>
+          <w:ilvl w:val="0"/>
+          <w:numId w:val="19"/>
+        </w:numPr>
+        <w:rPr>
+          <w:rFonts w:ascii="Aptos" w:hAnsi="Aptos"/>
+        </w:rPr>
+      </w:pPr>
+      <w:r>
+        <w:rPr>
+          <w:rStyle w:val="HTMLCode"/>
+          <w:rFonts w:ascii="Aptos" w:hAnsi="Aptos"/>
+        </w:rPr>
+        <w:t>assets/land.mp3</w:t>
       </w:r>
     </w:p>
     <w:p>
       <w:pPr>
-        <w:pStyle w:val="ListParagraph"/>
+        <w:pStyle w:val="NormalWeb"/>
         <w:numPr>
           <w:ilvl w:val="0"/>
-          <w:numId w:val="3"/>
+          <w:numId w:val="19"/>
         </w:numPr>
-      </w:pPr>
-      <w:r>
-        <w:t xml:space="preserve">Nielsen Norman Group – Design Thinking Overview: </w:t>
-      </w:r>
-      <w:hyperlink r:id="rId5" w:history="1">
-        <w:r>
-          <w:rPr>
-            <w:rStyle w:val="Hyperlink"/>
-          </w:rPr>
-          <w:t>https://media.nngroup.com/media/articles/attachments/Design-thinking-101-NNG.pdf</w:t>
-        </w:r>
-      </w:hyperlink>
-      <w:r>
-        <w:t xml:space="preserve"> </w:t>
+        <w:rPr>
+          <w:rFonts w:ascii="Aptos" w:hAnsi="Aptos"/>
+        </w:rPr>
+      </w:pPr>
+      <w:r>
+        <w:rPr>
+          <w:rStyle w:val="HTMLCode"/>
+          <w:rFonts w:ascii="Aptos" w:hAnsi="Aptos"/>
+        </w:rPr>
+        <w:t>assets/jumpLand.wav</w:t>
       </w:r>
     </w:p>
     <w:p>
       <w:pPr>
-        <w:pStyle w:val="ListParagraph"/>
+        <w:pStyle w:val="NormalWeb"/>
+        <w:rPr>
+          <w:rFonts w:ascii="Aptos" w:hAnsi="Aptos"/>
+        </w:rPr>
+      </w:pPr>
+      <w:r>
+        <w:rPr>
+          <w:rFonts w:ascii="Aptos" w:hAnsi="Aptos"/>
+        </w:rPr>
+        <w:lastRenderedPageBreak/>
+        <w:t xml:space="preserve">Also make sure the </w:t>
+      </w:r>
+      <w:r>
+        <w:rPr>
+          <w:rStyle w:val="Strong"/>
+          <w:rFonts w:ascii="Aptos" w:hAnsi="Aptos"/>
+        </w:rPr>
+        <w:t>p</w:t>
+      </w:r>
+      <w:proofErr w:type="gramStart"/>
+      <w:r>
+        <w:rPr>
+          <w:rStyle w:val="Strong"/>
+          <w:rFonts w:ascii="Aptos" w:hAnsi="Aptos"/>
+        </w:rPr>
+        <w:t>5.sound</w:t>
+      </w:r>
+      <w:proofErr w:type="gramEnd"/>
+      <w:r>
+        <w:rPr>
+          <w:rStyle w:val="Strong"/>
+          <w:rFonts w:ascii="Aptos" w:hAnsi="Aptos"/>
+        </w:rPr>
+        <w:t xml:space="preserve"> library</w:t>
+      </w:r>
+      <w:r>
+        <w:rPr>
+          <w:rFonts w:ascii="Aptos" w:hAnsi="Aptos"/>
+        </w:rPr>
+        <w:t xml:space="preserve"> is included in your project, or </w:t>
+      </w:r>
+      <w:proofErr w:type="spellStart"/>
+      <w:proofErr w:type="gramStart"/>
+      <w:r>
+        <w:rPr>
+          <w:rStyle w:val="HTMLCode"/>
+          <w:rFonts w:ascii="Aptos" w:hAnsi="Aptos"/>
+        </w:rPr>
+        <w:t>loadSound</w:t>
+      </w:r>
+      <w:proofErr w:type="spellEnd"/>
+      <w:r>
+        <w:rPr>
+          <w:rStyle w:val="HTMLCode"/>
+          <w:rFonts w:ascii="Aptos" w:hAnsi="Aptos"/>
+        </w:rPr>
+        <w:t>(</w:t>
+      </w:r>
+      <w:proofErr w:type="gramEnd"/>
+      <w:r>
+        <w:rPr>
+          <w:rStyle w:val="HTMLCode"/>
+          <w:rFonts w:ascii="Aptos" w:hAnsi="Aptos"/>
+        </w:rPr>
+        <w:t>)</w:t>
+      </w:r>
+      <w:r>
+        <w:rPr>
+          <w:rFonts w:ascii="Aptos" w:hAnsi="Aptos"/>
+        </w:rPr>
+        <w:t xml:space="preserve"> will not work.</w:t>
+      </w:r>
+    </w:p>
+    <w:p>
+      <w:pPr>
+        <w:pStyle w:val="Heading2"/>
         <w:numPr>
           <w:ilvl w:val="0"/>
-          <w:numId w:val="3"/>
+          <w:numId w:val="17"/>
         </w:numPr>
-      </w:pPr>
-      <w:r>
-        <w:t xml:space="preserve">Design Council – Double Diamond: </w:t>
-      </w:r>
-      <w:hyperlink r:id="rId6" w:history="1">
-        <w:r>
-          <w:rPr>
-            <w:rStyle w:val="Hyperlink"/>
-          </w:rPr>
-          <w:t>https://www.designcouncil.org.uk/our-resources/the-double-diamond/</w:t>
-        </w:r>
-      </w:hyperlink>
-      <w:r>
-        <w:t xml:space="preserve"> </w:t>
+        <w:rPr>
+          <w:rFonts w:ascii="Aptos" w:hAnsi="Aptos"/>
+        </w:rPr>
+      </w:pPr>
+      <w:r>
+        <w:rPr>
+          <w:rFonts w:ascii="Aptos" w:hAnsi="Aptos"/>
+        </w:rPr>
+        <w:t xml:space="preserve"> Add the dust helper functions</w:t>
       </w:r>
     </w:p>
     <w:p>
-      <w:r>
-        <w:t xml:space="preserve">These examples are provided as references, not templates to follow. Your visualization does not need to match these models and will not be assessed based on adherence to any specific framework. </w:t>
-      </w:r>
-    </w:p>
-    <w:p/>
-    <w:p>
-      <w:pPr>
-        <w:pStyle w:val="Heading2"/>
-      </w:pPr>
-      <w:r>
-        <w:t>Project/Assignment Decisions</w:t>
-      </w:r>
-      <w:r>
-        <w:t xml:space="preserve"> </w:t>
+      <w:pPr>
+        <w:pStyle w:val="NormalWeb"/>
+        <w:rPr>
+          <w:rFonts w:ascii="Aptos" w:hAnsi="Aptos"/>
+        </w:rPr>
+      </w:pPr>
+      <w:r>
+        <w:rPr>
+          <w:rFonts w:ascii="Aptos" w:hAnsi="Aptos"/>
+        </w:rPr>
+        <w:t xml:space="preserve">Put these </w:t>
+      </w:r>
+      <w:r>
+        <w:rPr>
+          <w:rStyle w:val="Strong"/>
+          <w:rFonts w:ascii="Aptos" w:hAnsi="Aptos"/>
+        </w:rPr>
+        <w:t xml:space="preserve">below </w:t>
+      </w:r>
+      <w:proofErr w:type="gramStart"/>
+      <w:r>
+        <w:rPr>
+          <w:rStyle w:val="HTMLCode"/>
+          <w:rFonts w:ascii="Aptos" w:hAnsi="Aptos"/>
+          <w:b/>
+          <w:bCs/>
+        </w:rPr>
+        <w:t>setup(</w:t>
+      </w:r>
+      <w:proofErr w:type="gramEnd"/>
+      <w:r>
+        <w:rPr>
+          <w:rStyle w:val="HTMLCode"/>
+          <w:rFonts w:ascii="Aptos" w:hAnsi="Aptos"/>
+          <w:b/>
+          <w:bCs/>
+        </w:rPr>
+        <w:t>)</w:t>
+      </w:r>
+      <w:r>
+        <w:rPr>
+          <w:rFonts w:ascii="Aptos" w:hAnsi="Aptos"/>
+        </w:rPr>
+        <w:t xml:space="preserve"> and </w:t>
+      </w:r>
+      <w:r>
+        <w:rPr>
+          <w:rStyle w:val="Strong"/>
+          <w:rFonts w:ascii="Aptos" w:hAnsi="Aptos"/>
+        </w:rPr>
+        <w:t xml:space="preserve">above </w:t>
+      </w:r>
+      <w:proofErr w:type="gramStart"/>
+      <w:r>
+        <w:rPr>
+          <w:rStyle w:val="HTMLCode"/>
+          <w:rFonts w:ascii="Aptos" w:hAnsi="Aptos"/>
+          <w:b/>
+          <w:bCs/>
+        </w:rPr>
+        <w:t>draw()</w:t>
+      </w:r>
+      <w:r>
+        <w:rPr>
+          <w:rFonts w:ascii="Aptos" w:hAnsi="Aptos"/>
+        </w:rPr>
+        <w:t>, or</w:t>
+      </w:r>
+      <w:proofErr w:type="gramEnd"/>
+      <w:r>
+        <w:rPr>
+          <w:rFonts w:ascii="Aptos" w:hAnsi="Aptos"/>
+        </w:rPr>
+        <w:t xml:space="preserve"> below </w:t>
+      </w:r>
+      <w:proofErr w:type="gramStart"/>
+      <w:r>
+        <w:rPr>
+          <w:rStyle w:val="HTMLCode"/>
+          <w:rFonts w:ascii="Aptos" w:hAnsi="Aptos"/>
+        </w:rPr>
+        <w:t>draw(</w:t>
+      </w:r>
+      <w:proofErr w:type="gramEnd"/>
+      <w:r>
+        <w:rPr>
+          <w:rStyle w:val="HTMLCode"/>
+          <w:rFonts w:ascii="Aptos" w:hAnsi="Aptos"/>
+        </w:rPr>
+        <w:t>)</w:t>
+      </w:r>
+      <w:r>
+        <w:rPr>
+          <w:rFonts w:ascii="Aptos" w:hAnsi="Aptos"/>
+        </w:rPr>
+        <w:t xml:space="preserve"> if you prefer.</w:t>
       </w:r>
     </w:p>
     <w:p>
-      <w:r>
-        <w:t xml:space="preserve">Use this section to document key decisions that </w:t>
-      </w:r>
-      <w:r>
-        <w:t>shape</w:t>
-      </w:r>
-      <w:r>
-        <w:t xml:space="preserve"> the direction, scope, or outcome of the assignment. The purpose is to make your judgement and reasoning visible, not to record every action taken.</w:t>
+      <w:pPr>
+        <w:spacing w:after="0" w:line="240" w:lineRule="auto"/>
+        <w:ind w:left="360"/>
+        <w:rPr>
+          <w:rFonts w:ascii="Aptos" w:hAnsi="Aptos"/>
+        </w:rPr>
+      </w:pPr>
+      <w:r>
+        <w:rPr>
+          <w:rStyle w:val="g"/>
+          <w:rFonts w:ascii="Aptos" w:hAnsi="Aptos"/>
+        </w:rPr>
+        <w:t>function</w:t>
+      </w:r>
+      <w:r>
+        <w:rPr>
+          <w:rFonts w:ascii="Aptos" w:hAnsi="Aptos"/>
+        </w:rPr>
+        <w:t xml:space="preserve"> </w:t>
+      </w:r>
+      <w:proofErr w:type="spellStart"/>
+      <w:r>
+        <w:rPr>
+          <w:rStyle w:val="m"/>
+          <w:rFonts w:ascii="Aptos" w:hAnsi="Aptos"/>
+        </w:rPr>
+        <w:t>spawnLandingDust</w:t>
+      </w:r>
+      <w:proofErr w:type="spellEnd"/>
+      <w:r>
+        <w:rPr>
+          <w:rFonts w:ascii="Aptos" w:hAnsi="Aptos"/>
+        </w:rPr>
+        <w:t>(</w:t>
+      </w:r>
+      <w:r>
+        <w:rPr>
+          <w:rStyle w:val="m"/>
+          <w:rFonts w:ascii="Aptos" w:hAnsi="Aptos"/>
+        </w:rPr>
+        <w:t>x</w:t>
+      </w:r>
+      <w:r>
+        <w:rPr>
+          <w:rFonts w:ascii="Aptos" w:hAnsi="Aptos"/>
+        </w:rPr>
+        <w:t xml:space="preserve">, </w:t>
+      </w:r>
+      <w:r>
+        <w:rPr>
+          <w:rStyle w:val="m"/>
+          <w:rFonts w:ascii="Aptos" w:hAnsi="Aptos"/>
+        </w:rPr>
+        <w:t>y</w:t>
+      </w:r>
+      <w:r>
+        <w:rPr>
+          <w:rFonts w:ascii="Aptos" w:hAnsi="Aptos"/>
+        </w:rPr>
+        <w:t>) {</w:t>
+      </w:r>
+      <w:r>
+        <w:rPr>
+          <w:rFonts w:ascii="Aptos" w:hAnsi="Aptos"/>
+        </w:rPr>
+        <w:br/>
+      </w:r>
+      <w:r>
+        <w:rPr>
+          <w:rStyle w:val="g"/>
+          <w:rFonts w:ascii="Aptos" w:hAnsi="Aptos"/>
+        </w:rPr>
+        <w:t>for</w:t>
+      </w:r>
+      <w:r>
+        <w:rPr>
+          <w:rFonts w:ascii="Aptos" w:hAnsi="Aptos"/>
+        </w:rPr>
+        <w:t xml:space="preserve"> (</w:t>
+      </w:r>
+      <w:r>
+        <w:rPr>
+          <w:rStyle w:val="g"/>
+          <w:rFonts w:ascii="Aptos" w:hAnsi="Aptos"/>
+        </w:rPr>
+        <w:t>let</w:t>
+      </w:r>
+      <w:r>
+        <w:rPr>
+          <w:rFonts w:ascii="Aptos" w:hAnsi="Aptos"/>
+        </w:rPr>
+        <w:t xml:space="preserve"> </w:t>
+      </w:r>
+      <w:proofErr w:type="spellStart"/>
+      <w:r>
+        <w:rPr>
+          <w:rStyle w:val="m"/>
+          <w:rFonts w:ascii="Aptos" w:hAnsi="Aptos"/>
+        </w:rPr>
+        <w:t>i</w:t>
+      </w:r>
+      <w:proofErr w:type="spellEnd"/>
+      <w:r>
+        <w:rPr>
+          <w:rFonts w:ascii="Aptos" w:hAnsi="Aptos"/>
+        </w:rPr>
+        <w:t xml:space="preserve"> </w:t>
+      </w:r>
+      <w:r>
+        <w:rPr>
+          <w:rStyle w:val="g"/>
+          <w:rFonts w:ascii="Aptos" w:hAnsi="Aptos"/>
+        </w:rPr>
+        <w:t>=</w:t>
+      </w:r>
+      <w:r>
+        <w:rPr>
+          <w:rFonts w:ascii="Aptos" w:hAnsi="Aptos"/>
+        </w:rPr>
+        <w:t xml:space="preserve"> </w:t>
+      </w:r>
+      <w:r>
+        <w:rPr>
+          <w:rStyle w:val="j"/>
+          <w:rFonts w:ascii="Aptos" w:hAnsi="Aptos"/>
+        </w:rPr>
+        <w:t>0</w:t>
+      </w:r>
+      <w:r>
+        <w:rPr>
+          <w:rFonts w:ascii="Aptos" w:hAnsi="Aptos"/>
+        </w:rPr>
+        <w:t xml:space="preserve">; </w:t>
+      </w:r>
+      <w:proofErr w:type="spellStart"/>
+      <w:r>
+        <w:rPr>
+          <w:rStyle w:val="m"/>
+          <w:rFonts w:ascii="Aptos" w:hAnsi="Aptos"/>
+        </w:rPr>
+        <w:t>i</w:t>
+      </w:r>
+      <w:proofErr w:type="spellEnd"/>
+      <w:r>
+        <w:rPr>
+          <w:rFonts w:ascii="Aptos" w:hAnsi="Aptos"/>
+        </w:rPr>
+        <w:t xml:space="preserve"> </w:t>
+      </w:r>
+      <w:r>
+        <w:rPr>
+          <w:rStyle w:val="g"/>
+          <w:rFonts w:ascii="Aptos" w:hAnsi="Aptos"/>
+        </w:rPr>
+        <w:t>&lt;</w:t>
+      </w:r>
+      <w:r>
+        <w:rPr>
+          <w:rFonts w:ascii="Aptos" w:hAnsi="Aptos"/>
+        </w:rPr>
+        <w:t xml:space="preserve"> </w:t>
+      </w:r>
+      <w:r>
+        <w:rPr>
+          <w:rStyle w:val="j"/>
+          <w:rFonts w:ascii="Aptos" w:hAnsi="Aptos"/>
+        </w:rPr>
+        <w:t>6</w:t>
+      </w:r>
+      <w:r>
+        <w:rPr>
+          <w:rFonts w:ascii="Aptos" w:hAnsi="Aptos"/>
+        </w:rPr>
+        <w:t xml:space="preserve">; </w:t>
+      </w:r>
+      <w:proofErr w:type="spellStart"/>
+      <w:r>
+        <w:rPr>
+          <w:rStyle w:val="m"/>
+          <w:rFonts w:ascii="Aptos" w:hAnsi="Aptos"/>
+        </w:rPr>
+        <w:t>i</w:t>
+      </w:r>
+      <w:proofErr w:type="spellEnd"/>
+      <w:r>
+        <w:rPr>
+          <w:rStyle w:val="g"/>
+          <w:rFonts w:ascii="Aptos" w:hAnsi="Aptos"/>
+        </w:rPr>
+        <w:t>++</w:t>
+      </w:r>
+      <w:r>
+        <w:rPr>
+          <w:rFonts w:ascii="Aptos" w:hAnsi="Aptos"/>
+        </w:rPr>
+        <w:t>) {</w:t>
+      </w:r>
+      <w:r>
+        <w:rPr>
+          <w:rFonts w:ascii="Aptos" w:hAnsi="Aptos"/>
+        </w:rPr>
+        <w:br/>
+      </w:r>
+      <w:proofErr w:type="spellStart"/>
+      <w:r>
+        <w:rPr>
+          <w:rStyle w:val="m"/>
+          <w:rFonts w:ascii="Aptos" w:hAnsi="Aptos"/>
+        </w:rPr>
+        <w:t>dusts</w:t>
+      </w:r>
+      <w:r>
+        <w:rPr>
+          <w:rStyle w:val="g"/>
+          <w:rFonts w:ascii="Aptos" w:hAnsi="Aptos"/>
+        </w:rPr>
+        <w:t>.</w:t>
+      </w:r>
+      <w:r>
+        <w:rPr>
+          <w:rFonts w:ascii="Aptos" w:hAnsi="Aptos"/>
+        </w:rPr>
+        <w:t>push</w:t>
+      </w:r>
+      <w:proofErr w:type="spellEnd"/>
+      <w:r>
+        <w:rPr>
+          <w:rFonts w:ascii="Aptos" w:hAnsi="Aptos"/>
+        </w:rPr>
+        <w:t>({</w:t>
+      </w:r>
+      <w:r>
+        <w:rPr>
+          <w:rFonts w:ascii="Aptos" w:hAnsi="Aptos"/>
+        </w:rPr>
+        <w:br/>
+        <w:t xml:space="preserve">x: </w:t>
+      </w:r>
+      <w:r>
+        <w:rPr>
+          <w:rStyle w:val="m"/>
+          <w:rFonts w:ascii="Aptos" w:hAnsi="Aptos"/>
+        </w:rPr>
+        <w:t>x</w:t>
+      </w:r>
+      <w:r>
+        <w:rPr>
+          <w:rFonts w:ascii="Aptos" w:hAnsi="Aptos"/>
+        </w:rPr>
+        <w:t xml:space="preserve"> </w:t>
+      </w:r>
+      <w:r>
+        <w:rPr>
+          <w:rStyle w:val="g"/>
+          <w:rFonts w:ascii="Aptos" w:hAnsi="Aptos"/>
+        </w:rPr>
+        <w:t>+</w:t>
+      </w:r>
+      <w:r>
+        <w:rPr>
+          <w:rFonts w:ascii="Aptos" w:hAnsi="Aptos"/>
+        </w:rPr>
+        <w:t xml:space="preserve"> </w:t>
+      </w:r>
+      <w:r>
+        <w:rPr>
+          <w:rStyle w:val="m"/>
+          <w:rFonts w:ascii="Aptos" w:hAnsi="Aptos"/>
+        </w:rPr>
+        <w:t>random</w:t>
+      </w:r>
+      <w:r>
+        <w:rPr>
+          <w:rFonts w:ascii="Aptos" w:hAnsi="Aptos"/>
+        </w:rPr>
+        <w:t>(</w:t>
+      </w:r>
+      <w:r>
+        <w:rPr>
+          <w:rStyle w:val="g"/>
+          <w:rFonts w:ascii="Aptos" w:hAnsi="Aptos"/>
+        </w:rPr>
+        <w:t>-</w:t>
+      </w:r>
+      <w:r>
+        <w:rPr>
+          <w:rStyle w:val="j"/>
+          <w:rFonts w:ascii="Aptos" w:hAnsi="Aptos"/>
+        </w:rPr>
+        <w:t>6</w:t>
+      </w:r>
+      <w:r>
+        <w:rPr>
+          <w:rFonts w:ascii="Aptos" w:hAnsi="Aptos"/>
+        </w:rPr>
+        <w:t xml:space="preserve">, </w:t>
+      </w:r>
+      <w:r>
+        <w:rPr>
+          <w:rStyle w:val="j"/>
+          <w:rFonts w:ascii="Aptos" w:hAnsi="Aptos"/>
+        </w:rPr>
+        <w:t>6</w:t>
+      </w:r>
+      <w:r>
+        <w:rPr>
+          <w:rFonts w:ascii="Aptos" w:hAnsi="Aptos"/>
+        </w:rPr>
+        <w:t>),</w:t>
+      </w:r>
+      <w:r>
+        <w:rPr>
+          <w:rFonts w:ascii="Aptos" w:hAnsi="Aptos"/>
+        </w:rPr>
+        <w:br/>
+        <w:t xml:space="preserve">y: </w:t>
+      </w:r>
+      <w:r>
+        <w:rPr>
+          <w:rStyle w:val="m"/>
+          <w:rFonts w:ascii="Aptos" w:hAnsi="Aptos"/>
+        </w:rPr>
+        <w:t>y</w:t>
+      </w:r>
+      <w:r>
+        <w:rPr>
+          <w:rFonts w:ascii="Aptos" w:hAnsi="Aptos"/>
+        </w:rPr>
+        <w:t>,</w:t>
+      </w:r>
+      <w:r>
+        <w:rPr>
+          <w:rFonts w:ascii="Aptos" w:hAnsi="Aptos"/>
+        </w:rPr>
+        <w:br/>
+      </w:r>
+      <w:proofErr w:type="spellStart"/>
+      <w:r>
+        <w:rPr>
+          <w:rFonts w:ascii="Aptos" w:hAnsi="Aptos"/>
+        </w:rPr>
+        <w:t>vx</w:t>
+      </w:r>
+      <w:proofErr w:type="spellEnd"/>
+      <w:r>
+        <w:rPr>
+          <w:rFonts w:ascii="Aptos" w:hAnsi="Aptos"/>
+        </w:rPr>
+        <w:t xml:space="preserve">: </w:t>
+      </w:r>
+      <w:r>
+        <w:rPr>
+          <w:rStyle w:val="m"/>
+          <w:rFonts w:ascii="Aptos" w:hAnsi="Aptos"/>
+        </w:rPr>
+        <w:t>random</w:t>
+      </w:r>
+      <w:r>
+        <w:rPr>
+          <w:rFonts w:ascii="Aptos" w:hAnsi="Aptos"/>
+        </w:rPr>
+        <w:t>(</w:t>
+      </w:r>
+      <w:r>
+        <w:rPr>
+          <w:rStyle w:val="g"/>
+          <w:rFonts w:ascii="Aptos" w:hAnsi="Aptos"/>
+        </w:rPr>
+        <w:t>-</w:t>
+      </w:r>
+      <w:r>
+        <w:rPr>
+          <w:rStyle w:val="j"/>
+          <w:rFonts w:ascii="Aptos" w:hAnsi="Aptos"/>
+        </w:rPr>
+        <w:t>1.2</w:t>
+      </w:r>
+      <w:r>
+        <w:rPr>
+          <w:rFonts w:ascii="Aptos" w:hAnsi="Aptos"/>
+        </w:rPr>
+        <w:t xml:space="preserve">, </w:t>
+      </w:r>
+      <w:r>
+        <w:rPr>
+          <w:rStyle w:val="j"/>
+          <w:rFonts w:ascii="Aptos" w:hAnsi="Aptos"/>
+        </w:rPr>
+        <w:t>1.2</w:t>
+      </w:r>
+      <w:r>
+        <w:rPr>
+          <w:rFonts w:ascii="Aptos" w:hAnsi="Aptos"/>
+        </w:rPr>
+        <w:t>),</w:t>
+      </w:r>
+      <w:r>
+        <w:rPr>
+          <w:rFonts w:ascii="Aptos" w:hAnsi="Aptos"/>
+        </w:rPr>
+        <w:br/>
+      </w:r>
+      <w:proofErr w:type="spellStart"/>
+      <w:r>
+        <w:rPr>
+          <w:rFonts w:ascii="Aptos" w:hAnsi="Aptos"/>
+        </w:rPr>
+        <w:t>vy</w:t>
+      </w:r>
+      <w:proofErr w:type="spellEnd"/>
+      <w:r>
+        <w:rPr>
+          <w:rFonts w:ascii="Aptos" w:hAnsi="Aptos"/>
+        </w:rPr>
+        <w:t xml:space="preserve">: </w:t>
+      </w:r>
+      <w:r>
+        <w:rPr>
+          <w:rStyle w:val="m"/>
+          <w:rFonts w:ascii="Aptos" w:hAnsi="Aptos"/>
+        </w:rPr>
+        <w:t>random</w:t>
+      </w:r>
+      <w:r>
+        <w:rPr>
+          <w:rFonts w:ascii="Aptos" w:hAnsi="Aptos"/>
+        </w:rPr>
+        <w:t>(</w:t>
+      </w:r>
+      <w:r>
+        <w:rPr>
+          <w:rStyle w:val="g"/>
+          <w:rFonts w:ascii="Aptos" w:hAnsi="Aptos"/>
+        </w:rPr>
+        <w:t>-</w:t>
+      </w:r>
+      <w:r>
+        <w:rPr>
+          <w:rStyle w:val="j"/>
+          <w:rFonts w:ascii="Aptos" w:hAnsi="Aptos"/>
+        </w:rPr>
+        <w:t>1.5</w:t>
+      </w:r>
+      <w:r>
+        <w:rPr>
+          <w:rFonts w:ascii="Aptos" w:hAnsi="Aptos"/>
+        </w:rPr>
+        <w:t xml:space="preserve">, </w:t>
+      </w:r>
+      <w:r>
+        <w:rPr>
+          <w:rStyle w:val="g"/>
+          <w:rFonts w:ascii="Aptos" w:hAnsi="Aptos"/>
+        </w:rPr>
+        <w:t>-</w:t>
+      </w:r>
+      <w:r>
+        <w:rPr>
+          <w:rStyle w:val="j"/>
+          <w:rFonts w:ascii="Aptos" w:hAnsi="Aptos"/>
+        </w:rPr>
+        <w:t>0.2</w:t>
+      </w:r>
+      <w:r>
+        <w:rPr>
+          <w:rFonts w:ascii="Aptos" w:hAnsi="Aptos"/>
+        </w:rPr>
+        <w:t>),</w:t>
+      </w:r>
+      <w:r>
+        <w:rPr>
+          <w:rFonts w:ascii="Aptos" w:hAnsi="Aptos"/>
+        </w:rPr>
+        <w:br/>
+        <w:t xml:space="preserve">size: </w:t>
+      </w:r>
+      <w:r>
+        <w:rPr>
+          <w:rStyle w:val="m"/>
+          <w:rFonts w:ascii="Aptos" w:hAnsi="Aptos"/>
+        </w:rPr>
+        <w:t>random</w:t>
+      </w:r>
+      <w:r>
+        <w:rPr>
+          <w:rFonts w:ascii="Aptos" w:hAnsi="Aptos"/>
+        </w:rPr>
+        <w:t>(</w:t>
+      </w:r>
+      <w:r>
+        <w:rPr>
+          <w:rStyle w:val="j"/>
+          <w:rFonts w:ascii="Aptos" w:hAnsi="Aptos"/>
+        </w:rPr>
+        <w:t>3</w:t>
+      </w:r>
+      <w:r>
+        <w:rPr>
+          <w:rFonts w:ascii="Aptos" w:hAnsi="Aptos"/>
+        </w:rPr>
+        <w:t xml:space="preserve">, </w:t>
+      </w:r>
+      <w:r>
+        <w:rPr>
+          <w:rStyle w:val="j"/>
+          <w:rFonts w:ascii="Aptos" w:hAnsi="Aptos"/>
+        </w:rPr>
+        <w:t>6</w:t>
+      </w:r>
+      <w:r>
+        <w:rPr>
+          <w:rFonts w:ascii="Aptos" w:hAnsi="Aptos"/>
+        </w:rPr>
+        <w:t>),</w:t>
+      </w:r>
+      <w:r>
+        <w:rPr>
+          <w:rFonts w:ascii="Aptos" w:hAnsi="Aptos"/>
+        </w:rPr>
+        <w:br/>
+        <w:t xml:space="preserve">life: </w:t>
+      </w:r>
+      <w:r>
+        <w:rPr>
+          <w:rStyle w:val="j"/>
+          <w:rFonts w:ascii="Aptos" w:hAnsi="Aptos"/>
+        </w:rPr>
+        <w:t>20</w:t>
+      </w:r>
+      <w:r>
+        <w:rPr>
+          <w:rFonts w:ascii="Aptos" w:hAnsi="Aptos"/>
+        </w:rPr>
+        <w:br/>
+        <w:t>});</w:t>
+      </w:r>
+      <w:r>
+        <w:rPr>
+          <w:rFonts w:ascii="Aptos" w:hAnsi="Aptos"/>
+        </w:rPr>
+        <w:br/>
+        <w:t>}</w:t>
+      </w:r>
+      <w:r>
+        <w:rPr>
+          <w:rFonts w:ascii="Aptos" w:hAnsi="Aptos"/>
+        </w:rPr>
+        <w:br/>
+        <w:t>}</w:t>
+      </w:r>
+      <w:r>
+        <w:rPr>
+          <w:rFonts w:ascii="Aptos" w:hAnsi="Aptos"/>
+        </w:rPr>
+        <w:br/>
+      </w:r>
+      <w:r>
+        <w:rPr>
+          <w:rFonts w:ascii="Aptos" w:hAnsi="Aptos"/>
+        </w:rPr>
+        <w:br/>
+      </w:r>
+      <w:r>
+        <w:rPr>
+          <w:rStyle w:val="g"/>
+          <w:rFonts w:ascii="Aptos" w:hAnsi="Aptos"/>
+        </w:rPr>
+        <w:t>function</w:t>
+      </w:r>
+      <w:r>
+        <w:rPr>
+          <w:rFonts w:ascii="Aptos" w:hAnsi="Aptos"/>
+        </w:rPr>
+        <w:t xml:space="preserve"> </w:t>
+      </w:r>
+      <w:proofErr w:type="spellStart"/>
+      <w:r>
+        <w:rPr>
+          <w:rStyle w:val="m"/>
+          <w:rFonts w:ascii="Aptos" w:hAnsi="Aptos"/>
+        </w:rPr>
+        <w:t>updateAndDrawDust</w:t>
+      </w:r>
+      <w:proofErr w:type="spellEnd"/>
+      <w:r>
+        <w:rPr>
+          <w:rFonts w:ascii="Aptos" w:hAnsi="Aptos"/>
+        </w:rPr>
+        <w:t>() {</w:t>
+      </w:r>
+      <w:r>
+        <w:rPr>
+          <w:rFonts w:ascii="Aptos" w:hAnsi="Aptos"/>
+        </w:rPr>
+        <w:br/>
+      </w:r>
+      <w:proofErr w:type="spellStart"/>
+      <w:r>
+        <w:rPr>
+          <w:rStyle w:val="m"/>
+          <w:rFonts w:ascii="Aptos" w:hAnsi="Aptos"/>
+        </w:rPr>
+        <w:t>noStroke</w:t>
+      </w:r>
+      <w:proofErr w:type="spellEnd"/>
+      <w:r>
+        <w:rPr>
+          <w:rFonts w:ascii="Aptos" w:hAnsi="Aptos"/>
+        </w:rPr>
+        <w:t>();</w:t>
+      </w:r>
+      <w:r>
+        <w:rPr>
+          <w:rFonts w:ascii="Aptos" w:hAnsi="Aptos"/>
+        </w:rPr>
+        <w:br/>
+      </w:r>
+      <w:r>
+        <w:rPr>
+          <w:rFonts w:ascii="Aptos" w:hAnsi="Aptos"/>
+        </w:rPr>
+        <w:br/>
+      </w:r>
+      <w:r>
+        <w:rPr>
+          <w:rStyle w:val="g"/>
+          <w:rFonts w:ascii="Aptos" w:hAnsi="Aptos"/>
+        </w:rPr>
+        <w:t>for</w:t>
+      </w:r>
+      <w:r>
+        <w:rPr>
+          <w:rFonts w:ascii="Aptos" w:hAnsi="Aptos"/>
+        </w:rPr>
+        <w:t xml:space="preserve"> (</w:t>
+      </w:r>
+      <w:r>
+        <w:rPr>
+          <w:rStyle w:val="g"/>
+          <w:rFonts w:ascii="Aptos" w:hAnsi="Aptos"/>
+        </w:rPr>
+        <w:t>let</w:t>
+      </w:r>
+      <w:r>
+        <w:rPr>
+          <w:rFonts w:ascii="Aptos" w:hAnsi="Aptos"/>
+        </w:rPr>
+        <w:t xml:space="preserve"> </w:t>
+      </w:r>
+      <w:proofErr w:type="spellStart"/>
+      <w:r>
+        <w:rPr>
+          <w:rStyle w:val="m"/>
+          <w:rFonts w:ascii="Aptos" w:hAnsi="Aptos"/>
+        </w:rPr>
+        <w:t>i</w:t>
+      </w:r>
+      <w:proofErr w:type="spellEnd"/>
+      <w:r>
+        <w:rPr>
+          <w:rFonts w:ascii="Aptos" w:hAnsi="Aptos"/>
+        </w:rPr>
+        <w:t xml:space="preserve"> </w:t>
+      </w:r>
+      <w:r>
+        <w:rPr>
+          <w:rStyle w:val="g"/>
+          <w:rFonts w:ascii="Aptos" w:hAnsi="Aptos"/>
+        </w:rPr>
+        <w:t>=</w:t>
+      </w:r>
+      <w:r>
+        <w:rPr>
+          <w:rFonts w:ascii="Aptos" w:hAnsi="Aptos"/>
+        </w:rPr>
+        <w:t xml:space="preserve"> </w:t>
+      </w:r>
+      <w:proofErr w:type="spellStart"/>
+      <w:r>
+        <w:rPr>
+          <w:rStyle w:val="m"/>
+          <w:rFonts w:ascii="Aptos" w:hAnsi="Aptos"/>
+        </w:rPr>
+        <w:t>dusts</w:t>
+      </w:r>
+      <w:r>
+        <w:rPr>
+          <w:rStyle w:val="g"/>
+          <w:rFonts w:ascii="Aptos" w:hAnsi="Aptos"/>
+        </w:rPr>
+        <w:t>.</w:t>
+      </w:r>
+      <w:r>
+        <w:rPr>
+          <w:rFonts w:ascii="Aptos" w:hAnsi="Aptos"/>
+        </w:rPr>
+        <w:t>length</w:t>
+      </w:r>
+      <w:proofErr w:type="spellEnd"/>
+      <w:r>
+        <w:rPr>
+          <w:rFonts w:ascii="Aptos" w:hAnsi="Aptos"/>
+        </w:rPr>
+        <w:t xml:space="preserve"> </w:t>
+      </w:r>
+      <w:r>
+        <w:rPr>
+          <w:rStyle w:val="g"/>
+          <w:rFonts w:ascii="Aptos" w:hAnsi="Aptos"/>
+        </w:rPr>
+        <w:t>-</w:t>
+      </w:r>
+      <w:r>
+        <w:rPr>
+          <w:rFonts w:ascii="Aptos" w:hAnsi="Aptos"/>
+        </w:rPr>
+        <w:t xml:space="preserve"> </w:t>
+      </w:r>
+      <w:r>
+        <w:rPr>
+          <w:rStyle w:val="j"/>
+          <w:rFonts w:ascii="Aptos" w:hAnsi="Aptos"/>
+        </w:rPr>
+        <w:t>1</w:t>
+      </w:r>
+      <w:r>
+        <w:rPr>
+          <w:rFonts w:ascii="Aptos" w:hAnsi="Aptos"/>
+        </w:rPr>
+        <w:t xml:space="preserve">; </w:t>
+      </w:r>
+      <w:proofErr w:type="spellStart"/>
+      <w:r>
+        <w:rPr>
+          <w:rStyle w:val="m"/>
+          <w:rFonts w:ascii="Aptos" w:hAnsi="Aptos"/>
+        </w:rPr>
+        <w:t>i</w:t>
+      </w:r>
+      <w:proofErr w:type="spellEnd"/>
+      <w:r>
+        <w:rPr>
+          <w:rFonts w:ascii="Aptos" w:hAnsi="Aptos"/>
+        </w:rPr>
+        <w:t xml:space="preserve"> </w:t>
+      </w:r>
+      <w:r>
+        <w:rPr>
+          <w:rStyle w:val="g"/>
+          <w:rFonts w:ascii="Aptos" w:hAnsi="Aptos"/>
+        </w:rPr>
+        <w:t>&gt;=</w:t>
+      </w:r>
+      <w:r>
+        <w:rPr>
+          <w:rFonts w:ascii="Aptos" w:hAnsi="Aptos"/>
+        </w:rPr>
+        <w:t xml:space="preserve"> </w:t>
+      </w:r>
+      <w:r>
+        <w:rPr>
+          <w:rStyle w:val="j"/>
+          <w:rFonts w:ascii="Aptos" w:hAnsi="Aptos"/>
+        </w:rPr>
+        <w:t>0</w:t>
+      </w:r>
+      <w:r>
+        <w:rPr>
+          <w:rFonts w:ascii="Aptos" w:hAnsi="Aptos"/>
+        </w:rPr>
+        <w:t xml:space="preserve">; </w:t>
+      </w:r>
+      <w:proofErr w:type="spellStart"/>
+      <w:r>
+        <w:rPr>
+          <w:rStyle w:val="m"/>
+          <w:rFonts w:ascii="Aptos" w:hAnsi="Aptos"/>
+        </w:rPr>
+        <w:t>i</w:t>
+      </w:r>
+      <w:proofErr w:type="spellEnd"/>
+      <w:r>
+        <w:rPr>
+          <w:rStyle w:val="g"/>
+          <w:rFonts w:ascii="Aptos" w:hAnsi="Aptos"/>
+        </w:rPr>
+        <w:t>--</w:t>
+      </w:r>
+      <w:r>
+        <w:rPr>
+          <w:rFonts w:ascii="Aptos" w:hAnsi="Aptos"/>
+        </w:rPr>
+        <w:t>) {</w:t>
+      </w:r>
+      <w:r>
+        <w:rPr>
+          <w:rFonts w:ascii="Aptos" w:hAnsi="Aptos"/>
+        </w:rPr>
+        <w:br/>
+      </w:r>
+      <w:r>
+        <w:rPr>
+          <w:rStyle w:val="g"/>
+          <w:rFonts w:ascii="Aptos" w:hAnsi="Aptos"/>
+        </w:rPr>
+        <w:t>let</w:t>
+      </w:r>
+      <w:r>
+        <w:rPr>
+          <w:rFonts w:ascii="Aptos" w:hAnsi="Aptos"/>
+        </w:rPr>
+        <w:t xml:space="preserve"> </w:t>
+      </w:r>
+      <w:r>
+        <w:rPr>
+          <w:rStyle w:val="m"/>
+          <w:rFonts w:ascii="Aptos" w:hAnsi="Aptos"/>
+        </w:rPr>
+        <w:t>d</w:t>
+      </w:r>
+      <w:r>
+        <w:rPr>
+          <w:rFonts w:ascii="Aptos" w:hAnsi="Aptos"/>
+        </w:rPr>
+        <w:t xml:space="preserve"> </w:t>
+      </w:r>
+      <w:r>
+        <w:rPr>
+          <w:rStyle w:val="g"/>
+          <w:rFonts w:ascii="Aptos" w:hAnsi="Aptos"/>
+        </w:rPr>
+        <w:t>=</w:t>
+      </w:r>
+      <w:r>
+        <w:rPr>
+          <w:rFonts w:ascii="Aptos" w:hAnsi="Aptos"/>
+        </w:rPr>
+        <w:t xml:space="preserve"> </w:t>
+      </w:r>
+      <w:r>
+        <w:rPr>
+          <w:rStyle w:val="m"/>
+          <w:rFonts w:ascii="Aptos" w:hAnsi="Aptos"/>
+        </w:rPr>
+        <w:t>dusts</w:t>
+      </w:r>
+      <w:r>
+        <w:rPr>
+          <w:rFonts w:ascii="Aptos" w:hAnsi="Aptos"/>
+        </w:rPr>
+        <w:t>[</w:t>
+      </w:r>
+      <w:proofErr w:type="spellStart"/>
+      <w:r>
+        <w:rPr>
+          <w:rStyle w:val="m"/>
+          <w:rFonts w:ascii="Aptos" w:hAnsi="Aptos"/>
+        </w:rPr>
+        <w:t>i</w:t>
+      </w:r>
+      <w:proofErr w:type="spellEnd"/>
+      <w:r>
+        <w:rPr>
+          <w:rFonts w:ascii="Aptos" w:hAnsi="Aptos"/>
+        </w:rPr>
+        <w:t>];</w:t>
+      </w:r>
+      <w:r>
+        <w:rPr>
+          <w:rFonts w:ascii="Aptos" w:hAnsi="Aptos"/>
+        </w:rPr>
+        <w:br/>
+      </w:r>
+      <w:r>
+        <w:rPr>
+          <w:rFonts w:ascii="Aptos" w:hAnsi="Aptos"/>
+        </w:rPr>
+        <w:br/>
+      </w:r>
+      <w:proofErr w:type="spellStart"/>
+      <w:r>
+        <w:rPr>
+          <w:rStyle w:val="m"/>
+          <w:rFonts w:ascii="Aptos" w:hAnsi="Aptos"/>
+        </w:rPr>
+        <w:t>d</w:t>
+      </w:r>
+      <w:r>
+        <w:rPr>
+          <w:rStyle w:val="g"/>
+          <w:rFonts w:ascii="Aptos" w:hAnsi="Aptos"/>
+        </w:rPr>
+        <w:t>.</w:t>
+      </w:r>
+      <w:r>
+        <w:rPr>
+          <w:rFonts w:ascii="Aptos" w:hAnsi="Aptos"/>
+        </w:rPr>
+        <w:t>x</w:t>
+      </w:r>
+      <w:proofErr w:type="spellEnd"/>
+      <w:r>
+        <w:rPr>
+          <w:rFonts w:ascii="Aptos" w:hAnsi="Aptos"/>
+        </w:rPr>
+        <w:t xml:space="preserve"> </w:t>
+      </w:r>
+      <w:r>
+        <w:rPr>
+          <w:rStyle w:val="g"/>
+          <w:rFonts w:ascii="Aptos" w:hAnsi="Aptos"/>
+        </w:rPr>
+        <w:t>+=</w:t>
+      </w:r>
+      <w:r>
+        <w:rPr>
+          <w:rFonts w:ascii="Aptos" w:hAnsi="Aptos"/>
+        </w:rPr>
+        <w:t xml:space="preserve"> </w:t>
+      </w:r>
+      <w:proofErr w:type="spellStart"/>
+      <w:r>
+        <w:rPr>
+          <w:rStyle w:val="m"/>
+          <w:rFonts w:ascii="Aptos" w:hAnsi="Aptos"/>
+        </w:rPr>
+        <w:t>d</w:t>
+      </w:r>
+      <w:r>
+        <w:rPr>
+          <w:rStyle w:val="g"/>
+          <w:rFonts w:ascii="Aptos" w:hAnsi="Aptos"/>
+        </w:rPr>
+        <w:t>.</w:t>
+      </w:r>
+      <w:r>
+        <w:rPr>
+          <w:rFonts w:ascii="Aptos" w:hAnsi="Aptos"/>
+        </w:rPr>
+        <w:t>vx</w:t>
+      </w:r>
+      <w:proofErr w:type="spellEnd"/>
+      <w:r>
+        <w:rPr>
+          <w:rFonts w:ascii="Aptos" w:hAnsi="Aptos"/>
+        </w:rPr>
+        <w:t>;</w:t>
+      </w:r>
+      <w:r>
+        <w:rPr>
+          <w:rFonts w:ascii="Aptos" w:hAnsi="Aptos"/>
+        </w:rPr>
+        <w:br/>
+      </w:r>
+      <w:proofErr w:type="spellStart"/>
+      <w:r>
+        <w:rPr>
+          <w:rStyle w:val="m"/>
+          <w:rFonts w:ascii="Aptos" w:hAnsi="Aptos"/>
+        </w:rPr>
+        <w:t>d</w:t>
+      </w:r>
+      <w:r>
+        <w:rPr>
+          <w:rStyle w:val="g"/>
+          <w:rFonts w:ascii="Aptos" w:hAnsi="Aptos"/>
+        </w:rPr>
+        <w:t>.</w:t>
+      </w:r>
+      <w:r>
+        <w:rPr>
+          <w:rFonts w:ascii="Aptos" w:hAnsi="Aptos"/>
+        </w:rPr>
+        <w:t>y</w:t>
+      </w:r>
+      <w:proofErr w:type="spellEnd"/>
+      <w:r>
+        <w:rPr>
+          <w:rFonts w:ascii="Aptos" w:hAnsi="Aptos"/>
+        </w:rPr>
+        <w:t xml:space="preserve"> </w:t>
+      </w:r>
+      <w:r>
+        <w:rPr>
+          <w:rStyle w:val="g"/>
+          <w:rFonts w:ascii="Aptos" w:hAnsi="Aptos"/>
+        </w:rPr>
+        <w:t>+=</w:t>
+      </w:r>
+      <w:r>
+        <w:rPr>
+          <w:rFonts w:ascii="Aptos" w:hAnsi="Aptos"/>
+        </w:rPr>
+        <w:t xml:space="preserve"> </w:t>
+      </w:r>
+      <w:proofErr w:type="spellStart"/>
+      <w:r>
+        <w:rPr>
+          <w:rStyle w:val="m"/>
+          <w:rFonts w:ascii="Aptos" w:hAnsi="Aptos"/>
+        </w:rPr>
+        <w:t>d</w:t>
+      </w:r>
+      <w:r>
+        <w:rPr>
+          <w:rStyle w:val="g"/>
+          <w:rFonts w:ascii="Aptos" w:hAnsi="Aptos"/>
+        </w:rPr>
+        <w:t>.</w:t>
+      </w:r>
+      <w:r>
+        <w:rPr>
+          <w:rFonts w:ascii="Aptos" w:hAnsi="Aptos"/>
+        </w:rPr>
+        <w:t>vy</w:t>
+      </w:r>
+      <w:proofErr w:type="spellEnd"/>
+      <w:r>
+        <w:rPr>
+          <w:rFonts w:ascii="Aptos" w:hAnsi="Aptos"/>
+        </w:rPr>
+        <w:t>;</w:t>
+      </w:r>
+      <w:r>
+        <w:rPr>
+          <w:rFonts w:ascii="Aptos" w:hAnsi="Aptos"/>
+        </w:rPr>
+        <w:br/>
+      </w:r>
+      <w:proofErr w:type="spellStart"/>
+      <w:r>
+        <w:rPr>
+          <w:rStyle w:val="m"/>
+          <w:rFonts w:ascii="Aptos" w:hAnsi="Aptos"/>
+        </w:rPr>
+        <w:t>d</w:t>
+      </w:r>
+      <w:r>
+        <w:rPr>
+          <w:rStyle w:val="g"/>
+          <w:rFonts w:ascii="Aptos" w:hAnsi="Aptos"/>
+        </w:rPr>
+        <w:t>.</w:t>
+      </w:r>
+      <w:r>
+        <w:rPr>
+          <w:rFonts w:ascii="Aptos" w:hAnsi="Aptos"/>
+        </w:rPr>
+        <w:t>vy</w:t>
+      </w:r>
+      <w:proofErr w:type="spellEnd"/>
+      <w:r>
+        <w:rPr>
+          <w:rFonts w:ascii="Aptos" w:hAnsi="Aptos"/>
+        </w:rPr>
+        <w:t xml:space="preserve"> </w:t>
+      </w:r>
+      <w:r>
+        <w:rPr>
+          <w:rStyle w:val="g"/>
+          <w:rFonts w:ascii="Aptos" w:hAnsi="Aptos"/>
+        </w:rPr>
+        <w:t>+=</w:t>
+      </w:r>
+      <w:r>
+        <w:rPr>
+          <w:rFonts w:ascii="Aptos" w:hAnsi="Aptos"/>
+        </w:rPr>
+        <w:t xml:space="preserve"> </w:t>
+      </w:r>
+      <w:r>
+        <w:rPr>
+          <w:rStyle w:val="j"/>
+          <w:rFonts w:ascii="Aptos" w:hAnsi="Aptos"/>
+        </w:rPr>
+        <w:t>0.05</w:t>
+      </w:r>
+      <w:r>
+        <w:rPr>
+          <w:rFonts w:ascii="Aptos" w:hAnsi="Aptos"/>
+        </w:rPr>
+        <w:t>;</w:t>
+      </w:r>
+      <w:r>
+        <w:rPr>
+          <w:rFonts w:ascii="Aptos" w:hAnsi="Aptos"/>
+        </w:rPr>
+        <w:br/>
+      </w:r>
+      <w:proofErr w:type="spellStart"/>
+      <w:r>
+        <w:rPr>
+          <w:rStyle w:val="m"/>
+          <w:rFonts w:ascii="Aptos" w:hAnsi="Aptos"/>
+        </w:rPr>
+        <w:t>d</w:t>
+      </w:r>
+      <w:r>
+        <w:rPr>
+          <w:rStyle w:val="g"/>
+          <w:rFonts w:ascii="Aptos" w:hAnsi="Aptos"/>
+        </w:rPr>
+        <w:t>.</w:t>
+      </w:r>
+      <w:r>
+        <w:rPr>
+          <w:rFonts w:ascii="Aptos" w:hAnsi="Aptos"/>
+        </w:rPr>
+        <w:t>life</w:t>
+      </w:r>
+      <w:proofErr w:type="spellEnd"/>
+      <w:r>
+        <w:rPr>
+          <w:rStyle w:val="g"/>
+          <w:rFonts w:ascii="Aptos" w:hAnsi="Aptos"/>
+        </w:rPr>
+        <w:t>--</w:t>
+      </w:r>
+      <w:r>
+        <w:rPr>
+          <w:rFonts w:ascii="Aptos" w:hAnsi="Aptos"/>
+        </w:rPr>
+        <w:t>;</w:t>
+      </w:r>
+      <w:r>
+        <w:rPr>
+          <w:rFonts w:ascii="Aptos" w:hAnsi="Aptos"/>
+        </w:rPr>
+        <w:br/>
+      </w:r>
+      <w:r>
+        <w:rPr>
+          <w:rFonts w:ascii="Aptos" w:hAnsi="Aptos"/>
+        </w:rPr>
+        <w:br/>
+      </w:r>
+      <w:r>
+        <w:rPr>
+          <w:rStyle w:val="m"/>
+          <w:rFonts w:ascii="Aptos" w:hAnsi="Aptos"/>
+        </w:rPr>
+        <w:t>fill</w:t>
+      </w:r>
+      <w:r>
+        <w:rPr>
+          <w:rFonts w:ascii="Aptos" w:hAnsi="Aptos"/>
+        </w:rPr>
+        <w:t>(</w:t>
+      </w:r>
+      <w:r>
+        <w:rPr>
+          <w:rStyle w:val="j"/>
+          <w:rFonts w:ascii="Aptos" w:hAnsi="Aptos"/>
+        </w:rPr>
+        <w:t>230</w:t>
+      </w:r>
+      <w:r>
+        <w:rPr>
+          <w:rFonts w:ascii="Aptos" w:hAnsi="Aptos"/>
+        </w:rPr>
+        <w:t xml:space="preserve">, </w:t>
+      </w:r>
+      <w:r>
+        <w:rPr>
+          <w:rStyle w:val="j"/>
+          <w:rFonts w:ascii="Aptos" w:hAnsi="Aptos"/>
+        </w:rPr>
+        <w:t>210</w:t>
+      </w:r>
+      <w:r>
+        <w:rPr>
+          <w:rFonts w:ascii="Aptos" w:hAnsi="Aptos"/>
+        </w:rPr>
+        <w:t xml:space="preserve">, </w:t>
+      </w:r>
+      <w:r>
+        <w:rPr>
+          <w:rStyle w:val="j"/>
+          <w:rFonts w:ascii="Aptos" w:hAnsi="Aptos"/>
+        </w:rPr>
+        <w:t>170</w:t>
+      </w:r>
+      <w:r>
+        <w:rPr>
+          <w:rFonts w:ascii="Aptos" w:hAnsi="Aptos"/>
+        </w:rPr>
+        <w:t xml:space="preserve">, </w:t>
+      </w:r>
+      <w:proofErr w:type="spellStart"/>
+      <w:r>
+        <w:rPr>
+          <w:rStyle w:val="m"/>
+          <w:rFonts w:ascii="Aptos" w:hAnsi="Aptos"/>
+        </w:rPr>
+        <w:t>d</w:t>
+      </w:r>
+      <w:r>
+        <w:rPr>
+          <w:rStyle w:val="g"/>
+          <w:rFonts w:ascii="Aptos" w:hAnsi="Aptos"/>
+        </w:rPr>
+        <w:t>.</w:t>
+      </w:r>
+      <w:r>
+        <w:rPr>
+          <w:rFonts w:ascii="Aptos" w:hAnsi="Aptos"/>
+        </w:rPr>
+        <w:t>life</w:t>
+      </w:r>
+      <w:proofErr w:type="spellEnd"/>
+      <w:r>
+        <w:rPr>
+          <w:rFonts w:ascii="Aptos" w:hAnsi="Aptos"/>
+        </w:rPr>
+        <w:t xml:space="preserve"> </w:t>
+      </w:r>
+      <w:r>
+        <w:rPr>
+          <w:rStyle w:val="g"/>
+          <w:rFonts w:ascii="Aptos" w:hAnsi="Aptos"/>
+        </w:rPr>
+        <w:t>*</w:t>
+      </w:r>
+      <w:r>
+        <w:rPr>
+          <w:rFonts w:ascii="Aptos" w:hAnsi="Aptos"/>
+        </w:rPr>
+        <w:t xml:space="preserve"> </w:t>
+      </w:r>
+      <w:r>
+        <w:rPr>
+          <w:rStyle w:val="j"/>
+          <w:rFonts w:ascii="Aptos" w:hAnsi="Aptos"/>
+        </w:rPr>
+        <w:t>10</w:t>
+      </w:r>
+      <w:r>
+        <w:rPr>
+          <w:rFonts w:ascii="Aptos" w:hAnsi="Aptos"/>
+        </w:rPr>
+        <w:t>);</w:t>
+      </w:r>
+      <w:r>
+        <w:rPr>
+          <w:rFonts w:ascii="Aptos" w:hAnsi="Aptos"/>
+        </w:rPr>
+        <w:br/>
+      </w:r>
+      <w:r>
+        <w:rPr>
+          <w:rStyle w:val="m"/>
+          <w:rFonts w:ascii="Aptos" w:hAnsi="Aptos"/>
+        </w:rPr>
+        <w:t>ellipse</w:t>
+      </w:r>
+      <w:r>
+        <w:rPr>
+          <w:rFonts w:ascii="Aptos" w:hAnsi="Aptos"/>
+        </w:rPr>
+        <w:t>(</w:t>
+      </w:r>
+      <w:proofErr w:type="spellStart"/>
+      <w:r>
+        <w:rPr>
+          <w:rStyle w:val="m"/>
+          <w:rFonts w:ascii="Aptos" w:hAnsi="Aptos"/>
+        </w:rPr>
+        <w:t>d</w:t>
+      </w:r>
+      <w:r>
+        <w:rPr>
+          <w:rStyle w:val="g"/>
+          <w:rFonts w:ascii="Aptos" w:hAnsi="Aptos"/>
+        </w:rPr>
+        <w:t>.</w:t>
+      </w:r>
+      <w:r>
+        <w:rPr>
+          <w:rFonts w:ascii="Aptos" w:hAnsi="Aptos"/>
+        </w:rPr>
+        <w:t>x</w:t>
+      </w:r>
+      <w:proofErr w:type="spellEnd"/>
+      <w:r>
+        <w:rPr>
+          <w:rFonts w:ascii="Aptos" w:hAnsi="Aptos"/>
+        </w:rPr>
+        <w:t xml:space="preserve">, </w:t>
+      </w:r>
+      <w:proofErr w:type="spellStart"/>
+      <w:r>
+        <w:rPr>
+          <w:rStyle w:val="m"/>
+          <w:rFonts w:ascii="Aptos" w:hAnsi="Aptos"/>
+        </w:rPr>
+        <w:t>d</w:t>
+      </w:r>
+      <w:r>
+        <w:rPr>
+          <w:rStyle w:val="g"/>
+          <w:rFonts w:ascii="Aptos" w:hAnsi="Aptos"/>
+        </w:rPr>
+        <w:t>.</w:t>
+      </w:r>
+      <w:r>
+        <w:rPr>
+          <w:rFonts w:ascii="Aptos" w:hAnsi="Aptos"/>
+        </w:rPr>
+        <w:t>y</w:t>
+      </w:r>
+      <w:proofErr w:type="spellEnd"/>
+      <w:r>
+        <w:rPr>
+          <w:rFonts w:ascii="Aptos" w:hAnsi="Aptos"/>
+        </w:rPr>
+        <w:t xml:space="preserve">, </w:t>
+      </w:r>
+      <w:proofErr w:type="spellStart"/>
+      <w:r>
+        <w:rPr>
+          <w:rStyle w:val="m"/>
+          <w:rFonts w:ascii="Aptos" w:hAnsi="Aptos"/>
+        </w:rPr>
+        <w:t>d</w:t>
+      </w:r>
+      <w:r>
+        <w:rPr>
+          <w:rStyle w:val="g"/>
+          <w:rFonts w:ascii="Aptos" w:hAnsi="Aptos"/>
+        </w:rPr>
+        <w:t>.</w:t>
+      </w:r>
+      <w:r>
+        <w:rPr>
+          <w:rFonts w:ascii="Aptos" w:hAnsi="Aptos"/>
+        </w:rPr>
+        <w:t>size</w:t>
+      </w:r>
+      <w:proofErr w:type="spellEnd"/>
+      <w:r>
+        <w:rPr>
+          <w:rFonts w:ascii="Aptos" w:hAnsi="Aptos"/>
+        </w:rPr>
+        <w:t>);</w:t>
+      </w:r>
+      <w:r>
+        <w:rPr>
+          <w:rFonts w:ascii="Aptos" w:hAnsi="Aptos"/>
+        </w:rPr>
+        <w:br/>
+      </w:r>
+      <w:r>
+        <w:rPr>
+          <w:rFonts w:ascii="Aptos" w:hAnsi="Aptos"/>
+        </w:rPr>
+        <w:br/>
+      </w:r>
+      <w:r>
+        <w:rPr>
+          <w:rStyle w:val="g"/>
+          <w:rFonts w:ascii="Aptos" w:hAnsi="Aptos"/>
+        </w:rPr>
+        <w:t>if</w:t>
+      </w:r>
+      <w:r>
+        <w:rPr>
+          <w:rFonts w:ascii="Aptos" w:hAnsi="Aptos"/>
+        </w:rPr>
+        <w:t xml:space="preserve"> (</w:t>
+      </w:r>
+      <w:proofErr w:type="spellStart"/>
+      <w:r>
+        <w:rPr>
+          <w:rStyle w:val="m"/>
+          <w:rFonts w:ascii="Aptos" w:hAnsi="Aptos"/>
+        </w:rPr>
+        <w:t>d</w:t>
+      </w:r>
+      <w:r>
+        <w:rPr>
+          <w:rStyle w:val="g"/>
+          <w:rFonts w:ascii="Aptos" w:hAnsi="Aptos"/>
+        </w:rPr>
+        <w:t>.</w:t>
+      </w:r>
+      <w:r>
+        <w:rPr>
+          <w:rFonts w:ascii="Aptos" w:hAnsi="Aptos"/>
+        </w:rPr>
+        <w:t>life</w:t>
+      </w:r>
+      <w:proofErr w:type="spellEnd"/>
+      <w:r>
+        <w:rPr>
+          <w:rFonts w:ascii="Aptos" w:hAnsi="Aptos"/>
+        </w:rPr>
+        <w:t xml:space="preserve"> </w:t>
+      </w:r>
+      <w:r>
+        <w:rPr>
+          <w:rStyle w:val="g"/>
+          <w:rFonts w:ascii="Aptos" w:hAnsi="Aptos"/>
+        </w:rPr>
+        <w:t>&lt;=</w:t>
+      </w:r>
+      <w:r>
+        <w:rPr>
+          <w:rFonts w:ascii="Aptos" w:hAnsi="Aptos"/>
+        </w:rPr>
+        <w:t xml:space="preserve"> </w:t>
+      </w:r>
+      <w:r>
+        <w:rPr>
+          <w:rStyle w:val="j"/>
+          <w:rFonts w:ascii="Aptos" w:hAnsi="Aptos"/>
+        </w:rPr>
+        <w:t>0</w:t>
+      </w:r>
+      <w:r>
+        <w:rPr>
+          <w:rFonts w:ascii="Aptos" w:hAnsi="Aptos"/>
+        </w:rPr>
+        <w:t>) {</w:t>
+      </w:r>
+      <w:r>
+        <w:rPr>
+          <w:rFonts w:ascii="Aptos" w:hAnsi="Aptos"/>
+        </w:rPr>
+        <w:br/>
+      </w:r>
+      <w:proofErr w:type="spellStart"/>
+      <w:r>
+        <w:rPr>
+          <w:rStyle w:val="m"/>
+          <w:rFonts w:ascii="Aptos" w:hAnsi="Aptos"/>
+        </w:rPr>
+        <w:t>dusts</w:t>
+      </w:r>
+      <w:r>
+        <w:rPr>
+          <w:rStyle w:val="g"/>
+          <w:rFonts w:ascii="Aptos" w:hAnsi="Aptos"/>
+        </w:rPr>
+        <w:t>.</w:t>
+      </w:r>
+      <w:r>
+        <w:rPr>
+          <w:rFonts w:ascii="Aptos" w:hAnsi="Aptos"/>
+        </w:rPr>
+        <w:t>splice</w:t>
+      </w:r>
+      <w:proofErr w:type="spellEnd"/>
+      <w:r>
+        <w:rPr>
+          <w:rFonts w:ascii="Aptos" w:hAnsi="Aptos"/>
+        </w:rPr>
+        <w:t>(</w:t>
+      </w:r>
+      <w:proofErr w:type="spellStart"/>
+      <w:r>
+        <w:rPr>
+          <w:rStyle w:val="m"/>
+          <w:rFonts w:ascii="Aptos" w:hAnsi="Aptos"/>
+        </w:rPr>
+        <w:t>i</w:t>
+      </w:r>
+      <w:proofErr w:type="spellEnd"/>
+      <w:r>
+        <w:rPr>
+          <w:rFonts w:ascii="Aptos" w:hAnsi="Aptos"/>
+        </w:rPr>
+        <w:t xml:space="preserve">, </w:t>
+      </w:r>
+      <w:r>
+        <w:rPr>
+          <w:rStyle w:val="j"/>
+          <w:rFonts w:ascii="Aptos" w:hAnsi="Aptos"/>
+        </w:rPr>
+        <w:t>1</w:t>
+      </w:r>
+      <w:r>
+        <w:rPr>
+          <w:rFonts w:ascii="Aptos" w:hAnsi="Aptos"/>
+        </w:rPr>
+        <w:t>);</w:t>
+      </w:r>
+      <w:r>
+        <w:rPr>
+          <w:rFonts w:ascii="Aptos" w:hAnsi="Aptos"/>
+        </w:rPr>
+        <w:br/>
+        <w:t>}</w:t>
+      </w:r>
+      <w:r>
+        <w:rPr>
+          <w:rFonts w:ascii="Aptos" w:hAnsi="Aptos"/>
+        </w:rPr>
+        <w:br/>
+        <w:t>}</w:t>
+      </w:r>
+      <w:r>
+        <w:rPr>
+          <w:rFonts w:ascii="Aptos" w:hAnsi="Aptos"/>
+        </w:rPr>
+        <w:br/>
+        <w:t>}</w:t>
       </w:r>
     </w:p>
     <w:p>
-      <w:r>
-        <w:t>What you include here should reflect decisions that mattered: moments where you chose one path over another, changed direction, or adapted to constraints.</w:t>
-      </w:r>
+      <w:pPr>
+        <w:spacing w:after="0" w:line="240" w:lineRule="auto"/>
+        <w:ind w:left="360"/>
+        <w:rPr>
+          <w:rFonts w:ascii="Aptos" w:hAnsi="Aptos"/>
+        </w:rPr>
+      </w:pPr>
     </w:p>
     <w:p>
-      <w:r>
-        <w:t xml:space="preserve">The expected length and detail depend on the assignment. </w:t>
+      <w:pPr>
+        <w:pStyle w:val="Heading2"/>
+        <w:numPr>
+          <w:ilvl w:val="0"/>
+          <w:numId w:val="17"/>
+        </w:numPr>
+        <w:rPr>
+          <w:rFonts w:ascii="Aptos" w:hAnsi="Aptos"/>
+        </w:rPr>
+      </w:pPr>
+      <w:r>
+        <w:rPr>
+          <w:rFonts w:ascii="Aptos" w:hAnsi="Aptos"/>
+        </w:rPr>
+        <w:t>Trigger the dust + sound when the fox lands</w:t>
       </w:r>
     </w:p>
     <w:p>
       <w:pPr>
-        <w:pStyle w:val="Heading3"/>
-      </w:pPr>
-      <w:r>
-        <w:t>Side Quests and A4 (Individual Work)</w:t>
+        <w:pStyle w:val="NormalWeb"/>
+        <w:ind w:left="720"/>
+        <w:rPr>
+          <w:rFonts w:ascii="Aptos" w:hAnsi="Aptos"/>
+        </w:rPr>
+      </w:pPr>
+      <w:r>
+        <w:rPr>
+          <w:rFonts w:ascii="Aptos" w:hAnsi="Aptos"/>
+        </w:rPr>
+        <w:t xml:space="preserve">Inside </w:t>
+      </w:r>
+      <w:proofErr w:type="gramStart"/>
+      <w:r>
+        <w:rPr>
+          <w:rFonts w:ascii="Aptos" w:hAnsi="Aptos"/>
+        </w:rPr>
+        <w:t>draw(</w:t>
+      </w:r>
+      <w:proofErr w:type="gramEnd"/>
+      <w:r>
+        <w:rPr>
+          <w:rFonts w:ascii="Aptos" w:hAnsi="Aptos"/>
+        </w:rPr>
+        <w:t>), add this landing check:</w:t>
       </w:r>
     </w:p>
     <w:p>
-      <w:r>
-        <w:t xml:space="preserve">Keep this section brief, typically 2 to 4 sentences. </w:t>
-      </w:r>
+      <w:pPr>
+        <w:pStyle w:val="Heading2"/>
+        <w:ind w:left="720"/>
+        <w:rPr>
+          <w:rFonts w:ascii="Aptos" w:hAnsi="Aptos"/>
+        </w:rPr>
+      </w:pPr>
+      <w:r>
+        <w:rPr>
+          <w:rFonts w:ascii="Aptos" w:eastAsia="Times New Roman" w:hAnsi="Aptos" w:cs="Courier New"/>
+          <w:kern w:val="0"/>
+          <w:sz w:val="20"/>
+          <w:szCs w:val="20"/>
+          <w:lang w:eastAsia="ko-KR"/>
+          <w14:ligatures w14:val="none"/>
+        </w:rPr>
+        <w:lastRenderedPageBreak/>
+        <w:t xml:space="preserve">let grounded = </w:t>
+      </w:r>
+      <w:proofErr w:type="spellStart"/>
+      <w:proofErr w:type="gramStart"/>
+      <w:r>
+        <w:rPr>
+          <w:rFonts w:ascii="Aptos" w:eastAsia="Times New Roman" w:hAnsi="Aptos" w:cs="Courier New"/>
+          <w:kern w:val="0"/>
+          <w:sz w:val="20"/>
+          <w:szCs w:val="20"/>
+          <w:lang w:eastAsia="ko-KR"/>
+          <w14:ligatures w14:val="none"/>
+        </w:rPr>
+        <w:t>sensor.overlapping</w:t>
+      </w:r>
+      <w:proofErr w:type="spellEnd"/>
+      <w:proofErr w:type="gramEnd"/>
+      <w:r>
+        <w:rPr>
+          <w:rFonts w:ascii="Aptos" w:eastAsia="Times New Roman" w:hAnsi="Aptos" w:cs="Courier New"/>
+          <w:kern w:val="0"/>
+          <w:sz w:val="20"/>
+          <w:szCs w:val="20"/>
+          <w:lang w:eastAsia="ko-KR"/>
+          <w14:ligatures w14:val="none"/>
+        </w:rPr>
+        <w:t>(ground</w:t>
+      </w:r>
+      <w:proofErr w:type="gramStart"/>
+      <w:r>
+        <w:rPr>
+          <w:rFonts w:ascii="Aptos" w:eastAsia="Times New Roman" w:hAnsi="Aptos" w:cs="Courier New"/>
+          <w:kern w:val="0"/>
+          <w:sz w:val="20"/>
+          <w:szCs w:val="20"/>
+          <w:lang w:eastAsia="ko-KR"/>
+          <w14:ligatures w14:val="none"/>
+        </w:rPr>
+        <w:t>);</w:t>
+      </w:r>
+      <w:proofErr w:type="gramEnd"/>
     </w:p>
     <w:p>
-      <w:r>
-        <w:t>Focus on:</w:t>
+      <w:pPr>
+        <w:spacing w:after="0" w:line="240" w:lineRule="auto"/>
+        <w:ind w:left="360"/>
+        <w:rPr>
+          <w:rFonts w:ascii="Aptos" w:eastAsia="Times New Roman" w:hAnsi="Aptos" w:cs="Times New Roman"/>
+          <w:kern w:val="0"/>
+          <w:lang w:eastAsia="ko-KR"/>
+          <w14:ligatures w14:val="none"/>
+        </w:rPr>
+      </w:pPr>
+      <w:r>
+        <w:rPr>
+          <w:rStyle w:val="e"/>
+          <w:rFonts w:ascii="Aptos" w:hAnsi="Aptos"/>
+        </w:rPr>
+        <w:t>// --- LANDING EFFECT ---</w:t>
+      </w:r>
+      <w:r>
+        <w:rPr>
+          <w:rFonts w:ascii="Aptos" w:hAnsi="Aptos"/>
+        </w:rPr>
+        <w:br/>
+      </w:r>
+      <w:r>
+        <w:rPr>
+          <w:rStyle w:val="g"/>
+          <w:rFonts w:ascii="Aptos" w:hAnsi="Aptos"/>
+        </w:rPr>
+        <w:t>if</w:t>
+      </w:r>
+      <w:r>
+        <w:rPr>
+          <w:rFonts w:ascii="Aptos" w:hAnsi="Aptos"/>
+        </w:rPr>
+        <w:t xml:space="preserve"> </w:t>
+      </w:r>
+      <w:proofErr w:type="gramStart"/>
+      <w:r>
+        <w:rPr>
+          <w:rFonts w:ascii="Aptos" w:hAnsi="Aptos"/>
+        </w:rPr>
+        <w:t>(</w:t>
+      </w:r>
+      <w:r>
+        <w:rPr>
+          <w:rStyle w:val="g"/>
+          <w:rFonts w:ascii="Aptos" w:hAnsi="Aptos"/>
+        </w:rPr>
+        <w:t>!</w:t>
+      </w:r>
+      <w:proofErr w:type="spellStart"/>
+      <w:r>
+        <w:rPr>
+          <w:rStyle w:val="m"/>
+          <w:rFonts w:ascii="Aptos" w:hAnsi="Aptos"/>
+        </w:rPr>
+        <w:t>wasGrounded</w:t>
+      </w:r>
+      <w:proofErr w:type="spellEnd"/>
+      <w:proofErr w:type="gramEnd"/>
+      <w:r>
+        <w:rPr>
+          <w:rFonts w:ascii="Aptos" w:hAnsi="Aptos"/>
+        </w:rPr>
+        <w:t xml:space="preserve"> </w:t>
+      </w:r>
+      <w:r>
+        <w:rPr>
+          <w:rStyle w:val="g"/>
+          <w:rFonts w:ascii="Aptos" w:hAnsi="Aptos"/>
+        </w:rPr>
+        <w:t>&amp;&amp;</w:t>
+      </w:r>
+      <w:r>
+        <w:rPr>
+          <w:rFonts w:ascii="Aptos" w:hAnsi="Aptos"/>
+        </w:rPr>
+        <w:t xml:space="preserve"> </w:t>
+      </w:r>
+      <w:r>
+        <w:rPr>
+          <w:rStyle w:val="m"/>
+          <w:rFonts w:ascii="Aptos" w:hAnsi="Aptos"/>
+        </w:rPr>
+        <w:t>grounded</w:t>
+      </w:r>
+      <w:r>
+        <w:rPr>
+          <w:rFonts w:ascii="Aptos" w:hAnsi="Aptos"/>
+        </w:rPr>
+        <w:t xml:space="preserve"> </w:t>
+      </w:r>
+      <w:r>
+        <w:rPr>
+          <w:rStyle w:val="g"/>
+          <w:rFonts w:ascii="Aptos" w:hAnsi="Aptos"/>
+        </w:rPr>
+        <w:t>&amp;&amp;</w:t>
+      </w:r>
+      <w:r>
+        <w:rPr>
+          <w:rFonts w:ascii="Aptos" w:hAnsi="Aptos"/>
+        </w:rPr>
+        <w:t xml:space="preserve"> </w:t>
+      </w:r>
+      <w:proofErr w:type="spellStart"/>
+      <w:proofErr w:type="gramStart"/>
+      <w:r>
+        <w:rPr>
+          <w:rStyle w:val="m"/>
+          <w:rFonts w:ascii="Aptos" w:hAnsi="Aptos"/>
+        </w:rPr>
+        <w:t>player</w:t>
+      </w:r>
+      <w:r>
+        <w:rPr>
+          <w:rStyle w:val="g"/>
+          <w:rFonts w:ascii="Aptos" w:hAnsi="Aptos"/>
+        </w:rPr>
+        <w:t>.</w:t>
+      </w:r>
+      <w:r>
+        <w:rPr>
+          <w:rFonts w:ascii="Aptos" w:hAnsi="Aptos"/>
+        </w:rPr>
+        <w:t>vel</w:t>
+      </w:r>
+      <w:r>
+        <w:rPr>
+          <w:rStyle w:val="g"/>
+          <w:rFonts w:ascii="Aptos" w:hAnsi="Aptos"/>
+        </w:rPr>
+        <w:t>.</w:t>
+      </w:r>
+      <w:r>
+        <w:rPr>
+          <w:rFonts w:ascii="Aptos" w:hAnsi="Aptos"/>
+        </w:rPr>
+        <w:t>y</w:t>
+      </w:r>
+      <w:proofErr w:type="spellEnd"/>
+      <w:proofErr w:type="gramEnd"/>
+      <w:r>
+        <w:rPr>
+          <w:rFonts w:ascii="Aptos" w:hAnsi="Aptos"/>
+        </w:rPr>
+        <w:t xml:space="preserve"> </w:t>
+      </w:r>
+      <w:r>
+        <w:rPr>
+          <w:rStyle w:val="g"/>
+          <w:rFonts w:ascii="Aptos" w:hAnsi="Aptos"/>
+        </w:rPr>
+        <w:t>&gt;=</w:t>
+      </w:r>
+      <w:r>
+        <w:rPr>
+          <w:rFonts w:ascii="Aptos" w:hAnsi="Aptos"/>
+        </w:rPr>
+        <w:t xml:space="preserve"> </w:t>
+      </w:r>
+      <w:r>
+        <w:rPr>
+          <w:rStyle w:val="j"/>
+          <w:rFonts w:ascii="Aptos" w:hAnsi="Aptos"/>
+        </w:rPr>
+        <w:t>0</w:t>
+      </w:r>
+      <w:r>
+        <w:rPr>
+          <w:rFonts w:ascii="Aptos" w:hAnsi="Aptos"/>
+        </w:rPr>
+        <w:t>) {</w:t>
+      </w:r>
+      <w:r>
+        <w:rPr>
+          <w:rFonts w:ascii="Aptos" w:hAnsi="Aptos"/>
+        </w:rPr>
+        <w:br/>
+      </w:r>
+      <w:proofErr w:type="spellStart"/>
+      <w:proofErr w:type="gramStart"/>
+      <w:r>
+        <w:rPr>
+          <w:rStyle w:val="m"/>
+          <w:rFonts w:ascii="Aptos" w:hAnsi="Aptos"/>
+        </w:rPr>
+        <w:t>spawnLandingDust</w:t>
+      </w:r>
+      <w:proofErr w:type="spellEnd"/>
+      <w:r>
+        <w:rPr>
+          <w:rFonts w:ascii="Aptos" w:hAnsi="Aptos"/>
+        </w:rPr>
+        <w:t>(</w:t>
+      </w:r>
+      <w:proofErr w:type="spellStart"/>
+      <w:proofErr w:type="gramEnd"/>
+      <w:r>
+        <w:rPr>
+          <w:rStyle w:val="m"/>
+          <w:rFonts w:ascii="Aptos" w:hAnsi="Aptos"/>
+        </w:rPr>
+        <w:t>player</w:t>
+      </w:r>
+      <w:r>
+        <w:rPr>
+          <w:rStyle w:val="g"/>
+          <w:rFonts w:ascii="Aptos" w:hAnsi="Aptos"/>
+        </w:rPr>
+        <w:t>.</w:t>
+      </w:r>
+      <w:r>
+        <w:rPr>
+          <w:rFonts w:ascii="Aptos" w:hAnsi="Aptos"/>
+        </w:rPr>
+        <w:t>x</w:t>
+      </w:r>
+      <w:proofErr w:type="spellEnd"/>
+      <w:r>
+        <w:rPr>
+          <w:rFonts w:ascii="Aptos" w:hAnsi="Aptos"/>
+        </w:rPr>
+        <w:t xml:space="preserve">, </w:t>
+      </w:r>
+      <w:proofErr w:type="spellStart"/>
+      <w:proofErr w:type="gramStart"/>
+      <w:r>
+        <w:rPr>
+          <w:rStyle w:val="m"/>
+          <w:rFonts w:ascii="Aptos" w:hAnsi="Aptos"/>
+        </w:rPr>
+        <w:t>player</w:t>
+      </w:r>
+      <w:r>
+        <w:rPr>
+          <w:rStyle w:val="g"/>
+          <w:rFonts w:ascii="Aptos" w:hAnsi="Aptos"/>
+        </w:rPr>
+        <w:t>.</w:t>
+      </w:r>
+      <w:r>
+        <w:rPr>
+          <w:rFonts w:ascii="Aptos" w:hAnsi="Aptos"/>
+        </w:rPr>
+        <w:t>y</w:t>
+      </w:r>
+      <w:proofErr w:type="spellEnd"/>
+      <w:proofErr w:type="gramEnd"/>
+      <w:r>
+        <w:rPr>
+          <w:rFonts w:ascii="Aptos" w:hAnsi="Aptos"/>
+        </w:rPr>
+        <w:t xml:space="preserve"> </w:t>
+      </w:r>
+      <w:r>
+        <w:rPr>
+          <w:rStyle w:val="g"/>
+          <w:rFonts w:ascii="Aptos" w:hAnsi="Aptos"/>
+        </w:rPr>
+        <w:t>+</w:t>
+      </w:r>
+      <w:r>
+        <w:rPr>
+          <w:rFonts w:ascii="Aptos" w:hAnsi="Aptos"/>
+        </w:rPr>
+        <w:t xml:space="preserve"> </w:t>
+      </w:r>
+      <w:proofErr w:type="spellStart"/>
+      <w:r>
+        <w:rPr>
+          <w:rStyle w:val="m"/>
+          <w:rFonts w:ascii="Aptos" w:hAnsi="Aptos"/>
+        </w:rPr>
+        <w:t>player</w:t>
+      </w:r>
+      <w:r>
+        <w:rPr>
+          <w:rStyle w:val="g"/>
+          <w:rFonts w:ascii="Aptos" w:hAnsi="Aptos"/>
+        </w:rPr>
+        <w:t>.</w:t>
+      </w:r>
+      <w:r>
+        <w:rPr>
+          <w:rFonts w:ascii="Aptos" w:hAnsi="Aptos"/>
+        </w:rPr>
+        <w:t>h</w:t>
+      </w:r>
+      <w:proofErr w:type="spellEnd"/>
+      <w:r>
+        <w:rPr>
+          <w:rFonts w:ascii="Aptos" w:hAnsi="Aptos"/>
+        </w:rPr>
+        <w:t xml:space="preserve"> </w:t>
+      </w:r>
+      <w:r>
+        <w:rPr>
+          <w:rStyle w:val="g"/>
+          <w:rFonts w:ascii="Aptos" w:hAnsi="Aptos"/>
+        </w:rPr>
+        <w:t>/</w:t>
+      </w:r>
+      <w:r>
+        <w:rPr>
+          <w:rFonts w:ascii="Aptos" w:hAnsi="Aptos"/>
+        </w:rPr>
+        <w:t xml:space="preserve"> </w:t>
+      </w:r>
+      <w:r>
+        <w:rPr>
+          <w:rStyle w:val="j"/>
+          <w:rFonts w:ascii="Aptos" w:hAnsi="Aptos"/>
+        </w:rPr>
+        <w:t>2</w:t>
+      </w:r>
+      <w:r>
+        <w:rPr>
+          <w:rFonts w:ascii="Aptos" w:hAnsi="Aptos"/>
+        </w:rPr>
+        <w:t>);</w:t>
+      </w:r>
+      <w:r>
+        <w:rPr>
+          <w:rFonts w:ascii="Aptos" w:hAnsi="Aptos"/>
+        </w:rPr>
+        <w:br/>
+      </w:r>
+      <w:r>
+        <w:rPr>
+          <w:rFonts w:ascii="Aptos" w:hAnsi="Aptos"/>
+        </w:rPr>
+        <w:br/>
+      </w:r>
+      <w:r>
+        <w:rPr>
+          <w:rStyle w:val="g"/>
+          <w:rFonts w:ascii="Aptos" w:hAnsi="Aptos"/>
+        </w:rPr>
+        <w:t>if</w:t>
+      </w:r>
+      <w:r>
+        <w:rPr>
+          <w:rFonts w:ascii="Aptos" w:hAnsi="Aptos"/>
+        </w:rPr>
+        <w:t xml:space="preserve"> (</w:t>
+      </w:r>
+      <w:proofErr w:type="spellStart"/>
+      <w:r>
+        <w:rPr>
+          <w:rStyle w:val="m"/>
+          <w:rFonts w:ascii="Aptos" w:hAnsi="Aptos"/>
+        </w:rPr>
+        <w:t>landSfx</w:t>
+      </w:r>
+      <w:proofErr w:type="spellEnd"/>
+      <w:r>
+        <w:rPr>
+          <w:rFonts w:ascii="Aptos" w:hAnsi="Aptos"/>
+        </w:rPr>
+        <w:t xml:space="preserve"> </w:t>
+      </w:r>
+      <w:r>
+        <w:rPr>
+          <w:rStyle w:val="g"/>
+          <w:rFonts w:ascii="Aptos" w:hAnsi="Aptos"/>
+        </w:rPr>
+        <w:t>&amp;</w:t>
+      </w:r>
+      <w:proofErr w:type="gramStart"/>
+      <w:r>
+        <w:rPr>
+          <w:rStyle w:val="g"/>
+          <w:rFonts w:ascii="Aptos" w:hAnsi="Aptos"/>
+        </w:rPr>
+        <w:t>&amp;</w:t>
+      </w:r>
+      <w:r>
+        <w:rPr>
+          <w:rFonts w:ascii="Aptos" w:hAnsi="Aptos"/>
+        </w:rPr>
+        <w:t xml:space="preserve"> </w:t>
+      </w:r>
+      <w:r>
+        <w:rPr>
+          <w:rStyle w:val="g"/>
+          <w:rFonts w:ascii="Aptos" w:hAnsi="Aptos"/>
+        </w:rPr>
+        <w:t>!</w:t>
+      </w:r>
+      <w:proofErr w:type="spellStart"/>
+      <w:proofErr w:type="gramEnd"/>
+      <w:r>
+        <w:rPr>
+          <w:rStyle w:val="m"/>
+          <w:rFonts w:ascii="Aptos" w:hAnsi="Aptos"/>
+        </w:rPr>
+        <w:t>landSfx</w:t>
+      </w:r>
+      <w:r>
+        <w:rPr>
+          <w:rStyle w:val="g"/>
+          <w:rFonts w:ascii="Aptos" w:hAnsi="Aptos"/>
+        </w:rPr>
+        <w:t>.</w:t>
+      </w:r>
+      <w:r>
+        <w:rPr>
+          <w:rFonts w:ascii="Aptos" w:hAnsi="Aptos"/>
+        </w:rPr>
+        <w:t>isPlaying</w:t>
+      </w:r>
+      <w:proofErr w:type="spellEnd"/>
+      <w:r>
+        <w:rPr>
+          <w:rFonts w:ascii="Aptos" w:hAnsi="Aptos"/>
+        </w:rPr>
+        <w:t>()) {</w:t>
+      </w:r>
+      <w:r>
+        <w:rPr>
+          <w:rFonts w:ascii="Aptos" w:hAnsi="Aptos"/>
+        </w:rPr>
+        <w:br/>
+      </w:r>
+      <w:proofErr w:type="spellStart"/>
+      <w:r>
+        <w:rPr>
+          <w:rStyle w:val="m"/>
+          <w:rFonts w:ascii="Aptos" w:hAnsi="Aptos"/>
+        </w:rPr>
+        <w:t>landSfx</w:t>
+      </w:r>
+      <w:r>
+        <w:rPr>
+          <w:rStyle w:val="g"/>
+          <w:rFonts w:ascii="Aptos" w:hAnsi="Aptos"/>
+        </w:rPr>
+        <w:t>.</w:t>
+      </w:r>
+      <w:r>
+        <w:rPr>
+          <w:rFonts w:ascii="Aptos" w:hAnsi="Aptos"/>
+        </w:rPr>
+        <w:t>play</w:t>
+      </w:r>
+      <w:proofErr w:type="spellEnd"/>
+      <w:r>
+        <w:rPr>
+          <w:rFonts w:ascii="Aptos" w:hAnsi="Aptos"/>
+        </w:rPr>
+        <w:t>();</w:t>
+      </w:r>
+      <w:r>
+        <w:rPr>
+          <w:rFonts w:ascii="Aptos" w:hAnsi="Aptos"/>
+        </w:rPr>
+        <w:br/>
+        <w:t>}</w:t>
+      </w:r>
+      <w:r>
+        <w:rPr>
+          <w:rFonts w:ascii="Aptos" w:hAnsi="Aptos"/>
+        </w:rPr>
+        <w:br/>
+        <w:t>}</w:t>
       </w:r>
     </w:p>
     <w:p>
       <w:pPr>
-        <w:pStyle w:val="ListParagraph"/>
+        <w:pStyle w:val="NormalWeb"/>
+        <w:rPr>
+          <w:rFonts w:ascii="Aptos" w:hAnsi="Aptos"/>
+        </w:rPr>
+      </w:pPr>
+      <w:r>
+        <w:rPr>
+          <w:rFonts w:ascii="Aptos" w:hAnsi="Aptos"/>
+        </w:rPr>
+        <w:t xml:space="preserve">Then near the </w:t>
+      </w:r>
+      <w:r>
+        <w:rPr>
+          <w:rStyle w:val="Strong"/>
+          <w:rFonts w:ascii="Aptos" w:hAnsi="Aptos"/>
+        </w:rPr>
+        <w:t xml:space="preserve">end of </w:t>
+      </w:r>
+      <w:proofErr w:type="gramStart"/>
+      <w:r>
+        <w:rPr>
+          <w:rStyle w:val="HTMLCode"/>
+          <w:rFonts w:ascii="Aptos" w:hAnsi="Aptos"/>
+          <w:b/>
+          <w:bCs/>
+        </w:rPr>
+        <w:t>draw(</w:t>
+      </w:r>
+      <w:proofErr w:type="gramEnd"/>
+      <w:r>
+        <w:rPr>
+          <w:rStyle w:val="HTMLCode"/>
+          <w:rFonts w:ascii="Aptos" w:hAnsi="Aptos"/>
+          <w:b/>
+          <w:bCs/>
+        </w:rPr>
+        <w:t>)</w:t>
+      </w:r>
+      <w:r>
+        <w:rPr>
+          <w:rFonts w:ascii="Aptos" w:hAnsi="Aptos"/>
+        </w:rPr>
+        <w:t>, update the dust and save the grounded state:</w:t>
+      </w:r>
+    </w:p>
+    <w:p>
+      <w:pPr>
+        <w:pStyle w:val="HTMLPreformatted"/>
+        <w:ind w:firstLine="240"/>
+        <w:rPr>
+          <w:rFonts w:ascii="Aptos" w:hAnsi="Aptos"/>
+        </w:rPr>
+      </w:pPr>
+      <w:proofErr w:type="spellStart"/>
+      <w:proofErr w:type="gramStart"/>
+      <w:r>
+        <w:rPr>
+          <w:rStyle w:val="m"/>
+          <w:rFonts w:ascii="Aptos" w:hAnsi="Aptos"/>
+        </w:rPr>
+        <w:t>updateAndDrawDust</w:t>
+      </w:r>
+      <w:proofErr w:type="spellEnd"/>
+      <w:r>
+        <w:rPr>
+          <w:rFonts w:ascii="Aptos" w:hAnsi="Aptos"/>
+        </w:rPr>
+        <w:t>(</w:t>
+      </w:r>
+      <w:proofErr w:type="gramEnd"/>
+      <w:r>
+        <w:rPr>
+          <w:rFonts w:ascii="Aptos" w:hAnsi="Aptos"/>
+        </w:rPr>
+        <w:t>);</w:t>
+      </w:r>
+      <w:r>
+        <w:rPr>
+          <w:rFonts w:ascii="Aptos" w:hAnsi="Aptos"/>
+        </w:rPr>
+        <w:br/>
+        <w:t xml:space="preserve">  </w:t>
+      </w:r>
+      <w:proofErr w:type="spellStart"/>
+      <w:r>
+        <w:rPr>
+          <w:rStyle w:val="m"/>
+          <w:rFonts w:ascii="Aptos" w:hAnsi="Aptos"/>
+        </w:rPr>
+        <w:t>wasGrounded</w:t>
+      </w:r>
+      <w:proofErr w:type="spellEnd"/>
+      <w:r>
+        <w:rPr>
+          <w:rFonts w:ascii="Aptos" w:hAnsi="Aptos"/>
+        </w:rPr>
+        <w:t xml:space="preserve"> </w:t>
+      </w:r>
+      <w:r>
+        <w:rPr>
+          <w:rStyle w:val="g"/>
+          <w:rFonts w:ascii="Aptos" w:hAnsi="Aptos"/>
+        </w:rPr>
+        <w:t>=</w:t>
+      </w:r>
+      <w:r>
+        <w:rPr>
+          <w:rFonts w:ascii="Aptos" w:hAnsi="Aptos"/>
+        </w:rPr>
+        <w:t xml:space="preserve"> </w:t>
+      </w:r>
+      <w:proofErr w:type="gramStart"/>
+      <w:r>
+        <w:rPr>
+          <w:rStyle w:val="m"/>
+          <w:rFonts w:ascii="Aptos" w:hAnsi="Aptos"/>
+        </w:rPr>
+        <w:t>grounded</w:t>
+      </w:r>
+      <w:r>
+        <w:rPr>
+          <w:rFonts w:ascii="Aptos" w:hAnsi="Aptos"/>
+        </w:rPr>
+        <w:t>;</w:t>
+      </w:r>
+      <w:proofErr w:type="gramEnd"/>
+    </w:p>
+    <w:p>
+      <w:pPr>
+        <w:pStyle w:val="HTMLPreformatted"/>
+        <w:ind w:firstLine="240"/>
+        <w:rPr>
+          <w:rFonts w:ascii="Aptos" w:hAnsi="Aptos"/>
+        </w:rPr>
+      </w:pPr>
+    </w:p>
+    <w:p>
+      <w:pPr>
+        <w:spacing w:before="100" w:beforeAutospacing="1" w:after="100" w:afterAutospacing="1" w:line="240" w:lineRule="auto"/>
+        <w:outlineLvl w:val="1"/>
+        <w:rPr>
+          <w:rFonts w:ascii="Aptos" w:eastAsia="Times New Roman" w:hAnsi="Aptos" w:cs="Times New Roman"/>
+          <w:b/>
+          <w:bCs/>
+          <w:kern w:val="0"/>
+          <w:sz w:val="36"/>
+          <w:szCs w:val="36"/>
+          <w:lang w:eastAsia="ko-KR"/>
+          <w14:ligatures w14:val="none"/>
+        </w:rPr>
+      </w:pPr>
+      <w:r>
+        <w:rPr>
+          <w:rFonts w:ascii="Aptos" w:eastAsia="Times New Roman" w:hAnsi="Aptos" w:cs="Times New Roman"/>
+          <w:b/>
+          <w:bCs/>
+          <w:kern w:val="0"/>
+          <w:sz w:val="36"/>
+          <w:szCs w:val="36"/>
+          <w:lang w:eastAsia="ko-KR"/>
+          <w14:ligatures w14:val="none"/>
+        </w:rPr>
+        <w:t>Important note about browser audio</w:t>
+      </w:r>
+    </w:p>
+    <w:p>
+      <w:pPr>
+        <w:spacing w:before="100" w:beforeAutospacing="1" w:after="100" w:afterAutospacing="1" w:line="240" w:lineRule="auto"/>
+        <w:rPr>
+          <w:rFonts w:ascii="Aptos" w:eastAsia="Times New Roman" w:hAnsi="Aptos" w:cs="Times New Roman"/>
+          <w:kern w:val="0"/>
+          <w:lang w:eastAsia="ko-KR"/>
+          <w14:ligatures w14:val="none"/>
+        </w:rPr>
+      </w:pPr>
+      <w:r>
+        <w:rPr>
+          <w:rFonts w:ascii="Aptos" w:eastAsia="Times New Roman" w:hAnsi="Aptos" w:cs="Times New Roman"/>
+          <w:kern w:val="0"/>
+          <w:lang w:eastAsia="ko-KR"/>
+          <w14:ligatures w14:val="none"/>
+        </w:rPr>
+        <w:t xml:space="preserve">Sometimes sound will not play until the user interacts with the page first. If that happens, add this to </w:t>
+      </w:r>
+      <w:proofErr w:type="gramStart"/>
+      <w:r>
+        <w:rPr>
+          <w:rFonts w:ascii="Aptos" w:eastAsia="Times New Roman" w:hAnsi="Aptos" w:cs="Courier New"/>
+          <w:kern w:val="0"/>
+          <w:sz w:val="20"/>
+          <w:szCs w:val="20"/>
+          <w:lang w:eastAsia="ko-KR"/>
+          <w14:ligatures w14:val="none"/>
+        </w:rPr>
+        <w:t>setup(</w:t>
+      </w:r>
+      <w:proofErr w:type="gramEnd"/>
+      <w:r>
+        <w:rPr>
+          <w:rFonts w:ascii="Aptos" w:eastAsia="Times New Roman" w:hAnsi="Aptos" w:cs="Courier New"/>
+          <w:kern w:val="0"/>
+          <w:sz w:val="20"/>
+          <w:szCs w:val="20"/>
+          <w:lang w:eastAsia="ko-KR"/>
+          <w14:ligatures w14:val="none"/>
+        </w:rPr>
+        <w:t>)</w:t>
+      </w:r>
+      <w:r>
+        <w:rPr>
+          <w:rFonts w:ascii="Aptos" w:eastAsia="Times New Roman" w:hAnsi="Aptos" w:cs="Times New Roman"/>
+          <w:kern w:val="0"/>
+          <w:lang w:eastAsia="ko-KR"/>
+          <w14:ligatures w14:val="none"/>
+        </w:rPr>
+        <w:t>:</w:t>
+      </w:r>
+    </w:p>
+    <w:p>
+      <w:pPr>
+        <w:pStyle w:val="HTMLPreformatted"/>
+        <w:ind w:firstLine="240"/>
+        <w:rPr>
+          <w:rFonts w:ascii="Aptos" w:hAnsi="Aptos"/>
+        </w:rPr>
+      </w:pPr>
+    </w:p>
+    <w:p>
+      <w:pPr>
+        <w:spacing w:after="0" w:line="240" w:lineRule="auto"/>
+        <w:rPr>
+          <w:rFonts w:ascii="Aptos" w:eastAsia="Times New Roman" w:hAnsi="Aptos" w:cs="Times New Roman"/>
+          <w:kern w:val="0"/>
+          <w:lang w:eastAsia="ko-KR"/>
+          <w14:ligatures w14:val="none"/>
+        </w:rPr>
+      </w:pPr>
+      <w:r>
+        <w:rPr>
+          <w:rFonts w:ascii="Aptos" w:eastAsia="Times New Roman" w:hAnsi="Aptos" w:cs="Times New Roman"/>
+          <w:kern w:val="0"/>
+          <w:lang w:eastAsia="ko-KR"/>
+          <w14:ligatures w14:val="none"/>
+        </w:rPr>
+        <w:t xml:space="preserve">function </w:t>
+      </w:r>
+      <w:proofErr w:type="spellStart"/>
+      <w:proofErr w:type="gramStart"/>
+      <w:r>
+        <w:rPr>
+          <w:rFonts w:ascii="Aptos" w:eastAsia="Times New Roman" w:hAnsi="Aptos" w:cs="Times New Roman"/>
+          <w:kern w:val="0"/>
+          <w:lang w:eastAsia="ko-KR"/>
+          <w14:ligatures w14:val="none"/>
+        </w:rPr>
+        <w:t>keyPressed</w:t>
+      </w:r>
+      <w:proofErr w:type="spellEnd"/>
+      <w:r>
+        <w:rPr>
+          <w:rFonts w:ascii="Aptos" w:eastAsia="Times New Roman" w:hAnsi="Aptos" w:cs="Times New Roman"/>
+          <w:kern w:val="0"/>
+          <w:lang w:eastAsia="ko-KR"/>
+          <w14:ligatures w14:val="none"/>
+        </w:rPr>
+        <w:t>(</w:t>
+      </w:r>
+      <w:proofErr w:type="gramEnd"/>
+      <w:r>
+        <w:rPr>
+          <w:rFonts w:ascii="Aptos" w:eastAsia="Times New Roman" w:hAnsi="Aptos" w:cs="Times New Roman"/>
+          <w:kern w:val="0"/>
+          <w:lang w:eastAsia="ko-KR"/>
+          <w14:ligatures w14:val="none"/>
+        </w:rPr>
+        <w:t>) {</w:t>
+      </w:r>
+      <w:r>
+        <w:rPr>
+          <w:rFonts w:ascii="Aptos" w:eastAsia="Times New Roman" w:hAnsi="Aptos" w:cs="Times New Roman"/>
+          <w:kern w:val="0"/>
+          <w:lang w:eastAsia="ko-KR"/>
+          <w14:ligatures w14:val="none"/>
+        </w:rPr>
+        <w:br/>
+      </w:r>
+      <w:proofErr w:type="spellStart"/>
+      <w:proofErr w:type="gramStart"/>
+      <w:r>
+        <w:rPr>
+          <w:rFonts w:ascii="Aptos" w:eastAsia="Times New Roman" w:hAnsi="Aptos" w:cs="Times New Roman"/>
+          <w:kern w:val="0"/>
+          <w:lang w:eastAsia="ko-KR"/>
+          <w14:ligatures w14:val="none"/>
+        </w:rPr>
+        <w:t>userStartAudio</w:t>
+      </w:r>
+      <w:proofErr w:type="spellEnd"/>
+      <w:r>
+        <w:rPr>
+          <w:rFonts w:ascii="Aptos" w:eastAsia="Times New Roman" w:hAnsi="Aptos" w:cs="Times New Roman"/>
+          <w:kern w:val="0"/>
+          <w:lang w:eastAsia="ko-KR"/>
+          <w14:ligatures w14:val="none"/>
+        </w:rPr>
+        <w:t>(</w:t>
+      </w:r>
+      <w:proofErr w:type="gramEnd"/>
+      <w:r>
+        <w:rPr>
+          <w:rFonts w:ascii="Aptos" w:eastAsia="Times New Roman" w:hAnsi="Aptos" w:cs="Times New Roman"/>
+          <w:kern w:val="0"/>
+          <w:lang w:eastAsia="ko-KR"/>
+          <w14:ligatures w14:val="none"/>
+        </w:rPr>
+        <w:t>);</w:t>
+      </w:r>
+      <w:r>
+        <w:rPr>
+          <w:rFonts w:ascii="Aptos" w:eastAsia="Times New Roman" w:hAnsi="Aptos" w:cs="Times New Roman"/>
+          <w:kern w:val="0"/>
+          <w:lang w:eastAsia="ko-KR"/>
+          <w14:ligatures w14:val="none"/>
+        </w:rPr>
+        <w:br/>
+        <w:t>}</w:t>
+      </w:r>
+    </w:p>
+    <w:p>
+      <w:pPr>
+        <w:pStyle w:val="HTMLPreformatted"/>
+        <w:ind w:firstLine="240"/>
+        <w:rPr>
+          <w:rFonts w:ascii="Aptos" w:hAnsi="Aptos"/>
+        </w:rPr>
+      </w:pPr>
+    </w:p>
+    <w:p>
+      <w:pPr>
+        <w:rPr>
+          <w:rFonts w:ascii="Aptos" w:hAnsi="Aptos"/>
+        </w:rPr>
+      </w:pPr>
+      <w:r>
+        <w:rPr>
+          <w:rFonts w:ascii="Aptos" w:hAnsi="Aptos"/>
+        </w:rPr>
+        <w:t>Me:</w:t>
+      </w:r>
+      <w:r>
+        <w:rPr>
+          <w:rFonts w:ascii="Aptos" w:hAnsi="Aptos"/>
+        </w:rPr>
+        <w:br/>
+      </w:r>
+      <w:r>
+        <w:rPr>
+          <w:rFonts w:ascii="Aptos" w:hAnsi="Aptos"/>
+        </w:rPr>
+        <w:t xml:space="preserve">I implemented the </w:t>
+      </w:r>
+      <w:proofErr w:type="gramStart"/>
+      <w:r>
+        <w:rPr>
+          <w:rFonts w:ascii="Aptos" w:hAnsi="Aptos"/>
+        </w:rPr>
+        <w:t>codes</w:t>
+      </w:r>
+      <w:proofErr w:type="gramEnd"/>
+      <w:r>
+        <w:rPr>
+          <w:rFonts w:ascii="Aptos" w:hAnsi="Aptos"/>
+        </w:rPr>
+        <w:t xml:space="preserve"> but it makes the fox and ground disappear when the fox jumps and it doesn’t have a sound either. </w:t>
+      </w:r>
+      <w:r>
+        <w:rPr>
+          <w:rFonts w:ascii="Aptos" w:hAnsi="Aptos"/>
+        </w:rPr>
+        <w:t>Suggest me solutions.</w:t>
+      </w:r>
+    </w:p>
+    <w:p>
+      <w:pPr>
+        <w:pStyle w:val="NormalWeb"/>
+        <w:rPr>
+          <w:rFonts w:ascii="Aptos" w:hAnsi="Aptos"/>
+        </w:rPr>
+      </w:pPr>
+      <w:r>
+        <w:rPr>
+          <w:rFonts w:ascii="Aptos" w:hAnsi="Aptos"/>
+        </w:rPr>
+        <w:t>ChatGPT:</w:t>
+      </w:r>
+    </w:p>
+    <w:p>
+      <w:pPr>
+        <w:pStyle w:val="NormalWeb"/>
+        <w:rPr>
+          <w:rFonts w:ascii="Aptos" w:hAnsi="Aptos"/>
+        </w:rPr>
+      </w:pPr>
+      <w:r>
+        <w:rPr>
+          <w:rFonts w:ascii="Aptos" w:hAnsi="Aptos"/>
+        </w:rPr>
+        <w:br/>
+      </w:r>
+      <w:r>
+        <w:rPr>
+          <w:rFonts w:ascii="Aptos" w:hAnsi="Aptos"/>
+        </w:rPr>
+        <w:t>That usually happens because one of these broke the sketch:</w:t>
+      </w:r>
+    </w:p>
+    <w:p>
+      <w:pPr>
+        <w:pStyle w:val="NormalWeb"/>
         <w:numPr>
           <w:ilvl w:val="0"/>
-          <w:numId w:val="9"/>
+          <w:numId w:val="20"/>
         </w:numPr>
-      </w:pPr>
-      <w:r>
-        <w:t>O</w:t>
-      </w:r>
-      <w:r>
-        <w:t>n</w:t>
-      </w:r>
-      <w:r>
-        <w:t>e significant decision or change you made</w:t>
+        <w:rPr>
+          <w:rFonts w:ascii="Aptos" w:hAnsi="Aptos"/>
+        </w:rPr>
+      </w:pPr>
+      <w:r>
+        <w:rPr>
+          <w:rStyle w:val="HTMLCode"/>
+          <w:rFonts w:ascii="Aptos" w:hAnsi="Aptos"/>
+        </w:rPr>
+        <w:t>dusts</w:t>
+      </w:r>
+      <w:r>
+        <w:rPr>
+          <w:rFonts w:ascii="Aptos" w:hAnsi="Aptos"/>
+        </w:rPr>
+        <w:t xml:space="preserve"> / </w:t>
+      </w:r>
+      <w:proofErr w:type="spellStart"/>
+      <w:r>
+        <w:rPr>
+          <w:rStyle w:val="HTMLCode"/>
+          <w:rFonts w:ascii="Aptos" w:hAnsi="Aptos"/>
+        </w:rPr>
+        <w:t>wasGrounded</w:t>
+      </w:r>
+      <w:proofErr w:type="spellEnd"/>
+      <w:r>
+        <w:rPr>
+          <w:rFonts w:ascii="Aptos" w:hAnsi="Aptos"/>
+        </w:rPr>
+        <w:t xml:space="preserve"> / </w:t>
+      </w:r>
+      <w:proofErr w:type="spellStart"/>
+      <w:r>
+        <w:rPr>
+          <w:rStyle w:val="HTMLCode"/>
+          <w:rFonts w:ascii="Aptos" w:hAnsi="Aptos"/>
+        </w:rPr>
+        <w:t>landSfx</w:t>
+      </w:r>
+      <w:proofErr w:type="spellEnd"/>
+      <w:r>
+        <w:rPr>
+          <w:rFonts w:ascii="Aptos" w:hAnsi="Aptos"/>
+        </w:rPr>
+        <w:t xml:space="preserve"> was not declared at the top</w:t>
       </w:r>
     </w:p>
     <w:p>
       <w:pPr>
-        <w:pStyle w:val="ListParagraph"/>
+        <w:pStyle w:val="NormalWeb"/>
         <w:numPr>
           <w:ilvl w:val="0"/>
-          <w:numId w:val="9"/>
+          <w:numId w:val="20"/>
         </w:numPr>
-      </w:pPr>
-      <w:r>
-        <w:t>Why you made it</w:t>
+        <w:rPr>
+          <w:rFonts w:ascii="Aptos" w:hAnsi="Aptos"/>
+        </w:rPr>
+      </w:pPr>
+      <w:proofErr w:type="spellStart"/>
+      <w:proofErr w:type="gramStart"/>
+      <w:r>
+        <w:rPr>
+          <w:rStyle w:val="HTMLCode"/>
+          <w:rFonts w:ascii="Aptos" w:hAnsi="Aptos"/>
+        </w:rPr>
+        <w:t>loadSound</w:t>
+      </w:r>
+      <w:proofErr w:type="spellEnd"/>
+      <w:r>
+        <w:rPr>
+          <w:rStyle w:val="HTMLCode"/>
+          <w:rFonts w:ascii="Aptos" w:hAnsi="Aptos"/>
+        </w:rPr>
+        <w:t>(</w:t>
+      </w:r>
+      <w:proofErr w:type="gramEnd"/>
+      <w:r>
+        <w:rPr>
+          <w:rStyle w:val="HTMLCode"/>
+          <w:rFonts w:ascii="Aptos" w:hAnsi="Aptos"/>
+        </w:rPr>
+        <w:t>)</w:t>
+      </w:r>
+      <w:r>
+        <w:rPr>
+          <w:rFonts w:ascii="Aptos" w:hAnsi="Aptos"/>
+        </w:rPr>
+        <w:t xml:space="preserve"> is being used without the </w:t>
+      </w:r>
+      <w:r>
+        <w:rPr>
+          <w:rStyle w:val="Strong"/>
+          <w:rFonts w:ascii="Aptos" w:hAnsi="Aptos"/>
+        </w:rPr>
+        <w:t>p</w:t>
+      </w:r>
+      <w:proofErr w:type="gramStart"/>
+      <w:r>
+        <w:rPr>
+          <w:rStyle w:val="Strong"/>
+          <w:rFonts w:ascii="Aptos" w:hAnsi="Aptos"/>
+        </w:rPr>
+        <w:t>5.sound</w:t>
+      </w:r>
+      <w:proofErr w:type="gramEnd"/>
+      <w:r>
+        <w:rPr>
+          <w:rFonts w:ascii="Aptos" w:hAnsi="Aptos"/>
+        </w:rPr>
+        <w:t xml:space="preserve"> library</w:t>
       </w:r>
     </w:p>
     <w:p>
       <w:pPr>
-        <w:pStyle w:val="ListParagraph"/>
+        <w:pStyle w:val="NormalWeb"/>
         <w:numPr>
           <w:ilvl w:val="0"/>
-          <w:numId w:val="9"/>
+          <w:numId w:val="20"/>
         </w:numPr>
-      </w:pPr>
-      <w:r>
-        <w:t>What effect it had on the work</w:t>
+        <w:rPr>
+          <w:rFonts w:ascii="Aptos" w:hAnsi="Aptos"/>
+        </w:rPr>
+      </w:pPr>
+      <w:r>
+        <w:rPr>
+          <w:rFonts w:ascii="Aptos" w:hAnsi="Aptos"/>
+        </w:rPr>
+        <w:t>the landing code was inserted in the wrong spot</w:t>
       </w:r>
     </w:p>
     <w:p>
-      <w:r>
-        <w:t>Examples:</w:t>
+      <w:pPr>
+        <w:pStyle w:val="NormalWeb"/>
+        <w:ind w:left="360"/>
+        <w:rPr>
+          <w:rFonts w:ascii="Aptos" w:hAnsi="Aptos"/>
+        </w:rPr>
+      </w:pPr>
+      <w:r>
+        <w:rPr>
+          <w:rFonts w:ascii="Aptos" w:hAnsi="Aptos"/>
+        </w:rPr>
+        <w:t>Use this safer version.</w:t>
       </w:r>
     </w:p>
     <w:p>
       <w:pPr>
-        <w:pStyle w:val="ListParagraph"/>
+        <w:pStyle w:val="Heading2"/>
+        <w:rPr>
+          <w:rFonts w:ascii="Aptos" w:hAnsi="Aptos"/>
+        </w:rPr>
+      </w:pPr>
+      <w:r>
+        <w:rPr>
+          <w:rFonts w:ascii="Aptos" w:hAnsi="Aptos"/>
+        </w:rPr>
+        <w:lastRenderedPageBreak/>
+        <w:t xml:space="preserve">1. Add these </w:t>
+      </w:r>
+      <w:proofErr w:type="spellStart"/>
+      <w:r>
+        <w:rPr>
+          <w:rFonts w:ascii="Aptos" w:hAnsi="Aptos"/>
+        </w:rPr>
+        <w:t>globals</w:t>
+      </w:r>
+      <w:proofErr w:type="spellEnd"/>
+      <w:r>
+        <w:rPr>
+          <w:rFonts w:ascii="Aptos" w:hAnsi="Aptos"/>
+        </w:rPr>
+        <w:t xml:space="preserve"> at the top</w:t>
+      </w:r>
+    </w:p>
+    <w:p>
+      <w:pPr>
+        <w:pStyle w:val="NormalWeb"/>
+        <w:rPr>
+          <w:rFonts w:ascii="Aptos" w:hAnsi="Aptos"/>
+        </w:rPr>
+      </w:pPr>
+      <w:r>
+        <w:rPr>
+          <w:rFonts w:ascii="Aptos" w:hAnsi="Aptos"/>
+        </w:rPr>
+        <w:t xml:space="preserve">Put them near your other </w:t>
+      </w:r>
+      <w:r>
+        <w:rPr>
+          <w:rStyle w:val="HTMLCode"/>
+          <w:rFonts w:ascii="Aptos" w:hAnsi="Aptos"/>
+        </w:rPr>
+        <w:t>let</w:t>
+      </w:r>
+      <w:r>
+        <w:rPr>
+          <w:rFonts w:ascii="Aptos" w:hAnsi="Aptos"/>
+        </w:rPr>
+        <w:t xml:space="preserve"> variables:</w:t>
+      </w:r>
+    </w:p>
+    <w:p>
+      <w:pPr>
+        <w:pStyle w:val="HTMLPreformatted"/>
+        <w:rPr>
+          <w:rFonts w:ascii="Aptos" w:hAnsi="Aptos"/>
+        </w:rPr>
+      </w:pPr>
+      <w:r>
+        <w:rPr>
+          <w:rStyle w:val="g"/>
+          <w:rFonts w:ascii="Aptos" w:hAnsi="Aptos"/>
+        </w:rPr>
+        <w:t>let</w:t>
+      </w:r>
+      <w:r>
+        <w:rPr>
+          <w:rFonts w:ascii="Aptos" w:hAnsi="Aptos"/>
+        </w:rPr>
+        <w:t xml:space="preserve"> </w:t>
+      </w:r>
+      <w:r>
+        <w:rPr>
+          <w:rStyle w:val="m"/>
+          <w:rFonts w:ascii="Aptos" w:hAnsi="Aptos"/>
+        </w:rPr>
+        <w:t>sensor</w:t>
+      </w:r>
+      <w:r>
+        <w:rPr>
+          <w:rFonts w:ascii="Aptos" w:hAnsi="Aptos"/>
+        </w:rPr>
+        <w:t>;</w:t>
+      </w:r>
+      <w:r>
+        <w:rPr>
+          <w:rFonts w:ascii="Aptos" w:hAnsi="Aptos"/>
+        </w:rPr>
+        <w:br/>
+      </w:r>
+      <w:r>
+        <w:rPr>
+          <w:rStyle w:val="g"/>
+          <w:rFonts w:ascii="Aptos" w:hAnsi="Aptos"/>
+        </w:rPr>
+        <w:t>let</w:t>
+      </w:r>
+      <w:r>
+        <w:rPr>
+          <w:rFonts w:ascii="Aptos" w:hAnsi="Aptos"/>
+        </w:rPr>
+        <w:t xml:space="preserve"> </w:t>
+      </w:r>
+      <w:r>
+        <w:rPr>
+          <w:rStyle w:val="m"/>
+          <w:rFonts w:ascii="Aptos" w:hAnsi="Aptos"/>
+        </w:rPr>
+        <w:t>dusts</w:t>
+      </w:r>
+      <w:r>
+        <w:rPr>
+          <w:rFonts w:ascii="Aptos" w:hAnsi="Aptos"/>
+        </w:rPr>
+        <w:t xml:space="preserve"> </w:t>
+      </w:r>
+      <w:r>
+        <w:rPr>
+          <w:rStyle w:val="g"/>
+          <w:rFonts w:ascii="Aptos" w:hAnsi="Aptos"/>
+        </w:rPr>
+        <w:t>=</w:t>
+      </w:r>
+      <w:r>
+        <w:rPr>
+          <w:rFonts w:ascii="Aptos" w:hAnsi="Aptos"/>
+        </w:rPr>
+        <w:t xml:space="preserve"> [];</w:t>
+      </w:r>
+      <w:r>
+        <w:rPr>
+          <w:rFonts w:ascii="Aptos" w:hAnsi="Aptos"/>
+        </w:rPr>
+        <w:br/>
+      </w:r>
+      <w:r>
+        <w:rPr>
+          <w:rStyle w:val="g"/>
+          <w:rFonts w:ascii="Aptos" w:hAnsi="Aptos"/>
+        </w:rPr>
+        <w:t>let</w:t>
+      </w:r>
+      <w:r>
+        <w:rPr>
+          <w:rFonts w:ascii="Aptos" w:hAnsi="Aptos"/>
+        </w:rPr>
+        <w:t xml:space="preserve"> </w:t>
+      </w:r>
+      <w:proofErr w:type="spellStart"/>
+      <w:r>
+        <w:rPr>
+          <w:rStyle w:val="m"/>
+          <w:rFonts w:ascii="Aptos" w:hAnsi="Aptos"/>
+        </w:rPr>
+        <w:t>wasGrounded</w:t>
+      </w:r>
+      <w:proofErr w:type="spellEnd"/>
+      <w:r>
+        <w:rPr>
+          <w:rFonts w:ascii="Aptos" w:hAnsi="Aptos"/>
+        </w:rPr>
+        <w:t xml:space="preserve"> </w:t>
+      </w:r>
+      <w:r>
+        <w:rPr>
+          <w:rStyle w:val="g"/>
+          <w:rFonts w:ascii="Aptos" w:hAnsi="Aptos"/>
+        </w:rPr>
+        <w:t>=</w:t>
+      </w:r>
+      <w:r>
+        <w:rPr>
+          <w:rFonts w:ascii="Aptos" w:hAnsi="Aptos"/>
+        </w:rPr>
+        <w:t xml:space="preserve"> </w:t>
+      </w:r>
+      <w:r>
+        <w:rPr>
+          <w:rStyle w:val="j"/>
+          <w:rFonts w:ascii="Aptos" w:hAnsi="Aptos"/>
+        </w:rPr>
+        <w:t>false</w:t>
+      </w:r>
+      <w:r>
+        <w:rPr>
+          <w:rFonts w:ascii="Aptos" w:hAnsi="Aptos"/>
+        </w:rPr>
+        <w:t>;</w:t>
+      </w:r>
+      <w:r>
+        <w:rPr>
+          <w:rFonts w:ascii="Aptos" w:hAnsi="Aptos"/>
+        </w:rPr>
+        <w:br/>
+      </w:r>
+      <w:r>
+        <w:rPr>
+          <w:rStyle w:val="g"/>
+          <w:rFonts w:ascii="Aptos" w:hAnsi="Aptos"/>
+        </w:rPr>
+        <w:t>let</w:t>
+      </w:r>
+      <w:r>
+        <w:rPr>
+          <w:rFonts w:ascii="Aptos" w:hAnsi="Aptos"/>
+        </w:rPr>
+        <w:t xml:space="preserve"> </w:t>
+      </w:r>
+      <w:proofErr w:type="spellStart"/>
+      <w:proofErr w:type="gramStart"/>
+      <w:r>
+        <w:rPr>
+          <w:rStyle w:val="m"/>
+          <w:rFonts w:ascii="Aptos" w:hAnsi="Aptos"/>
+        </w:rPr>
+        <w:t>landSfx</w:t>
+      </w:r>
+      <w:proofErr w:type="spellEnd"/>
+      <w:r>
+        <w:rPr>
+          <w:rFonts w:ascii="Aptos" w:hAnsi="Aptos"/>
+        </w:rPr>
+        <w:t>;</w:t>
+      </w:r>
+      <w:proofErr w:type="gramEnd"/>
+    </w:p>
+    <w:p>
+      <w:pPr>
+        <w:spacing w:after="0" w:line="240" w:lineRule="auto"/>
+        <w:rPr>
+          <w:rFonts w:ascii="Aptos" w:eastAsia="Times New Roman" w:hAnsi="Aptos" w:cs="Times New Roman"/>
+          <w:kern w:val="0"/>
+          <w:lang w:eastAsia="ko-KR"/>
+          <w14:ligatures w14:val="none"/>
+        </w:rPr>
+      </w:pPr>
+    </w:p>
+    <w:p>
+      <w:pPr>
+        <w:pStyle w:val="Heading2"/>
         <w:numPr>
           <w:ilvl w:val="0"/>
-          <w:numId w:val="1"/>
+          <w:numId w:val="18"/>
         </w:numPr>
-      </w:pPr>
-      <w:r>
-        <w:t>S</w:t>
-      </w:r>
-      <w:r>
-        <w:t>imp</w:t>
-      </w:r>
-      <w:r>
-        <w:t>lifying a mechanic so it functioned correctly</w:t>
+        <w:rPr>
+          <w:rStyle w:val="HTMLCode"/>
+          <w:rFonts w:ascii="Aptos" w:eastAsiaTheme="majorEastAsia" w:hAnsi="Aptos" w:cstheme="majorBidi"/>
+          <w:sz w:val="32"/>
+          <w:szCs w:val="32"/>
+        </w:rPr>
+      </w:pPr>
+      <w:r>
+        <w:rPr>
+          <w:rFonts w:ascii="Aptos" w:hAnsi="Aptos"/>
+        </w:rPr>
+        <w:t xml:space="preserve">Update </w:t>
+      </w:r>
+      <w:proofErr w:type="gramStart"/>
+      <w:r>
+        <w:rPr>
+          <w:rStyle w:val="HTMLCode"/>
+          <w:rFonts w:ascii="Aptos" w:eastAsiaTheme="majorEastAsia" w:hAnsi="Aptos"/>
+        </w:rPr>
+        <w:t>preload(</w:t>
+      </w:r>
+      <w:proofErr w:type="gramEnd"/>
+      <w:r>
+        <w:rPr>
+          <w:rStyle w:val="HTMLCode"/>
+          <w:rFonts w:ascii="Aptos" w:eastAsiaTheme="majorEastAsia" w:hAnsi="Aptos"/>
+        </w:rPr>
+        <w:t>)</w:t>
       </w:r>
     </w:p>
     <w:p>
       <w:pPr>
-        <w:pStyle w:val="ListParagraph"/>
+        <w:pStyle w:val="NormalWeb"/>
+        <w:rPr>
+          <w:rFonts w:ascii="Aptos" w:hAnsi="Aptos"/>
+        </w:rPr>
+      </w:pPr>
+      <w:r>
+        <w:rPr>
+          <w:rFonts w:ascii="Aptos" w:hAnsi="Aptos"/>
+        </w:rPr>
+        <w:t xml:space="preserve">Important: this only works if your HTML includes the </w:t>
+      </w:r>
+      <w:r>
+        <w:rPr>
+          <w:rStyle w:val="Strong"/>
+          <w:rFonts w:ascii="Aptos" w:hAnsi="Aptos"/>
+        </w:rPr>
+        <w:t>p</w:t>
+      </w:r>
+      <w:proofErr w:type="gramStart"/>
+      <w:r>
+        <w:rPr>
+          <w:rStyle w:val="Strong"/>
+          <w:rFonts w:ascii="Aptos" w:hAnsi="Aptos"/>
+        </w:rPr>
+        <w:t>5.sound</w:t>
+      </w:r>
+      <w:proofErr w:type="gramEnd"/>
+      <w:r>
+        <w:rPr>
+          <w:rFonts w:ascii="Aptos" w:hAnsi="Aptos"/>
+        </w:rPr>
+        <w:t xml:space="preserve"> library.</w:t>
+      </w:r>
+    </w:p>
+    <w:p>
+      <w:pPr>
+        <w:pStyle w:val="NormalWeb"/>
+        <w:rPr>
+          <w:rFonts w:ascii="Aptos" w:hAnsi="Aptos"/>
+        </w:rPr>
+      </w:pPr>
+      <w:r>
+        <w:rPr>
+          <w:rFonts w:ascii="Aptos" w:hAnsi="Aptos"/>
+        </w:rPr>
+        <w:t>Example</w:t>
+      </w:r>
+      <w:r>
+        <w:rPr>
+          <w:rFonts w:ascii="Aptos" w:hAnsi="Aptos"/>
+        </w:rPr>
+        <w:t>:</w:t>
+      </w:r>
+    </w:p>
+    <w:p>
+      <w:pPr>
+        <w:pStyle w:val="HTMLPreformatted"/>
+        <w:rPr>
+          <w:rFonts w:ascii="Aptos" w:hAnsi="Aptos"/>
+        </w:rPr>
+      </w:pPr>
+      <w:r>
+        <w:rPr>
+          <w:rStyle w:val="o"/>
+          <w:rFonts w:ascii="Aptos" w:hAnsi="Aptos"/>
+        </w:rPr>
+        <w:t>&lt;script</w:t>
+      </w:r>
+      <w:r>
+        <w:rPr>
+          <w:rFonts w:ascii="Aptos" w:hAnsi="Aptos"/>
+        </w:rPr>
+        <w:t xml:space="preserve"> </w:t>
+      </w:r>
+      <w:r>
+        <w:rPr>
+          <w:rStyle w:val="n"/>
+          <w:rFonts w:ascii="Aptos" w:hAnsi="Aptos"/>
+        </w:rPr>
+        <w:t>src</w:t>
+      </w:r>
+      <w:r>
+        <w:rPr>
+          <w:rStyle w:val="g"/>
+          <w:rFonts w:ascii="Aptos" w:hAnsi="Aptos"/>
+        </w:rPr>
+        <w:t>=</w:t>
+      </w:r>
+      <w:r>
+        <w:rPr>
+          <w:rStyle w:val="k"/>
+          <w:rFonts w:ascii="Aptos" w:hAnsi="Aptos"/>
+        </w:rPr>
+        <w:t>"https://cdn.jsdelivr.net/npm/p5@1/lib/addons/p5.sound.min.js"</w:t>
+      </w:r>
+      <w:r>
+        <w:rPr>
+          <w:rStyle w:val="o"/>
+          <w:rFonts w:ascii="Aptos" w:hAnsi="Aptos"/>
+        </w:rPr>
+        <w:t>&gt;&lt;/script&gt;</w:t>
+      </w:r>
+    </w:p>
+    <w:p>
+      <w:pPr>
+        <w:pStyle w:val="NormalWeb"/>
+        <w:rPr>
+          <w:rFonts w:ascii="Aptos" w:hAnsi="Aptos"/>
+        </w:rPr>
+      </w:pPr>
+      <w:r>
+        <w:rPr>
+          <w:rFonts w:ascii="Aptos" w:hAnsi="Aptos"/>
+        </w:rPr>
+        <w:t xml:space="preserve">Without that, </w:t>
+      </w:r>
+      <w:proofErr w:type="spellStart"/>
+      <w:proofErr w:type="gramStart"/>
+      <w:r>
+        <w:rPr>
+          <w:rStyle w:val="HTMLCode"/>
+          <w:rFonts w:ascii="Aptos" w:hAnsi="Aptos"/>
+        </w:rPr>
+        <w:t>loadSound</w:t>
+      </w:r>
+      <w:proofErr w:type="spellEnd"/>
+      <w:r>
+        <w:rPr>
+          <w:rStyle w:val="HTMLCode"/>
+          <w:rFonts w:ascii="Aptos" w:hAnsi="Aptos"/>
+        </w:rPr>
+        <w:t>(</w:t>
+      </w:r>
+      <w:proofErr w:type="gramEnd"/>
+      <w:r>
+        <w:rPr>
+          <w:rStyle w:val="HTMLCode"/>
+          <w:rFonts w:ascii="Aptos" w:hAnsi="Aptos"/>
+        </w:rPr>
+        <w:t>)</w:t>
+      </w:r>
+      <w:r>
+        <w:rPr>
+          <w:rFonts w:ascii="Aptos" w:hAnsi="Aptos"/>
+        </w:rPr>
+        <w:t xml:space="preserve"> will fail and no sound will play.</w:t>
+      </w:r>
+    </w:p>
+    <w:p>
+      <w:pPr>
+        <w:pStyle w:val="Heading2"/>
         <w:numPr>
           <w:ilvl w:val="0"/>
-          <w:numId w:val="1"/>
+          <w:numId w:val="18"/>
         </w:numPr>
-      </w:pPr>
-      <w:r>
-        <w:t>Changing an approach after something failed</w:t>
+        <w:rPr>
+          <w:rFonts w:ascii="Aptos" w:hAnsi="Aptos"/>
+        </w:rPr>
+      </w:pPr>
+      <w:r>
+        <w:rPr>
+          <w:rFonts w:ascii="Aptos" w:hAnsi="Aptos"/>
+        </w:rPr>
+        <w:t>Turn on browser audio after interaction</w:t>
       </w:r>
     </w:p>
     <w:p>
       <w:pPr>
-        <w:pStyle w:val="ListParagraph"/>
+        <w:pStyle w:val="NormalWeb"/>
+        <w:rPr>
+          <w:rFonts w:ascii="Aptos" w:hAnsi="Aptos"/>
+        </w:rPr>
+      </w:pPr>
+      <w:r>
+        <w:rPr>
+          <w:rFonts w:ascii="Aptos" w:hAnsi="Aptos"/>
+        </w:rPr>
+        <w:t>Add this anywhere below your functions:</w:t>
+      </w:r>
+    </w:p>
+    <w:p>
+      <w:pPr>
+        <w:pStyle w:val="HTMLPreformatted"/>
+        <w:rPr>
+          <w:rFonts w:ascii="Aptos" w:hAnsi="Aptos"/>
+        </w:rPr>
+      </w:pPr>
+      <w:r>
+        <w:rPr>
+          <w:rStyle w:val="g"/>
+          <w:rFonts w:ascii="Aptos" w:hAnsi="Aptos"/>
+        </w:rPr>
+        <w:t>function</w:t>
+      </w:r>
+      <w:r>
+        <w:rPr>
+          <w:rFonts w:ascii="Aptos" w:hAnsi="Aptos"/>
+        </w:rPr>
+        <w:t xml:space="preserve"> </w:t>
+      </w:r>
+      <w:proofErr w:type="spellStart"/>
+      <w:proofErr w:type="gramStart"/>
+      <w:r>
+        <w:rPr>
+          <w:rStyle w:val="m"/>
+          <w:rFonts w:ascii="Aptos" w:hAnsi="Aptos"/>
+        </w:rPr>
+        <w:t>mousePressed</w:t>
+      </w:r>
+      <w:proofErr w:type="spellEnd"/>
+      <w:r>
+        <w:rPr>
+          <w:rFonts w:ascii="Aptos" w:hAnsi="Aptos"/>
+        </w:rPr>
+        <w:t>(</w:t>
+      </w:r>
+      <w:proofErr w:type="gramEnd"/>
+      <w:r>
+        <w:rPr>
+          <w:rFonts w:ascii="Aptos" w:hAnsi="Aptos"/>
+        </w:rPr>
+        <w:t>) {</w:t>
+      </w:r>
+      <w:r>
+        <w:rPr>
+          <w:rFonts w:ascii="Aptos" w:hAnsi="Aptos"/>
+        </w:rPr>
+        <w:br/>
+        <w:t xml:space="preserve">  </w:t>
+      </w:r>
+      <w:proofErr w:type="spellStart"/>
+      <w:r>
+        <w:rPr>
+          <w:rStyle w:val="m"/>
+          <w:rFonts w:ascii="Aptos" w:hAnsi="Aptos"/>
+        </w:rPr>
+        <w:t>userStartAudio</w:t>
+      </w:r>
+      <w:proofErr w:type="spellEnd"/>
+      <w:r>
+        <w:rPr>
+          <w:rFonts w:ascii="Aptos" w:hAnsi="Aptos"/>
+        </w:rPr>
+        <w:t>();</w:t>
+      </w:r>
+      <w:r>
+        <w:rPr>
+          <w:rFonts w:ascii="Aptos" w:hAnsi="Aptos"/>
+        </w:rPr>
+        <w:br/>
+        <w:t>}</w:t>
+      </w:r>
+      <w:r>
+        <w:rPr>
+          <w:rFonts w:ascii="Aptos" w:hAnsi="Aptos"/>
+        </w:rPr>
+        <w:br/>
+      </w:r>
+      <w:r>
+        <w:rPr>
+          <w:rFonts w:ascii="Aptos" w:hAnsi="Aptos"/>
+        </w:rPr>
+        <w:br/>
+      </w:r>
+      <w:r>
+        <w:rPr>
+          <w:rStyle w:val="g"/>
+          <w:rFonts w:ascii="Aptos" w:hAnsi="Aptos"/>
+        </w:rPr>
+        <w:t>function</w:t>
+      </w:r>
+      <w:r>
+        <w:rPr>
+          <w:rFonts w:ascii="Aptos" w:hAnsi="Aptos"/>
+        </w:rPr>
+        <w:t xml:space="preserve"> </w:t>
+      </w:r>
+      <w:proofErr w:type="spellStart"/>
+      <w:proofErr w:type="gramStart"/>
+      <w:r>
+        <w:rPr>
+          <w:rStyle w:val="m"/>
+          <w:rFonts w:ascii="Aptos" w:hAnsi="Aptos"/>
+        </w:rPr>
+        <w:t>keyPressed</w:t>
+      </w:r>
+      <w:proofErr w:type="spellEnd"/>
+      <w:r>
+        <w:rPr>
+          <w:rFonts w:ascii="Aptos" w:hAnsi="Aptos"/>
+        </w:rPr>
+        <w:t>(</w:t>
+      </w:r>
+      <w:proofErr w:type="gramEnd"/>
+      <w:r>
+        <w:rPr>
+          <w:rFonts w:ascii="Aptos" w:hAnsi="Aptos"/>
+        </w:rPr>
+        <w:t>) {</w:t>
+      </w:r>
+      <w:r>
+        <w:rPr>
+          <w:rFonts w:ascii="Aptos" w:hAnsi="Aptos"/>
+        </w:rPr>
+        <w:br/>
+        <w:t xml:space="preserve">  </w:t>
+      </w:r>
+      <w:proofErr w:type="spellStart"/>
+      <w:r>
+        <w:rPr>
+          <w:rStyle w:val="m"/>
+          <w:rFonts w:ascii="Aptos" w:hAnsi="Aptos"/>
+        </w:rPr>
+        <w:t>userStartAudio</w:t>
+      </w:r>
+      <w:proofErr w:type="spellEnd"/>
+      <w:r>
+        <w:rPr>
+          <w:rFonts w:ascii="Aptos" w:hAnsi="Aptos"/>
+        </w:rPr>
+        <w:t>();</w:t>
+      </w:r>
+      <w:r>
+        <w:rPr>
+          <w:rFonts w:ascii="Aptos" w:hAnsi="Aptos"/>
+        </w:rPr>
+        <w:br/>
+        <w:t>}</w:t>
+      </w:r>
+    </w:p>
+    <w:p>
+      <w:pPr>
+        <w:pStyle w:val="NormalWeb"/>
+        <w:rPr>
+          <w:rFonts w:ascii="Aptos" w:hAnsi="Aptos"/>
+        </w:rPr>
+      </w:pPr>
+      <w:r>
+        <w:rPr>
+          <w:rFonts w:ascii="Aptos" w:hAnsi="Aptos"/>
+        </w:rPr>
+        <w:t>Some browsers block sound until the user clicks or presses a key once.</w:t>
+      </w:r>
+    </w:p>
+    <w:p>
+      <w:pPr>
+        <w:spacing w:before="100" w:beforeAutospacing="1" w:after="100" w:afterAutospacing="1" w:line="240" w:lineRule="auto"/>
+        <w:outlineLvl w:val="1"/>
+        <w:rPr>
+          <w:rFonts w:ascii="Aptos" w:eastAsia="Times New Roman" w:hAnsi="Aptos" w:cs="Times New Roman"/>
+          <w:b/>
+          <w:bCs/>
+          <w:kern w:val="0"/>
+          <w:sz w:val="36"/>
+          <w:szCs w:val="36"/>
+          <w:lang w:eastAsia="ko-KR"/>
+          <w14:ligatures w14:val="none"/>
+        </w:rPr>
+      </w:pPr>
+      <w:r>
+        <w:rPr>
+          <w:rFonts w:ascii="Aptos" w:eastAsia="Times New Roman" w:hAnsi="Aptos" w:cs="Times New Roman"/>
+          <w:b/>
+          <w:bCs/>
+          <w:kern w:val="0"/>
+          <w:sz w:val="36"/>
+          <w:szCs w:val="36"/>
+          <w:lang w:eastAsia="ko-KR"/>
+          <w14:ligatures w14:val="none"/>
+        </w:rPr>
+        <w:t>Why your fox/ground probably disappeared</w:t>
+      </w:r>
+    </w:p>
+    <w:p>
+      <w:pPr>
+        <w:spacing w:before="100" w:beforeAutospacing="1" w:after="100" w:afterAutospacing="1" w:line="240" w:lineRule="auto"/>
+        <w:rPr>
+          <w:rFonts w:ascii="Aptos" w:eastAsia="Times New Roman" w:hAnsi="Aptos" w:cs="Times New Roman"/>
+          <w:kern w:val="0"/>
+          <w:lang w:eastAsia="ko-KR"/>
+          <w14:ligatures w14:val="none"/>
+        </w:rPr>
+      </w:pPr>
+      <w:r>
+        <w:rPr>
+          <w:rFonts w:ascii="Aptos" w:eastAsia="Times New Roman" w:hAnsi="Aptos" w:cs="Times New Roman"/>
+          <w:kern w:val="0"/>
+          <w:lang w:eastAsia="ko-KR"/>
+          <w14:ligatures w14:val="none"/>
+        </w:rPr>
+        <w:t>The most likely reason is that one of the new variables or sound functions caused a runtime error, so the sketch stopped updating correctly. The most common one is:</w:t>
+      </w:r>
+    </w:p>
+    <w:p>
+      <w:pPr>
+        <w:tabs>
+          <w:tab w:val="left" w:pos="916"/>
+          <w:tab w:val="left" w:pos="1832"/>
+          <w:tab w:val="left" w:pos="2748"/>
+          <w:tab w:val="left" w:pos="3664"/>
+          <w:tab w:val="left" w:pos="4580"/>
+          <w:tab w:val="left" w:pos="5496"/>
+          <w:tab w:val="left" w:pos="6412"/>
+          <w:tab w:val="left" w:pos="7328"/>
+          <w:tab w:val="left" w:pos="8244"/>
+          <w:tab w:val="left" w:pos="9160"/>
+          <w:tab w:val="left" w:pos="10076"/>
+          <w:tab w:val="left" w:pos="10992"/>
+          <w:tab w:val="left" w:pos="11908"/>
+          <w:tab w:val="left" w:pos="12824"/>
+          <w:tab w:val="left" w:pos="13740"/>
+          <w:tab w:val="left" w:pos="14656"/>
+        </w:tabs>
+        <w:spacing w:after="0" w:line="240" w:lineRule="auto"/>
+        <w:rPr>
+          <w:rFonts w:ascii="Aptos" w:eastAsia="Times New Roman" w:hAnsi="Aptos" w:cs="Courier New"/>
+          <w:kern w:val="0"/>
+          <w:sz w:val="20"/>
+          <w:szCs w:val="20"/>
+          <w:lang w:eastAsia="ko-KR"/>
+          <w14:ligatures w14:val="none"/>
+        </w:rPr>
+      </w:pPr>
+      <w:proofErr w:type="spellStart"/>
+      <w:r>
+        <w:rPr>
+          <w:rFonts w:ascii="Aptos" w:eastAsia="Times New Roman" w:hAnsi="Aptos" w:cs="Courier New"/>
+          <w:kern w:val="0"/>
+          <w:sz w:val="20"/>
+          <w:szCs w:val="20"/>
+          <w:lang w:eastAsia="ko-KR"/>
+          <w14:ligatures w14:val="none"/>
+        </w:rPr>
+        <w:t>landSfx</w:t>
+      </w:r>
+      <w:proofErr w:type="spellEnd"/>
+      <w:r>
+        <w:rPr>
+          <w:rFonts w:ascii="Aptos" w:eastAsia="Times New Roman" w:hAnsi="Aptos" w:cs="Courier New"/>
+          <w:kern w:val="0"/>
+          <w:sz w:val="20"/>
+          <w:szCs w:val="20"/>
+          <w:lang w:eastAsia="ko-KR"/>
+          <w14:ligatures w14:val="none"/>
+        </w:rPr>
+        <w:t xml:space="preserve"> = </w:t>
+      </w:r>
+      <w:proofErr w:type="spellStart"/>
+      <w:r>
+        <w:rPr>
+          <w:rFonts w:ascii="Aptos" w:eastAsia="Times New Roman" w:hAnsi="Aptos" w:cs="Courier New"/>
+          <w:kern w:val="0"/>
+          <w:sz w:val="20"/>
+          <w:szCs w:val="20"/>
+          <w:lang w:eastAsia="ko-KR"/>
+          <w14:ligatures w14:val="none"/>
+        </w:rPr>
+        <w:t>loadSound</w:t>
+      </w:r>
+      <w:proofErr w:type="spellEnd"/>
+      <w:r>
+        <w:rPr>
+          <w:rFonts w:ascii="Aptos" w:eastAsia="Times New Roman" w:hAnsi="Aptos" w:cs="Courier New"/>
+          <w:kern w:val="0"/>
+          <w:sz w:val="20"/>
+          <w:szCs w:val="20"/>
+          <w:lang w:eastAsia="ko-KR"/>
+          <w14:ligatures w14:val="none"/>
+        </w:rPr>
+        <w:t>(...)</w:t>
+      </w:r>
+    </w:p>
+    <w:p>
+      <w:pPr>
+        <w:spacing w:before="100" w:beforeAutospacing="1" w:after="100" w:afterAutospacing="1" w:line="240" w:lineRule="auto"/>
+        <w:rPr>
+          <w:rFonts w:ascii="Aptos" w:eastAsia="Times New Roman" w:hAnsi="Aptos" w:cs="Times New Roman"/>
+          <w:kern w:val="0"/>
+          <w:lang w:eastAsia="ko-KR"/>
+          <w14:ligatures w14:val="none"/>
+        </w:rPr>
+      </w:pPr>
+      <w:r>
+        <w:rPr>
+          <w:rFonts w:ascii="Aptos" w:eastAsia="Times New Roman" w:hAnsi="Aptos" w:cs="Times New Roman"/>
+          <w:kern w:val="0"/>
+          <w:lang w:eastAsia="ko-KR"/>
+          <w14:ligatures w14:val="none"/>
+        </w:rPr>
+        <w:t xml:space="preserve">without loading </w:t>
+      </w:r>
+      <w:r>
+        <w:rPr>
+          <w:rFonts w:ascii="Aptos" w:eastAsia="Times New Roman" w:hAnsi="Aptos" w:cs="Courier New"/>
+          <w:kern w:val="0"/>
+          <w:sz w:val="20"/>
+          <w:szCs w:val="20"/>
+          <w:lang w:eastAsia="ko-KR"/>
+          <w14:ligatures w14:val="none"/>
+        </w:rPr>
+        <w:t>p5.sound.min.js</w:t>
+      </w:r>
+      <w:r>
+        <w:rPr>
+          <w:rFonts w:ascii="Aptos" w:eastAsia="Times New Roman" w:hAnsi="Aptos" w:cs="Times New Roman"/>
+          <w:kern w:val="0"/>
+          <w:lang w:eastAsia="ko-KR"/>
+          <w14:ligatures w14:val="none"/>
+        </w:rPr>
+        <w:t>.</w:t>
+      </w:r>
+    </w:p>
+    <w:p>
+      <w:pPr>
+        <w:spacing w:before="100" w:beforeAutospacing="1" w:after="100" w:afterAutospacing="1" w:line="240" w:lineRule="auto"/>
+        <w:rPr>
+          <w:rFonts w:ascii="Aptos" w:eastAsia="Times New Roman" w:hAnsi="Aptos" w:cs="Times New Roman"/>
+          <w:kern w:val="0"/>
+          <w:lang w:eastAsia="ko-KR"/>
+          <w14:ligatures w14:val="none"/>
+        </w:rPr>
+      </w:pPr>
+      <w:r>
+        <w:rPr>
+          <w:rFonts w:ascii="Aptos" w:eastAsia="Times New Roman" w:hAnsi="Aptos" w:cs="Times New Roman"/>
+          <w:kern w:val="0"/>
+          <w:lang w:eastAsia="ko-KR"/>
+          <w14:ligatures w14:val="none"/>
+        </w:rPr>
+        <w:t>Another common issue is forgetting:</w:t>
+      </w:r>
+    </w:p>
+    <w:p>
+      <w:pPr>
+        <w:tabs>
+          <w:tab w:val="left" w:pos="916"/>
+          <w:tab w:val="left" w:pos="1832"/>
+          <w:tab w:val="left" w:pos="2748"/>
+          <w:tab w:val="left" w:pos="3664"/>
+          <w:tab w:val="left" w:pos="4580"/>
+          <w:tab w:val="left" w:pos="5496"/>
+          <w:tab w:val="left" w:pos="6412"/>
+          <w:tab w:val="left" w:pos="7328"/>
+          <w:tab w:val="left" w:pos="8244"/>
+          <w:tab w:val="left" w:pos="9160"/>
+          <w:tab w:val="left" w:pos="10076"/>
+          <w:tab w:val="left" w:pos="10992"/>
+          <w:tab w:val="left" w:pos="11908"/>
+          <w:tab w:val="left" w:pos="12824"/>
+          <w:tab w:val="left" w:pos="13740"/>
+          <w:tab w:val="left" w:pos="14656"/>
+        </w:tabs>
+        <w:spacing w:after="0" w:line="240" w:lineRule="auto"/>
+        <w:rPr>
+          <w:rFonts w:ascii="Aptos" w:eastAsia="Times New Roman" w:hAnsi="Aptos" w:cs="Courier New"/>
+          <w:kern w:val="0"/>
+          <w:sz w:val="20"/>
+          <w:szCs w:val="20"/>
+          <w:lang w:eastAsia="ko-KR"/>
+          <w14:ligatures w14:val="none"/>
+        </w:rPr>
+      </w:pPr>
+      <w:r>
+        <w:rPr>
+          <w:rFonts w:ascii="Aptos" w:eastAsia="Times New Roman" w:hAnsi="Aptos" w:cs="Courier New"/>
+          <w:kern w:val="0"/>
+          <w:sz w:val="20"/>
+          <w:szCs w:val="20"/>
+          <w:lang w:eastAsia="ko-KR"/>
+          <w14:ligatures w14:val="none"/>
+        </w:rPr>
+        <w:lastRenderedPageBreak/>
+        <w:t>let dusts = [];</w:t>
+      </w:r>
+      <w:r>
+        <w:rPr>
+          <w:rFonts w:ascii="Aptos" w:eastAsia="Times New Roman" w:hAnsi="Aptos" w:cs="Courier New"/>
+          <w:kern w:val="0"/>
+          <w:sz w:val="20"/>
+          <w:szCs w:val="20"/>
+          <w:lang w:eastAsia="ko-KR"/>
+          <w14:ligatures w14:val="none"/>
+        </w:rPr>
+        <w:br/>
+        <w:t xml:space="preserve">let </w:t>
+      </w:r>
+      <w:proofErr w:type="spellStart"/>
+      <w:r>
+        <w:rPr>
+          <w:rFonts w:ascii="Aptos" w:eastAsia="Times New Roman" w:hAnsi="Aptos" w:cs="Courier New"/>
+          <w:kern w:val="0"/>
+          <w:sz w:val="20"/>
+          <w:szCs w:val="20"/>
+          <w:lang w:eastAsia="ko-KR"/>
+          <w14:ligatures w14:val="none"/>
+        </w:rPr>
+        <w:t>wasGrounded</w:t>
+      </w:r>
+      <w:proofErr w:type="spellEnd"/>
+      <w:r>
+        <w:rPr>
+          <w:rFonts w:ascii="Aptos" w:eastAsia="Times New Roman" w:hAnsi="Aptos" w:cs="Courier New"/>
+          <w:kern w:val="0"/>
+          <w:sz w:val="20"/>
+          <w:szCs w:val="20"/>
+          <w:lang w:eastAsia="ko-KR"/>
+          <w14:ligatures w14:val="none"/>
+        </w:rPr>
+        <w:t xml:space="preserve"> = false;</w:t>
+      </w:r>
+      <w:r>
+        <w:rPr>
+          <w:rFonts w:ascii="Aptos" w:eastAsia="Times New Roman" w:hAnsi="Aptos" w:cs="Courier New"/>
+          <w:kern w:val="0"/>
+          <w:sz w:val="20"/>
+          <w:szCs w:val="20"/>
+          <w:lang w:eastAsia="ko-KR"/>
+          <w14:ligatures w14:val="none"/>
+        </w:rPr>
+        <w:br/>
+        <w:t xml:space="preserve">let </w:t>
+      </w:r>
+      <w:proofErr w:type="spellStart"/>
+      <w:proofErr w:type="gramStart"/>
+      <w:r>
+        <w:rPr>
+          <w:rFonts w:ascii="Aptos" w:eastAsia="Times New Roman" w:hAnsi="Aptos" w:cs="Courier New"/>
+          <w:kern w:val="0"/>
+          <w:sz w:val="20"/>
+          <w:szCs w:val="20"/>
+          <w:lang w:eastAsia="ko-KR"/>
+          <w14:ligatures w14:val="none"/>
+        </w:rPr>
+        <w:t>landSfx</w:t>
+      </w:r>
+      <w:proofErr w:type="spellEnd"/>
+      <w:r>
+        <w:rPr>
+          <w:rFonts w:ascii="Aptos" w:eastAsia="Times New Roman" w:hAnsi="Aptos" w:cs="Courier New"/>
+          <w:kern w:val="0"/>
+          <w:sz w:val="20"/>
+          <w:szCs w:val="20"/>
+          <w:lang w:eastAsia="ko-KR"/>
+          <w14:ligatures w14:val="none"/>
+        </w:rPr>
+        <w:t>;</w:t>
+      </w:r>
+      <w:proofErr w:type="gramEnd"/>
+    </w:p>
+    <w:p>
+      <w:pPr>
+        <w:spacing w:before="100" w:beforeAutospacing="1" w:after="100" w:afterAutospacing="1" w:line="240" w:lineRule="auto"/>
+        <w:rPr>
+          <w:rFonts w:ascii="Aptos" w:eastAsia="Times New Roman" w:hAnsi="Aptos" w:cs="Times New Roman"/>
+          <w:kern w:val="0"/>
+          <w:lang w:eastAsia="ko-KR"/>
+          <w14:ligatures w14:val="none"/>
+        </w:rPr>
+      </w:pPr>
+      <w:r>
+        <w:rPr>
+          <w:rFonts w:ascii="Aptos" w:eastAsia="Times New Roman" w:hAnsi="Aptos" w:cs="Times New Roman"/>
+          <w:kern w:val="0"/>
+          <w:lang w:eastAsia="ko-KR"/>
+          <w14:ligatures w14:val="none"/>
+        </w:rPr>
+        <w:t>at the top.</w:t>
+      </w:r>
+    </w:p>
+    <w:p>
+      <w:pPr>
+        <w:pStyle w:val="Heading2"/>
+        <w:rPr>
+          <w:rFonts w:ascii="Aptos" w:hAnsi="Aptos"/>
+        </w:rPr>
+      </w:pPr>
+      <w:r>
+        <w:rPr>
+          <w:rFonts w:ascii="Aptos" w:hAnsi="Aptos"/>
+        </w:rPr>
+        <w:t>Quick checklist</w:t>
+      </w:r>
+    </w:p>
+    <w:p>
+      <w:pPr>
+        <w:pStyle w:val="NormalWeb"/>
+        <w:rPr>
+          <w:rFonts w:ascii="Aptos" w:hAnsi="Aptos"/>
+        </w:rPr>
+      </w:pPr>
+      <w:r>
+        <w:rPr>
+          <w:rFonts w:ascii="Aptos" w:hAnsi="Aptos"/>
+        </w:rPr>
+        <w:t>Make sure all 4 are true:</w:t>
+      </w:r>
+    </w:p>
+    <w:p>
+      <w:pPr>
+        <w:pStyle w:val="NormalWeb"/>
         <w:numPr>
           <w:ilvl w:val="0"/>
-          <w:numId w:val="1"/>
+          <w:numId w:val="21"/>
         </w:numPr>
-      </w:pPr>
-      <w:r>
-        <w:t>Deciding not to pursue an idea due to time or technical limitations</w:t>
+        <w:rPr>
+          <w:rFonts w:ascii="Aptos" w:hAnsi="Aptos"/>
+        </w:rPr>
+      </w:pPr>
+      <w:r>
+        <w:rPr>
+          <w:rStyle w:val="HTMLCode"/>
+          <w:rFonts w:ascii="Aptos" w:hAnsi="Aptos"/>
+        </w:rPr>
+        <w:t>let dusts = [];</w:t>
+      </w:r>
+      <w:r>
+        <w:rPr>
+          <w:rFonts w:ascii="Aptos" w:hAnsi="Aptos"/>
+        </w:rPr>
+        <w:t xml:space="preserve"> exists</w:t>
       </w:r>
     </w:p>
     <w:p>
-      <w:r>
-        <w:t>You are not expected to document every alternative or iteration</w:t>
+      <w:pPr>
+        <w:pStyle w:val="NormalWeb"/>
+        <w:numPr>
+          <w:ilvl w:val="0"/>
+          <w:numId w:val="21"/>
+        </w:numPr>
+        <w:rPr>
+          <w:rFonts w:ascii="Aptos" w:hAnsi="Aptos"/>
+        </w:rPr>
+      </w:pPr>
+      <w:r>
+        <w:rPr>
+          <w:rStyle w:val="HTMLCode"/>
+          <w:rFonts w:ascii="Aptos" w:hAnsi="Aptos"/>
+        </w:rPr>
+        <w:t xml:space="preserve">let </w:t>
+      </w:r>
+      <w:proofErr w:type="spellStart"/>
+      <w:r>
+        <w:rPr>
+          <w:rStyle w:val="HTMLCode"/>
+          <w:rFonts w:ascii="Aptos" w:hAnsi="Aptos"/>
+        </w:rPr>
+        <w:t>wasGrounded</w:t>
+      </w:r>
+      <w:proofErr w:type="spellEnd"/>
+      <w:r>
+        <w:rPr>
+          <w:rStyle w:val="HTMLCode"/>
+          <w:rFonts w:ascii="Aptos" w:hAnsi="Aptos"/>
+        </w:rPr>
+        <w:t xml:space="preserve"> = false;</w:t>
+      </w:r>
+      <w:r>
+        <w:rPr>
+          <w:rFonts w:ascii="Aptos" w:hAnsi="Aptos"/>
+        </w:rPr>
+        <w:t xml:space="preserve"> exists</w:t>
       </w:r>
     </w:p>
     <w:p>
       <w:pPr>
-        <w:pStyle w:val="Heading3"/>
-      </w:pPr>
-      <w:r>
-        <w:t>A1 – A3 (Group Work)</w:t>
+        <w:pStyle w:val="NormalWeb"/>
+        <w:numPr>
+          <w:ilvl w:val="0"/>
+          <w:numId w:val="21"/>
+        </w:numPr>
+        <w:rPr>
+          <w:rFonts w:ascii="Aptos" w:hAnsi="Aptos"/>
+        </w:rPr>
+      </w:pPr>
+      <w:r>
+        <w:rPr>
+          <w:rStyle w:val="HTMLCode"/>
+          <w:rFonts w:ascii="Aptos" w:hAnsi="Aptos"/>
+        </w:rPr>
+        <w:t xml:space="preserve">let </w:t>
+      </w:r>
+      <w:proofErr w:type="spellStart"/>
+      <w:r>
+        <w:rPr>
+          <w:rStyle w:val="HTMLCode"/>
+          <w:rFonts w:ascii="Aptos" w:hAnsi="Aptos"/>
+        </w:rPr>
+        <w:t>landSfx</w:t>
+      </w:r>
+      <w:proofErr w:type="spellEnd"/>
+      <w:r>
+        <w:rPr>
+          <w:rStyle w:val="HTMLCode"/>
+          <w:rFonts w:ascii="Aptos" w:hAnsi="Aptos"/>
+        </w:rPr>
+        <w:t>;</w:t>
+      </w:r>
+      <w:r>
+        <w:rPr>
+          <w:rFonts w:ascii="Aptos" w:hAnsi="Aptos"/>
+        </w:rPr>
+        <w:t xml:space="preserve"> exists</w:t>
       </w:r>
     </w:p>
     <w:p>
-      <w:r>
-        <w:t xml:space="preserve">Provide more details, as decisions are shared, cumulative, and affect multiple roles. </w:t>
+      <w:pPr>
+        <w:pStyle w:val="NormalWeb"/>
+        <w:numPr>
+          <w:ilvl w:val="0"/>
+          <w:numId w:val="21"/>
+        </w:numPr>
+        <w:rPr>
+          <w:rFonts w:ascii="Aptos" w:hAnsi="Aptos"/>
+        </w:rPr>
+      </w:pPr>
+      <w:r>
+        <w:rPr>
+          <w:rStyle w:val="HTMLCode"/>
+          <w:rFonts w:ascii="Aptos" w:hAnsi="Aptos"/>
+        </w:rPr>
+        <w:t>p5.sound.min.js</w:t>
+      </w:r>
+      <w:r>
+        <w:rPr>
+          <w:rFonts w:ascii="Aptos" w:hAnsi="Aptos"/>
+        </w:rPr>
+        <w:t xml:space="preserve"> is included in your HTML</w:t>
       </w:r>
     </w:p>
     <w:p>
-      <w:r>
-        <w:t>Document decisions such as:</w:t>
-      </w:r>
-    </w:p>
-    <w:p>
-      <w:pPr>
-        <w:pStyle w:val="ListParagraph"/>
-        <w:numPr>
-          <w:ilvl w:val="0"/>
-          <w:numId w:val="12"/>
-        </w:numPr>
-      </w:pPr>
-      <w:r>
-        <w:t>Scope changes or feature cuts</w:t>
-      </w:r>
-    </w:p>
-    <w:p>
-      <w:pPr>
-        <w:pStyle w:val="ListParagraph"/>
-        <w:numPr>
-          <w:ilvl w:val="0"/>
-          <w:numId w:val="12"/>
-        </w:numPr>
-      </w:pPr>
-      <w:r>
-        <w:t>Design or analytical pivots</w:t>
-      </w:r>
-    </w:p>
-    <w:p>
-      <w:pPr>
-        <w:pStyle w:val="ListParagraph"/>
-        <w:numPr>
-          <w:ilvl w:val="0"/>
-          <w:numId w:val="12"/>
-        </w:numPr>
-      </w:pPr>
-      <w:r>
-        <w:t>Outcomes of playtesting or peer/instructor feedback</w:t>
-      </w:r>
-    </w:p>
-    <w:p>
-      <w:pPr>
-        <w:pStyle w:val="ListParagraph"/>
-        <w:numPr>
-          <w:ilvl w:val="0"/>
-          <w:numId w:val="12"/>
-        </w:numPr>
-      </w:pPr>
-      <w:r>
-        <w:t>Technical or coordination-related trade-offs</w:t>
-      </w:r>
-    </w:p>
-    <w:p>
-      <w:pPr>
-        <w:pStyle w:val="ListParagraph"/>
-        <w:numPr>
-          <w:ilvl w:val="0"/>
-          <w:numId w:val="12"/>
-        </w:numPr>
-      </w:pPr>
-      <w:r>
-        <w:t>Ethica</w:t>
-      </w:r>
-      <w:r>
-        <w:t>l</w:t>
-      </w:r>
-      <w:r>
-        <w:t xml:space="preserve">, </w:t>
-      </w:r>
-      <w:r>
-        <w:t>representational</w:t>
-      </w:r>
-      <w:r>
-        <w:t xml:space="preserve">, </w:t>
-      </w:r>
-      <w:r>
-        <w:t xml:space="preserve">or global contexts for design decisions </w:t>
-      </w:r>
-    </w:p>
-    <w:p/>
-    <w:p>
-      <w:r>
-        <w:t>For each major decision, briefly include:</w:t>
-      </w:r>
-    </w:p>
-    <w:p>
-      <w:pPr>
-        <w:pStyle w:val="ListParagraph"/>
-        <w:numPr>
-          <w:ilvl w:val="0"/>
-          <w:numId w:val="5"/>
-        </w:numPr>
-      </w:pPr>
-      <w:r>
-        <w:t>What changed</w:t>
-      </w:r>
-    </w:p>
-    <w:p>
-      <w:pPr>
-        <w:pStyle w:val="ListParagraph"/>
-        <w:numPr>
-          <w:ilvl w:val="0"/>
-          <w:numId w:val="5"/>
-        </w:numPr>
-      </w:pPr>
-      <w:r>
-        <w:t>Why the decision was made</w:t>
-      </w:r>
-    </w:p>
-    <w:p>
-      <w:pPr>
-        <w:pStyle w:val="ListParagraph"/>
-        <w:numPr>
-          <w:ilvl w:val="0"/>
-          <w:numId w:val="5"/>
-        </w:numPr>
-      </w:pPr>
-      <w:r>
-        <w:t xml:space="preserve">Who was involved or responsible </w:t>
-      </w:r>
-    </w:p>
-    <w:p>
-      <w:r>
-        <w:t xml:space="preserve">This may be written in short paragraphs or bullet points. </w:t>
-      </w:r>
-    </w:p>
-    <w:p>
-      <w:r>
-        <w:t xml:space="preserve">This section is not a complete project history. It is a record of decisions that </w:t>
-      </w:r>
-      <w:r>
-        <w:t>shape</w:t>
-      </w:r>
-      <w:r>
-        <w:t xml:space="preserve"> the work. Clarity, judgement, and relevance matter more than length. </w:t>
-      </w:r>
-    </w:p>
-    <w:p/>
-    <w:p>
-      <w:pPr>
-        <w:pStyle w:val="Heading2"/>
-      </w:pPr>
-      <w:r>
-        <w:t>Role-Based Process Evidence</w:t>
-      </w:r>
-    </w:p>
-    <w:p>
-      <w:r>
-        <w:t>This section documents how your work developed over time and provides concrete evidence of your process. It is used to make your thinking, iteration, and decision-making visible</w:t>
-      </w:r>
-      <w:r>
-        <w:t>,</w:t>
-      </w:r>
-      <w:r>
-        <w:t xml:space="preserve"> </w:t>
-      </w:r>
-      <w:r>
-        <w:t>whether or not GenAI was used</w:t>
-      </w:r>
-      <w:r>
-        <w:t>.</w:t>
-      </w:r>
-      <w:r>
-        <w:t xml:space="preserve"> You may reuse relevant process evidence across documents where appropriate, as long as it accurately reflects the work for that assignment. </w:t>
-      </w:r>
-    </w:p>
-    <w:p>
-      <w:r>
-        <w:t>For group assignments (A1 – A3), this section is completed collectively, with clearly attributed role-based entries. For the group, your entries should correspond to elements shown in your process overview visualization such as stages, iterations, or decision points.</w:t>
-      </w:r>
-      <w:r>
-        <w:t xml:space="preserve"> </w:t>
-      </w:r>
-    </w:p>
-    <w:p>
-      <w:r>
-        <w:t>For individual assignments (Side Quests and A4), this section is completed individually, using a simplified version of the same structure.</w:t>
-      </w:r>
-      <w:r>
-        <w:t xml:space="preserve"> </w:t>
-      </w:r>
-      <w:r>
-        <w:t>For Side Quests, you may omit sections below where no meaningful decision-making occurred.</w:t>
-      </w:r>
-      <w:r>
-        <w:t xml:space="preserve"> For example, for the first side quest which you need to just upload a blank p5.js to </w:t>
-      </w:r>
-      <w:r>
-        <w:t>GitHub</w:t>
-      </w:r>
-      <w:r>
-        <w:t xml:space="preserve">, </w:t>
-      </w:r>
-      <w:r>
-        <w:t xml:space="preserve">you must have to remove a significant amount of the process based evidence as not a lot of design decisions were made. </w:t>
-      </w:r>
-    </w:p>
-    <w:p>
-      <w:r>
-        <w:t>Examples of acceptable process evidence include (but are not limited to):</w:t>
-      </w:r>
-    </w:p>
-    <w:p>
-      <w:pPr>
-        <w:pStyle w:val="ListParagraph"/>
-        <w:numPr>
-          <w:ilvl w:val="0"/>
-          <w:numId w:val="8"/>
-        </w:numPr>
-      </w:pPr>
-      <w:r>
-        <w:t>Screenshots of video editing timelines</w:t>
-      </w:r>
-    </w:p>
-    <w:p>
-      <w:pPr>
-        <w:pStyle w:val="ListParagraph"/>
-        <w:numPr>
-          <w:ilvl w:val="0"/>
-          <w:numId w:val="8"/>
-        </w:numPr>
-      </w:pPr>
-      <w:r>
-        <w:t>Drafts of scripts or research notes</w:t>
-      </w:r>
-    </w:p>
-    <w:p>
-      <w:pPr>
-        <w:pStyle w:val="ListParagraph"/>
-        <w:numPr>
-          <w:ilvl w:val="0"/>
-          <w:numId w:val="8"/>
-        </w:numPr>
-      </w:pPr>
-      <w:r>
-        <w:t>Annotated sources</w:t>
-      </w:r>
-    </w:p>
-    <w:p>
-      <w:pPr>
-        <w:pStyle w:val="ListParagraph"/>
-        <w:numPr>
-          <w:ilvl w:val="0"/>
-          <w:numId w:val="8"/>
-        </w:numPr>
-      </w:pPr>
-      <w:r>
-        <w:t>Sketches or diagrams</w:t>
-      </w:r>
-    </w:p>
-    <w:p>
-      <w:pPr>
-        <w:pStyle w:val="ListParagraph"/>
-        <w:numPr>
-          <w:ilvl w:val="0"/>
-          <w:numId w:val="8"/>
-        </w:numPr>
-      </w:pPr>
-      <w:r>
-        <w:t>Early document outlines</w:t>
-      </w:r>
-    </w:p>
-    <w:p>
-      <w:pPr>
-        <w:pStyle w:val="ListParagraph"/>
-        <w:numPr>
-          <w:ilvl w:val="0"/>
-          <w:numId w:val="8"/>
-        </w:numPr>
-      </w:pPr>
-      <w:r>
-        <w:t>Prototype screenshots</w:t>
-      </w:r>
-    </w:p>
-    <w:p>
-      <w:pPr>
-        <w:pStyle w:val="ListParagraph"/>
-        <w:numPr>
-          <w:ilvl w:val="0"/>
-          <w:numId w:val="8"/>
-        </w:numPr>
-      </w:pPr>
-      <w:r>
-        <w:t>Code snippets or commits</w:t>
-      </w:r>
-    </w:p>
-    <w:p>
-      <w:pPr>
-        <w:pStyle w:val="ListParagraph"/>
-        <w:numPr>
-          <w:ilvl w:val="0"/>
-          <w:numId w:val="8"/>
-        </w:numPr>
-      </w:pPr>
-      <w:r>
-        <w:t>Before-and-after revisions</w:t>
-      </w:r>
-    </w:p>
-    <w:p>
-      <w:r>
-        <w:t>Project management artifacts (e.g., task bo</w:t>
-      </w:r>
-      <w:r>
-        <w:t xml:space="preserve">ards, timelines, coordination) </w:t>
-      </w:r>
-      <w:r>
-        <w:t>may</w:t>
-      </w:r>
-      <w:r>
-        <w:t xml:space="preserve"> be included here when they are relevant to understand how assignment-level decisions were made.</w:t>
-      </w:r>
-    </w:p>
-    <w:p>
-      <w:r>
-        <w:t xml:space="preserve">If GenAI was used to support planning, coordination, or role management, this should be noted briefly here as part of the process evidence. Deeper reflection on how GenAI affected teamwork, fairness, and coordination over time belongs in the GenAI Reflections (A4). </w:t>
-      </w:r>
-    </w:p>
-    <w:p/>
-    <w:p>
-      <w:pPr>
-        <w:pStyle w:val="Heading3"/>
-      </w:pPr>
-      <w:r>
-        <w:t>Entry Header</w:t>
-      </w:r>
-    </w:p>
-    <w:p>
-      <w:r>
-        <w:t>Name:</w:t>
-      </w:r>
-    </w:p>
-    <w:p>
-      <w:r>
-        <w:t>Role(s):</w:t>
-      </w:r>
-    </w:p>
-    <w:p>
-      <w:r>
-        <w:t>Primary responsibility for this work:</w:t>
-      </w:r>
-    </w:p>
-    <w:p>
-      <w:pPr>
-        <w:pStyle w:val="Heading4"/>
-      </w:pPr>
-      <w:r>
-        <w:t>Goal of Work Session</w:t>
-      </w:r>
-    </w:p>
-    <w:p>
-      <w:r>
-        <w:t>Briefly describe what you were trying to accomplish during this phase of the assignment.</w:t>
-      </w:r>
-    </w:p>
-    <w:p>
-      <w:r>
-        <w:t>Examples:</w:t>
-      </w:r>
-    </w:p>
-    <w:p>
-      <w:pPr>
-        <w:pStyle w:val="ListParagraph"/>
-        <w:numPr>
-          <w:ilvl w:val="0"/>
-          <w:numId w:val="2"/>
-        </w:numPr>
-      </w:pPr>
-      <w:r>
-        <w:t>Drafting an initial script section</w:t>
-      </w:r>
-    </w:p>
-    <w:p>
-      <w:pPr>
-        <w:pStyle w:val="ListParagraph"/>
-        <w:numPr>
-          <w:ilvl w:val="0"/>
-          <w:numId w:val="2"/>
-        </w:numPr>
-      </w:pPr>
-      <w:r>
-        <w:t>Refining pacing in the video edit</w:t>
-      </w:r>
-    </w:p>
-    <w:p>
-      <w:pPr>
-        <w:pStyle w:val="ListParagraph"/>
-        <w:numPr>
-          <w:ilvl w:val="0"/>
-          <w:numId w:val="2"/>
-        </w:numPr>
-      </w:pPr>
-      <w:r>
-        <w:t>Revising a mechanic after playtesting</w:t>
-      </w:r>
-    </w:p>
-    <w:p>
-      <w:pPr>
-        <w:pStyle w:val="ListParagraph"/>
-        <w:numPr>
-          <w:ilvl w:val="0"/>
-          <w:numId w:val="2"/>
-        </w:numPr>
-      </w:pPr>
-      <w:r>
-        <w:t>Narrowing or reframing research examples</w:t>
-      </w:r>
-    </w:p>
-    <w:p>
-      <w:pPr>
-        <w:pStyle w:val="ListParagraph"/>
-        <w:numPr>
-          <w:ilvl w:val="0"/>
-          <w:numId w:val="2"/>
-        </w:numPr>
-      </w:pPr>
-      <w:r>
-        <w:t xml:space="preserve">Debugging or simplifying a feature </w:t>
-      </w:r>
-    </w:p>
-    <w:p/>
-    <w:p>
-      <w:r>
-        <w:t>Tools, Resources, or Inputs Used</w:t>
-      </w:r>
-    </w:p>
-    <w:p>
-      <w:pPr>
-        <w:pStyle w:val="ListParagraph"/>
-        <w:numPr>
-          <w:ilvl w:val="0"/>
-          <w:numId w:val="13"/>
-        </w:numPr>
-      </w:pPr>
-      <w:r>
-        <w:t>GenAI tools (if used)</w:t>
-      </w:r>
-    </w:p>
-    <w:p>
-      <w:pPr>
-        <w:pStyle w:val="ListParagraph"/>
-        <w:numPr>
-          <w:ilvl w:val="0"/>
-          <w:numId w:val="13"/>
-        </w:numPr>
-      </w:pPr>
-      <w:r>
-        <w:t>Lecture Notes</w:t>
-      </w:r>
-    </w:p>
-    <w:p>
-      <w:pPr>
-        <w:pStyle w:val="ListParagraph"/>
-        <w:numPr>
-          <w:ilvl w:val="0"/>
-          <w:numId w:val="13"/>
-        </w:numPr>
-      </w:pPr>
-      <w:r>
-        <w:t>Teammates</w:t>
-      </w:r>
-    </w:p>
-    <w:p>
-      <w:pPr>
-        <w:pStyle w:val="ListParagraph"/>
-        <w:numPr>
-          <w:ilvl w:val="0"/>
-          <w:numId w:val="13"/>
-        </w:numPr>
-      </w:pPr>
-      <w:r>
-        <w:t>Prior drafts or code</w:t>
-      </w:r>
-    </w:p>
-    <w:p>
-      <w:pPr>
-        <w:pStyle w:val="ListParagraph"/>
-        <w:numPr>
-          <w:ilvl w:val="0"/>
-          <w:numId w:val="13"/>
-        </w:numPr>
-      </w:pPr>
-      <w:r>
-        <w:t>Playtesting feedback</w:t>
-      </w:r>
-    </w:p>
-    <w:p>
-      <w:pPr>
-        <w:pStyle w:val="ListParagraph"/>
-        <w:numPr>
-          <w:ilvl w:val="0"/>
-          <w:numId w:val="13"/>
-        </w:numPr>
-      </w:pPr>
-      <w:r>
-        <w:t>External references (in-text citations with square brackets, ex. [1])</w:t>
-      </w:r>
-    </w:p>
-    <w:p/>
-    <w:p>
-      <w:pPr>
-        <w:pStyle w:val="Heading4"/>
-      </w:pPr>
-      <w:r>
-        <w:t xml:space="preserve">GenAI </w:t>
-      </w:r>
-      <w:r>
-        <w:t>Documentation</w:t>
-      </w:r>
-    </w:p>
-    <w:p>
-      <w:r>
-        <w:t>Everyone must complete this section</w:t>
-      </w:r>
-      <w:r>
-        <w:t xml:space="preserve">. If not GenAI was used, write, “No GenAI used for this task.” </w:t>
-      </w:r>
-      <w:r>
-        <w:t xml:space="preserve"> When GenAI is not used, process evidence should still demonstrate iteration, revision, or development over time. </w:t>
-      </w:r>
-    </w:p>
-    <w:p>
-      <w:r>
-        <w:t>Because GenAI can closely mimic human-created work, instructors or TAs may occasionally request additional process evidence to confirm non-use. This may include original working files (e.g., an ill</w:t>
-      </w:r>
-      <w:r>
-        <w:t>ustrator file), intermediate drafts, or a brief check-in with a TA to walk through your process.</w:t>
-      </w:r>
-    </w:p>
-    <w:p>
-      <w:r>
-        <w:t xml:space="preserve">These requests are not an assumption of misconduct. They are part of ensuring academic integrity in an environment where distinguishing between human-created and AI-generated work is increasingly difficult. </w:t>
-      </w:r>
-    </w:p>
-    <w:p>
-      <w:pPr>
-        <w:pStyle w:val="Heading5"/>
-      </w:pPr>
-      <w:r>
-        <w:t>If GenAI was used</w:t>
-      </w:r>
-      <w:r>
-        <w:t xml:space="preserve"> (keep each response as brief as possible)</w:t>
-      </w:r>
-      <w:r>
-        <w:t>:</w:t>
-      </w:r>
-    </w:p>
-    <w:p>
-      <w:r>
-        <w:rPr>
-          <w:b/>
-          <w:bCs/>
-        </w:rPr>
-        <w:t>Date Used</w:t>
-      </w:r>
-      <w:r>
-        <w:t>:</w:t>
-      </w:r>
-    </w:p>
-    <w:p>
-      <w:r>
-        <w:rPr>
-          <w:b/>
-          <w:bCs/>
-        </w:rPr>
-        <w:t>Tool Disclosure</w:t>
-      </w:r>
-      <w:r>
-        <w:t>: tool name + model/version (example, ChatGPT 5.2)</w:t>
-      </w:r>
-    </w:p>
-    <w:p>
-      <w:r>
-        <w:rPr>
-          <w:b/>
-          <w:bCs/>
-        </w:rPr>
-        <w:t>Purpose of Use</w:t>
-      </w:r>
-      <w:r>
-        <w:t>: Why you used GenAI (e.g., brainstorming, debugging, summarization, wording support).</w:t>
-      </w:r>
-    </w:p>
-    <w:p>
-      <w:r>
-        <w:rPr>
-          <w:b/>
-          <w:bCs/>
-        </w:rPr>
-        <w:t>Summary of Interaction</w:t>
-      </w:r>
-      <w:r>
-        <w:t xml:space="preserve">: Briefly describe what the tool contributed. Do not paste full transcript here, that will be included in the appendix of this document. </w:t>
-      </w:r>
-    </w:p>
-    <w:p>
-      <w:r>
-        <w:rPr>
-          <w:b/>
-          <w:bCs/>
-        </w:rPr>
-        <w:t>Human Decision Point(s)</w:t>
-      </w:r>
-      <w:r>
-        <w:t xml:space="preserve">: </w:t>
-      </w:r>
-      <w:r>
-        <w:t xml:space="preserve">Describe where you overruled, modified, rejected, or redirected the GenAI output, and why. </w:t>
-      </w:r>
-    </w:p>
-    <w:p>
-      <w:r>
-        <w:rPr>
-          <w:b/>
-          <w:bCs/>
-        </w:rPr>
-        <w:t>Integrity &amp; Verification Note</w:t>
-      </w:r>
-      <w:r>
-        <w:t xml:space="preserve">: Explain how you checked GenAI output for accuracy, bias, appropriateness, or fit with course concepts. </w:t>
-      </w:r>
-    </w:p>
-    <w:p>
-      <w:r>
-        <w:rPr>
-          <w:b/>
-          <w:bCs/>
-        </w:rPr>
-        <w:t>Scope of GenAI Use</w:t>
-      </w:r>
-      <w:r>
-        <w:t xml:space="preserve">: Clarify which parts of the work GenAI did not contribute to. GenAI cannot write the whole assignment without changes. </w:t>
-      </w:r>
-    </w:p>
-    <w:p>
-      <w:r>
-        <w:rPr>
-          <w:b/>
-          <w:bCs/>
-        </w:rPr>
-        <w:t>Limitations or Misfires</w:t>
-      </w:r>
-      <w:r>
-        <w:t xml:space="preserve">: Note what the tool did poorly, misunderstood, or could not account for. </w:t>
-      </w:r>
-    </w:p>
-    <w:p/>
-    <w:p>
-      <w:pPr>
-        <w:pStyle w:val="Heading4"/>
-      </w:pPr>
-      <w:r>
-        <w:t>Summary of Process (Human + Tool)</w:t>
-      </w:r>
-    </w:p>
-    <w:p>
-      <w:r>
-        <w:t>Describe what you did, focusing on process rather than outcome</w:t>
-      </w:r>
-      <w:r>
-        <w:t>. This may include:</w:t>
-      </w:r>
-    </w:p>
-    <w:p>
-      <w:pPr>
-        <w:pStyle w:val="ListParagraph"/>
-        <w:numPr>
-          <w:ilvl w:val="0"/>
-          <w:numId w:val="11"/>
-        </w:numPr>
-      </w:pPr>
-      <w:r>
-        <w:t>Iteration between drafts or versions</w:t>
-      </w:r>
-    </w:p>
-    <w:p>
-      <w:pPr>
-        <w:pStyle w:val="ListParagraph"/>
-        <w:numPr>
-          <w:ilvl w:val="0"/>
-          <w:numId w:val="11"/>
-        </w:numPr>
-      </w:pPr>
-      <w:r>
-        <w:t>Discussion with teammates</w:t>
-      </w:r>
-    </w:p>
-    <w:p>
-      <w:pPr>
-        <w:pStyle w:val="ListParagraph"/>
-        <w:numPr>
-          <w:ilvl w:val="0"/>
-          <w:numId w:val="11"/>
-        </w:numPr>
-      </w:pPr>
-      <w:r>
-        <w:t>Testing and revision</w:t>
-      </w:r>
-    </w:p>
-    <w:p>
-      <w:pPr>
-        <w:pStyle w:val="ListParagraph"/>
-        <w:numPr>
-          <w:ilvl w:val="0"/>
-          <w:numId w:val="11"/>
-        </w:numPr>
-      </w:pPr>
-      <w:r>
-        <w:t>Moments of uncertainty, failure, or rework</w:t>
-      </w:r>
-    </w:p>
-    <w:p/>
-    <w:p>
-      <w:pPr>
-        <w:pStyle w:val="Heading4"/>
-      </w:pPr>
-      <w:r>
-        <w:t>Decision Points &amp; Trade-offs</w:t>
-      </w:r>
-    </w:p>
-    <w:p>
-      <w:r>
-        <w:t>Describe one or two key decisions you made:</w:t>
-      </w:r>
-    </w:p>
-    <w:p>
-      <w:pPr>
-        <w:pStyle w:val="ListParagraph"/>
-        <w:numPr>
-          <w:ilvl w:val="0"/>
-          <w:numId w:val="10"/>
-        </w:numPr>
-      </w:pPr>
-      <w:r>
-        <w:t>What options you considered</w:t>
-      </w:r>
-    </w:p>
-    <w:p>
-      <w:pPr>
-        <w:pStyle w:val="ListParagraph"/>
-        <w:numPr>
-          <w:ilvl w:val="0"/>
-          <w:numId w:val="10"/>
-        </w:numPr>
-      </w:pPr>
-      <w:r>
-        <w:t>What changed</w:t>
-      </w:r>
-    </w:p>
-    <w:p>
-      <w:pPr>
-        <w:pStyle w:val="ListParagraph"/>
-        <w:numPr>
-          <w:ilvl w:val="0"/>
-          <w:numId w:val="10"/>
-        </w:numPr>
-      </w:pPr>
-      <w:r>
-        <w:t>Why that choice was made</w:t>
-      </w:r>
-    </w:p>
-    <w:p>
-      <w:r>
-        <w:t xml:space="preserve">These decisions should align with decision points shown in your visualization (for A1 – A3). </w:t>
-      </w:r>
-    </w:p>
-    <w:p/>
-    <w:p>
-      <w:pPr>
-        <w:pStyle w:val="Heading4"/>
-      </w:pPr>
-      <w:r>
-        <w:t>Verification &amp; Judgement</w:t>
-      </w:r>
-    </w:p>
-    <w:p>
-      <w:r>
-        <w:t>Explain how you evaluated whether your decision or change was appropriate:</w:t>
-      </w:r>
-    </w:p>
-    <w:p>
-      <w:r>
-        <w:t>Examples:</w:t>
-      </w:r>
-    </w:p>
-    <w:p>
-      <w:pPr>
-        <w:pStyle w:val="ListParagraph"/>
-        <w:numPr>
-          <w:ilvl w:val="0"/>
-          <w:numId w:val="6"/>
-        </w:numPr>
-      </w:pPr>
-      <w:r>
-        <w:t>Playtesting</w:t>
-      </w:r>
-    </w:p>
-    <w:p>
-      <w:pPr>
-        <w:pStyle w:val="ListParagraph"/>
-        <w:numPr>
-          <w:ilvl w:val="0"/>
-          <w:numId w:val="6"/>
-        </w:numPr>
-      </w:pPr>
-      <w:r>
-        <w:t>Group discussion</w:t>
-      </w:r>
-    </w:p>
-    <w:p>
-      <w:pPr>
-        <w:pStyle w:val="ListParagraph"/>
-        <w:numPr>
-          <w:ilvl w:val="0"/>
-          <w:numId w:val="6"/>
-        </w:numPr>
-      </w:pPr>
-      <w:r>
-        <w:t>Peer or instructor feedback</w:t>
-      </w:r>
-    </w:p>
-    <w:p>
-      <w:pPr>
-        <w:pStyle w:val="ListParagraph"/>
-        <w:numPr>
-          <w:ilvl w:val="0"/>
-          <w:numId w:val="6"/>
-        </w:numPr>
-      </w:pPr>
-      <w:r>
-        <w:t>Comparison with course concepts</w:t>
-      </w:r>
-    </w:p>
-    <w:p>
-      <w:pPr>
-        <w:pStyle w:val="ListParagraph"/>
-        <w:numPr>
-          <w:ilvl w:val="0"/>
-          <w:numId w:val="6"/>
-        </w:numPr>
-      </w:pPr>
-      <w:r>
-        <w:t>Re-reading assignment criteria</w:t>
-      </w:r>
-    </w:p>
-    <w:p>
-      <w:pPr>
-        <w:pStyle w:val="ListParagraph"/>
-        <w:numPr>
-          <w:ilvl w:val="0"/>
-          <w:numId w:val="6"/>
-        </w:numPr>
-      </w:pPr>
-      <w:r>
-        <w:t xml:space="preserve">Ethical, representational, accessible, or global considerations </w:t>
-      </w:r>
-    </w:p>
-    <w:p>
-      <w:pPr>
-        <w:pStyle w:val="ListParagraph"/>
-      </w:pPr>
-    </w:p>
-    <w:p>
-      <w:pPr>
-        <w:pStyle w:val="Heading4"/>
-      </w:pPr>
-      <w:r>
-        <w:t>Limitations, Dead Ends, or Open Questions</w:t>
-      </w:r>
-    </w:p>
-    <w:p>
-      <w:r>
-        <w:t>Note anything that:</w:t>
-      </w:r>
-    </w:p>
-    <w:p>
-      <w:pPr>
-        <w:pStyle w:val="ListParagraph"/>
-        <w:numPr>
-          <w:ilvl w:val="0"/>
-          <w:numId w:val="4"/>
-        </w:numPr>
-      </w:pPr>
-      <w:r>
-        <w:t>Did not work as expected</w:t>
-      </w:r>
-    </w:p>
-    <w:p>
-      <w:pPr>
-        <w:pStyle w:val="ListParagraph"/>
-        <w:numPr>
-          <w:ilvl w:val="0"/>
-          <w:numId w:val="4"/>
-        </w:numPr>
-      </w:pPr>
-      <w:r>
-        <w:t>Was left unresolved</w:t>
-      </w:r>
-    </w:p>
-    <w:p>
-      <w:pPr>
-        <w:pStyle w:val="ListParagraph"/>
-        <w:numPr>
-          <w:ilvl w:val="0"/>
-          <w:numId w:val="4"/>
-        </w:numPr>
-      </w:pPr>
-      <w:r>
-        <w:t xml:space="preserve">Required compromise or simplification </w:t>
-      </w:r>
-    </w:p>
-    <w:p>
-      <w:pPr>
-        <w:pStyle w:val="Heading2"/>
-      </w:pPr>
-      <w:r>
-        <w:t>Appendix</w:t>
-      </w:r>
-    </w:p>
-    <w:p>
-      <w:r>
-        <w:t>Please include a full transcript of your conversation with the GenAI</w:t>
-      </w:r>
-      <w:r>
-        <w:t>. GenAI transcripts are used for transparency and verification only and are not assessed for writing quality or complete</w:t>
-      </w:r>
-      <w:r>
-        <w:t xml:space="preserve">ness. </w:t>
-      </w:r>
-    </w:p>
-    <w:p>
-      <w:r>
-        <w:rPr>
-          <w:b/>
-          <w:bCs/>
-        </w:rPr>
-        <w:t>Note</w:t>
-      </w:r>
-      <w:r>
-        <w:t xml:space="preserve">: If GenAI is used in another language, you must include both the original language and a translated transcript in the appendix </w:t>
-      </w:r>
+      <w:pPr>
+        <w:rPr>
+          <w:rFonts w:ascii="Aptos" w:hAnsi="Aptos"/>
+        </w:rPr>
+      </w:pPr>
     </w:p>
     <w:sectPr>
       <w:pgSz w:w="12240" w:h="15840"/>
@@ -2256,6 +5979,393 @@
     </w:lvl>
   </w:abstractNum>
   <w:abstractNum w:abstractNumId="8" w15:restartNumberingAfterBreak="0">
+    <w:nsid w:val="300C7547"/>
+    <w:multiLevelType w:val="multilevel"/>
+    <w:tmpl w:val="E6002BC0"/>
+    <w:lvl w:ilvl="0">
+      <w:start w:val="1"/>
+      <w:numFmt w:val="bullet"/>
+      <w:lvlText w:val=""/>
+      <w:lvlJc w:val="left"/>
+      <w:pPr>
+        <w:tabs>
+          <w:tab w:val="num" w:pos="720"/>
+        </w:tabs>
+        <w:ind w:left="720" w:hanging="360"/>
+      </w:pPr>
+      <w:rPr>
+        <w:rFonts w:ascii="Symbol" w:hAnsi="Symbol" w:hint="default"/>
+        <w:sz w:val="20"/>
+      </w:rPr>
+    </w:lvl>
+    <w:lvl w:ilvl="1" w:tentative="1">
+      <w:start w:val="1"/>
+      <w:numFmt w:val="bullet"/>
+      <w:lvlText w:val="o"/>
+      <w:lvlJc w:val="left"/>
+      <w:pPr>
+        <w:tabs>
+          <w:tab w:val="num" w:pos="1440"/>
+        </w:tabs>
+        <w:ind w:left="1440" w:hanging="360"/>
+      </w:pPr>
+      <w:rPr>
+        <w:rFonts w:ascii="Courier New" w:hAnsi="Courier New" w:hint="default"/>
+        <w:sz w:val="20"/>
+      </w:rPr>
+    </w:lvl>
+    <w:lvl w:ilvl="2" w:tentative="1">
+      <w:start w:val="1"/>
+      <w:numFmt w:val="bullet"/>
+      <w:lvlText w:val=""/>
+      <w:lvlJc w:val="left"/>
+      <w:pPr>
+        <w:tabs>
+          <w:tab w:val="num" w:pos="2160"/>
+        </w:tabs>
+        <w:ind w:left="2160" w:hanging="360"/>
+      </w:pPr>
+      <w:rPr>
+        <w:rFonts w:ascii="Wingdings" w:hAnsi="Wingdings" w:hint="default"/>
+        <w:sz w:val="20"/>
+      </w:rPr>
+    </w:lvl>
+    <w:lvl w:ilvl="3" w:tentative="1">
+      <w:start w:val="1"/>
+      <w:numFmt w:val="bullet"/>
+      <w:lvlText w:val=""/>
+      <w:lvlJc w:val="left"/>
+      <w:pPr>
+        <w:tabs>
+          <w:tab w:val="num" w:pos="2880"/>
+        </w:tabs>
+        <w:ind w:left="2880" w:hanging="360"/>
+      </w:pPr>
+      <w:rPr>
+        <w:rFonts w:ascii="Wingdings" w:hAnsi="Wingdings" w:hint="default"/>
+        <w:sz w:val="20"/>
+      </w:rPr>
+    </w:lvl>
+    <w:lvl w:ilvl="4" w:tentative="1">
+      <w:start w:val="1"/>
+      <w:numFmt w:val="bullet"/>
+      <w:lvlText w:val=""/>
+      <w:lvlJc w:val="left"/>
+      <w:pPr>
+        <w:tabs>
+          <w:tab w:val="num" w:pos="3600"/>
+        </w:tabs>
+        <w:ind w:left="3600" w:hanging="360"/>
+      </w:pPr>
+      <w:rPr>
+        <w:rFonts w:ascii="Wingdings" w:hAnsi="Wingdings" w:hint="default"/>
+        <w:sz w:val="20"/>
+      </w:rPr>
+    </w:lvl>
+    <w:lvl w:ilvl="5" w:tentative="1">
+      <w:start w:val="1"/>
+      <w:numFmt w:val="bullet"/>
+      <w:lvlText w:val=""/>
+      <w:lvlJc w:val="left"/>
+      <w:pPr>
+        <w:tabs>
+          <w:tab w:val="num" w:pos="4320"/>
+        </w:tabs>
+        <w:ind w:left="4320" w:hanging="360"/>
+      </w:pPr>
+      <w:rPr>
+        <w:rFonts w:ascii="Wingdings" w:hAnsi="Wingdings" w:hint="default"/>
+        <w:sz w:val="20"/>
+      </w:rPr>
+    </w:lvl>
+    <w:lvl w:ilvl="6" w:tentative="1">
+      <w:start w:val="1"/>
+      <w:numFmt w:val="bullet"/>
+      <w:lvlText w:val=""/>
+      <w:lvlJc w:val="left"/>
+      <w:pPr>
+        <w:tabs>
+          <w:tab w:val="num" w:pos="5040"/>
+        </w:tabs>
+        <w:ind w:left="5040" w:hanging="360"/>
+      </w:pPr>
+      <w:rPr>
+        <w:rFonts w:ascii="Wingdings" w:hAnsi="Wingdings" w:hint="default"/>
+        <w:sz w:val="20"/>
+      </w:rPr>
+    </w:lvl>
+    <w:lvl w:ilvl="7" w:tentative="1">
+      <w:start w:val="1"/>
+      <w:numFmt w:val="bullet"/>
+      <w:lvlText w:val=""/>
+      <w:lvlJc w:val="left"/>
+      <w:pPr>
+        <w:tabs>
+          <w:tab w:val="num" w:pos="5760"/>
+        </w:tabs>
+        <w:ind w:left="5760" w:hanging="360"/>
+      </w:pPr>
+      <w:rPr>
+        <w:rFonts w:ascii="Wingdings" w:hAnsi="Wingdings" w:hint="default"/>
+        <w:sz w:val="20"/>
+      </w:rPr>
+    </w:lvl>
+    <w:lvl w:ilvl="8" w:tentative="1">
+      <w:start w:val="1"/>
+      <w:numFmt w:val="bullet"/>
+      <w:lvlText w:val=""/>
+      <w:lvlJc w:val="left"/>
+      <w:pPr>
+        <w:tabs>
+          <w:tab w:val="num" w:pos="6480"/>
+        </w:tabs>
+        <w:ind w:left="6480" w:hanging="360"/>
+      </w:pPr>
+      <w:rPr>
+        <w:rFonts w:ascii="Wingdings" w:hAnsi="Wingdings" w:hint="default"/>
+        <w:sz w:val="20"/>
+      </w:rPr>
+    </w:lvl>
+  </w:abstractNum>
+  <w:abstractNum w:abstractNumId="9" w15:restartNumberingAfterBreak="0">
+    <w:nsid w:val="37DF23FC"/>
+    <w:multiLevelType w:val="hybridMultilevel"/>
+    <w:tmpl w:val="29D67FF0"/>
+    <w:lvl w:ilvl="0" w:tplc="0409000F">
+      <w:start w:val="1"/>
+      <w:numFmt w:val="decimal"/>
+      <w:lvlText w:val="%1."/>
+      <w:lvlJc w:val="left"/>
+      <w:pPr>
+        <w:ind w:left="720" w:hanging="360"/>
+      </w:pPr>
+      <w:rPr>
+        <w:rFonts w:hint="default"/>
+      </w:rPr>
+    </w:lvl>
+    <w:lvl w:ilvl="1" w:tplc="04090019" w:tentative="1">
+      <w:start w:val="1"/>
+      <w:numFmt w:val="lowerLetter"/>
+      <w:lvlText w:val="%2."/>
+      <w:lvlJc w:val="left"/>
+      <w:pPr>
+        <w:ind w:left="1440" w:hanging="360"/>
+      </w:pPr>
+    </w:lvl>
+    <w:lvl w:ilvl="2" w:tplc="0409001B" w:tentative="1">
+      <w:start w:val="1"/>
+      <w:numFmt w:val="lowerRoman"/>
+      <w:lvlText w:val="%3."/>
+      <w:lvlJc w:val="right"/>
+      <w:pPr>
+        <w:ind w:left="2160" w:hanging="180"/>
+      </w:pPr>
+    </w:lvl>
+    <w:lvl w:ilvl="3" w:tplc="0409000F" w:tentative="1">
+      <w:start w:val="1"/>
+      <w:numFmt w:val="decimal"/>
+      <w:lvlText w:val="%4."/>
+      <w:lvlJc w:val="left"/>
+      <w:pPr>
+        <w:ind w:left="2880" w:hanging="360"/>
+      </w:pPr>
+    </w:lvl>
+    <w:lvl w:ilvl="4" w:tplc="04090019" w:tentative="1">
+      <w:start w:val="1"/>
+      <w:numFmt w:val="lowerLetter"/>
+      <w:lvlText w:val="%5."/>
+      <w:lvlJc w:val="left"/>
+      <w:pPr>
+        <w:ind w:left="3600" w:hanging="360"/>
+      </w:pPr>
+    </w:lvl>
+    <w:lvl w:ilvl="5" w:tplc="0409001B" w:tentative="1">
+      <w:start w:val="1"/>
+      <w:numFmt w:val="lowerRoman"/>
+      <w:lvlText w:val="%6."/>
+      <w:lvlJc w:val="right"/>
+      <w:pPr>
+        <w:ind w:left="4320" w:hanging="180"/>
+      </w:pPr>
+    </w:lvl>
+    <w:lvl w:ilvl="6" w:tplc="0409000F" w:tentative="1">
+      <w:start w:val="1"/>
+      <w:numFmt w:val="decimal"/>
+      <w:lvlText w:val="%7."/>
+      <w:lvlJc w:val="left"/>
+      <w:pPr>
+        <w:ind w:left="5040" w:hanging="360"/>
+      </w:pPr>
+    </w:lvl>
+    <w:lvl w:ilvl="7" w:tplc="04090019" w:tentative="1">
+      <w:start w:val="1"/>
+      <w:numFmt w:val="lowerLetter"/>
+      <w:lvlText w:val="%8."/>
+      <w:lvlJc w:val="left"/>
+      <w:pPr>
+        <w:ind w:left="5760" w:hanging="360"/>
+      </w:pPr>
+    </w:lvl>
+    <w:lvl w:ilvl="8" w:tplc="0409001B" w:tentative="1">
+      <w:start w:val="1"/>
+      <w:numFmt w:val="lowerRoman"/>
+      <w:lvlText w:val="%9."/>
+      <w:lvlJc w:val="right"/>
+      <w:pPr>
+        <w:ind w:left="6480" w:hanging="180"/>
+      </w:pPr>
+    </w:lvl>
+  </w:abstractNum>
+  <w:abstractNum w:abstractNumId="10" w15:restartNumberingAfterBreak="0">
+    <w:nsid w:val="46796268"/>
+    <w:multiLevelType w:val="multilevel"/>
+    <w:tmpl w:val="F86289D2"/>
+    <w:lvl w:ilvl="0">
+      <w:start w:val="1"/>
+      <w:numFmt w:val="bullet"/>
+      <w:lvlText w:val=""/>
+      <w:lvlJc w:val="left"/>
+      <w:pPr>
+        <w:tabs>
+          <w:tab w:val="num" w:pos="720"/>
+        </w:tabs>
+        <w:ind w:left="720" w:hanging="360"/>
+      </w:pPr>
+      <w:rPr>
+        <w:rFonts w:ascii="Symbol" w:hAnsi="Symbol" w:hint="default"/>
+        <w:sz w:val="20"/>
+      </w:rPr>
+    </w:lvl>
+    <w:lvl w:ilvl="1" w:tentative="1">
+      <w:start w:val="1"/>
+      <w:numFmt w:val="bullet"/>
+      <w:lvlText w:val="o"/>
+      <w:lvlJc w:val="left"/>
+      <w:pPr>
+        <w:tabs>
+          <w:tab w:val="num" w:pos="1440"/>
+        </w:tabs>
+        <w:ind w:left="1440" w:hanging="360"/>
+      </w:pPr>
+      <w:rPr>
+        <w:rFonts w:ascii="Courier New" w:hAnsi="Courier New" w:hint="default"/>
+        <w:sz w:val="20"/>
+      </w:rPr>
+    </w:lvl>
+    <w:lvl w:ilvl="2" w:tentative="1">
+      <w:start w:val="1"/>
+      <w:numFmt w:val="bullet"/>
+      <w:lvlText w:val=""/>
+      <w:lvlJc w:val="left"/>
+      <w:pPr>
+        <w:tabs>
+          <w:tab w:val="num" w:pos="2160"/>
+        </w:tabs>
+        <w:ind w:left="2160" w:hanging="360"/>
+      </w:pPr>
+      <w:rPr>
+        <w:rFonts w:ascii="Wingdings" w:hAnsi="Wingdings" w:hint="default"/>
+        <w:sz w:val="20"/>
+      </w:rPr>
+    </w:lvl>
+    <w:lvl w:ilvl="3" w:tentative="1">
+      <w:start w:val="1"/>
+      <w:numFmt w:val="bullet"/>
+      <w:lvlText w:val=""/>
+      <w:lvlJc w:val="left"/>
+      <w:pPr>
+        <w:tabs>
+          <w:tab w:val="num" w:pos="2880"/>
+        </w:tabs>
+        <w:ind w:left="2880" w:hanging="360"/>
+      </w:pPr>
+      <w:rPr>
+        <w:rFonts w:ascii="Wingdings" w:hAnsi="Wingdings" w:hint="default"/>
+        <w:sz w:val="20"/>
+      </w:rPr>
+    </w:lvl>
+    <w:lvl w:ilvl="4" w:tentative="1">
+      <w:start w:val="1"/>
+      <w:numFmt w:val="bullet"/>
+      <w:lvlText w:val=""/>
+      <w:lvlJc w:val="left"/>
+      <w:pPr>
+        <w:tabs>
+          <w:tab w:val="num" w:pos="3600"/>
+        </w:tabs>
+        <w:ind w:left="3600" w:hanging="360"/>
+      </w:pPr>
+      <w:rPr>
+        <w:rFonts w:ascii="Wingdings" w:hAnsi="Wingdings" w:hint="default"/>
+        <w:sz w:val="20"/>
+      </w:rPr>
+    </w:lvl>
+    <w:lvl w:ilvl="5" w:tentative="1">
+      <w:start w:val="1"/>
+      <w:numFmt w:val="bullet"/>
+      <w:lvlText w:val=""/>
+      <w:lvlJc w:val="left"/>
+      <w:pPr>
+        <w:tabs>
+          <w:tab w:val="num" w:pos="4320"/>
+        </w:tabs>
+        <w:ind w:left="4320" w:hanging="360"/>
+      </w:pPr>
+      <w:rPr>
+        <w:rFonts w:ascii="Wingdings" w:hAnsi="Wingdings" w:hint="default"/>
+        <w:sz w:val="20"/>
+      </w:rPr>
+    </w:lvl>
+    <w:lvl w:ilvl="6" w:tentative="1">
+      <w:start w:val="1"/>
+      <w:numFmt w:val="bullet"/>
+      <w:lvlText w:val=""/>
+      <w:lvlJc w:val="left"/>
+      <w:pPr>
+        <w:tabs>
+          <w:tab w:val="num" w:pos="5040"/>
+        </w:tabs>
+        <w:ind w:left="5040" w:hanging="360"/>
+      </w:pPr>
+      <w:rPr>
+        <w:rFonts w:ascii="Wingdings" w:hAnsi="Wingdings" w:hint="default"/>
+        <w:sz w:val="20"/>
+      </w:rPr>
+    </w:lvl>
+    <w:lvl w:ilvl="7" w:tentative="1">
+      <w:start w:val="1"/>
+      <w:numFmt w:val="bullet"/>
+      <w:lvlText w:val=""/>
+      <w:lvlJc w:val="left"/>
+      <w:pPr>
+        <w:tabs>
+          <w:tab w:val="num" w:pos="5760"/>
+        </w:tabs>
+        <w:ind w:left="5760" w:hanging="360"/>
+      </w:pPr>
+      <w:rPr>
+        <w:rFonts w:ascii="Wingdings" w:hAnsi="Wingdings" w:hint="default"/>
+        <w:sz w:val="20"/>
+      </w:rPr>
+    </w:lvl>
+    <w:lvl w:ilvl="8" w:tentative="1">
+      <w:start w:val="1"/>
+      <w:numFmt w:val="bullet"/>
+      <w:lvlText w:val=""/>
+      <w:lvlJc w:val="left"/>
+      <w:pPr>
+        <w:tabs>
+          <w:tab w:val="num" w:pos="6480"/>
+        </w:tabs>
+        <w:ind w:left="6480" w:hanging="360"/>
+      </w:pPr>
+      <w:rPr>
+        <w:rFonts w:ascii="Wingdings" w:hAnsi="Wingdings" w:hint="default"/>
+        <w:sz w:val="20"/>
+      </w:rPr>
+    </w:lvl>
+  </w:abstractNum>
+  <w:abstractNum w:abstractNumId="11" w15:restartNumberingAfterBreak="0">
     <w:nsid w:val="4B900CB5"/>
     <w:multiLevelType w:val="hybridMultilevel"/>
     <w:tmpl w:val="69FEB600"/>
@@ -2368,7 +6478,96 @@
       </w:rPr>
     </w:lvl>
   </w:abstractNum>
-  <w:abstractNum w:abstractNumId="9" w15:restartNumberingAfterBreak="0">
+  <w:abstractNum w:abstractNumId="12" w15:restartNumberingAfterBreak="0">
+    <w:nsid w:val="619B52A1"/>
+    <w:multiLevelType w:val="hybridMultilevel"/>
+    <w:tmpl w:val="7938ECE8"/>
+    <w:lvl w:ilvl="0" w:tplc="0409000F">
+      <w:start w:val="2"/>
+      <w:numFmt w:val="decimal"/>
+      <w:lvlText w:val="%1."/>
+      <w:lvlJc w:val="left"/>
+      <w:pPr>
+        <w:ind w:left="720" w:hanging="360"/>
+      </w:pPr>
+      <w:rPr>
+        <w:rFonts w:hint="default"/>
+      </w:rPr>
+    </w:lvl>
+    <w:lvl w:ilvl="1" w:tplc="04090019" w:tentative="1">
+      <w:start w:val="1"/>
+      <w:numFmt w:val="lowerLetter"/>
+      <w:lvlText w:val="%2."/>
+      <w:lvlJc w:val="left"/>
+      <w:pPr>
+        <w:ind w:left="1440" w:hanging="360"/>
+      </w:pPr>
+    </w:lvl>
+    <w:lvl w:ilvl="2" w:tplc="0409001B" w:tentative="1">
+      <w:start w:val="1"/>
+      <w:numFmt w:val="lowerRoman"/>
+      <w:lvlText w:val="%3."/>
+      <w:lvlJc w:val="right"/>
+      <w:pPr>
+        <w:ind w:left="2160" w:hanging="180"/>
+      </w:pPr>
+    </w:lvl>
+    <w:lvl w:ilvl="3" w:tplc="0409000F" w:tentative="1">
+      <w:start w:val="1"/>
+      <w:numFmt w:val="decimal"/>
+      <w:lvlText w:val="%4."/>
+      <w:lvlJc w:val="left"/>
+      <w:pPr>
+        <w:ind w:left="2880" w:hanging="360"/>
+      </w:pPr>
+    </w:lvl>
+    <w:lvl w:ilvl="4" w:tplc="04090019" w:tentative="1">
+      <w:start w:val="1"/>
+      <w:numFmt w:val="lowerLetter"/>
+      <w:lvlText w:val="%5."/>
+      <w:lvlJc w:val="left"/>
+      <w:pPr>
+        <w:ind w:left="3600" w:hanging="360"/>
+      </w:pPr>
+    </w:lvl>
+    <w:lvl w:ilvl="5" w:tplc="0409001B" w:tentative="1">
+      <w:start w:val="1"/>
+      <w:numFmt w:val="lowerRoman"/>
+      <w:lvlText w:val="%6."/>
+      <w:lvlJc w:val="right"/>
+      <w:pPr>
+        <w:ind w:left="4320" w:hanging="180"/>
+      </w:pPr>
+    </w:lvl>
+    <w:lvl w:ilvl="6" w:tplc="0409000F" w:tentative="1">
+      <w:start w:val="1"/>
+      <w:numFmt w:val="decimal"/>
+      <w:lvlText w:val="%7."/>
+      <w:lvlJc w:val="left"/>
+      <w:pPr>
+        <w:ind w:left="5040" w:hanging="360"/>
+      </w:pPr>
+    </w:lvl>
+    <w:lvl w:ilvl="7" w:tplc="04090019" w:tentative="1">
+      <w:start w:val="1"/>
+      <w:numFmt w:val="lowerLetter"/>
+      <w:lvlText w:val="%8."/>
+      <w:lvlJc w:val="left"/>
+      <w:pPr>
+        <w:ind w:left="5760" w:hanging="360"/>
+      </w:pPr>
+    </w:lvl>
+    <w:lvl w:ilvl="8" w:tplc="0409001B" w:tentative="1">
+      <w:start w:val="1"/>
+      <w:numFmt w:val="lowerRoman"/>
+      <w:lvlText w:val="%9."/>
+      <w:lvlJc w:val="right"/>
+      <w:pPr>
+        <w:ind w:left="6480" w:hanging="180"/>
+      </w:pPr>
+    </w:lvl>
+  </w:abstractNum>
+  <w:abstractNum w:abstractNumId="13" w15:restartNumberingAfterBreak="0">
     <w:nsid w:val="65F36E53"/>
     <w:multiLevelType w:val="hybridMultilevel"/>
     <w:tmpl w:val="8B04C34C"/>
@@ -2481,7 +6680,7 @@
       </w:rPr>
     </w:lvl>
   </w:abstractNum>
-  <w:abstractNum w:abstractNumId="10" w15:restartNumberingAfterBreak="0">
+  <w:abstractNum w:abstractNumId="14" w15:restartNumberingAfterBreak="0">
     <w:nsid w:val="6D6176E2"/>
     <w:multiLevelType w:val="hybridMultilevel"/>
     <w:tmpl w:val="2B64EC3E"/>
@@ -2594,7 +6793,7 @@
       </w:rPr>
     </w:lvl>
   </w:abstractNum>
-  <w:abstractNum w:abstractNumId="11" w15:restartNumberingAfterBreak="0">
+  <w:abstractNum w:abstractNumId="15" w15:restartNumberingAfterBreak="0">
     <w:nsid w:val="6E84164D"/>
     <w:multiLevelType w:val="hybridMultilevel"/>
     <w:tmpl w:val="8CDEB2EA"/>
@@ -2707,7 +6906,209 @@
       </w:rPr>
     </w:lvl>
   </w:abstractNum>
-  <w:abstractNum w:abstractNumId="12" w15:restartNumberingAfterBreak="0">
+  <w:abstractNum w:abstractNumId="16" w15:restartNumberingAfterBreak="0">
+    <w:nsid w:val="70053EEF"/>
+    <w:multiLevelType w:val="multilevel"/>
+    <w:tmpl w:val="3BF80F68"/>
+    <w:lvl w:ilvl="0">
+      <w:start w:val="1"/>
+      <w:numFmt w:val="decimal"/>
+      <w:lvlText w:val="%1."/>
+      <w:lvlJc w:val="left"/>
+      <w:pPr>
+        <w:tabs>
+          <w:tab w:val="num" w:pos="720"/>
+        </w:tabs>
+        <w:ind w:left="720" w:hanging="360"/>
+      </w:pPr>
+    </w:lvl>
+    <w:lvl w:ilvl="1" w:tentative="1">
+      <w:start w:val="1"/>
+      <w:numFmt w:val="decimal"/>
+      <w:lvlText w:val="%2."/>
+      <w:lvlJc w:val="left"/>
+      <w:pPr>
+        <w:tabs>
+          <w:tab w:val="num" w:pos="1440"/>
+        </w:tabs>
+        <w:ind w:left="1440" w:hanging="360"/>
+      </w:pPr>
+    </w:lvl>
+    <w:lvl w:ilvl="2" w:tentative="1">
+      <w:start w:val="1"/>
+      <w:numFmt w:val="decimal"/>
+      <w:lvlText w:val="%3."/>
+      <w:lvlJc w:val="left"/>
+      <w:pPr>
+        <w:tabs>
+          <w:tab w:val="num" w:pos="2160"/>
+        </w:tabs>
+        <w:ind w:left="2160" w:hanging="360"/>
+      </w:pPr>
+    </w:lvl>
+    <w:lvl w:ilvl="3" w:tentative="1">
+      <w:start w:val="1"/>
+      <w:numFmt w:val="decimal"/>
+      <w:lvlText w:val="%4."/>
+      <w:lvlJc w:val="left"/>
+      <w:pPr>
+        <w:tabs>
+          <w:tab w:val="num" w:pos="2880"/>
+        </w:tabs>
+        <w:ind w:left="2880" w:hanging="360"/>
+      </w:pPr>
+    </w:lvl>
+    <w:lvl w:ilvl="4" w:tentative="1">
+      <w:start w:val="1"/>
+      <w:numFmt w:val="decimal"/>
+      <w:lvlText w:val="%5."/>
+      <w:lvlJc w:val="left"/>
+      <w:pPr>
+        <w:tabs>
+          <w:tab w:val="num" w:pos="3600"/>
+        </w:tabs>
+        <w:ind w:left="3600" w:hanging="360"/>
+      </w:pPr>
+    </w:lvl>
+    <w:lvl w:ilvl="5" w:tentative="1">
+      <w:start w:val="1"/>
+      <w:numFmt w:val="decimal"/>
+      <w:lvlText w:val="%6."/>
+      <w:lvlJc w:val="left"/>
+      <w:pPr>
+        <w:tabs>
+          <w:tab w:val="num" w:pos="4320"/>
+        </w:tabs>
+        <w:ind w:left="4320" w:hanging="360"/>
+      </w:pPr>
+    </w:lvl>
+    <w:lvl w:ilvl="6" w:tentative="1">
+      <w:start w:val="1"/>
+      <w:numFmt w:val="decimal"/>
+      <w:lvlText w:val="%7."/>
+      <w:lvlJc w:val="left"/>
+      <w:pPr>
+        <w:tabs>
+          <w:tab w:val="num" w:pos="5040"/>
+        </w:tabs>
+        <w:ind w:left="5040" w:hanging="360"/>
+      </w:pPr>
+    </w:lvl>
+    <w:lvl w:ilvl="7" w:tentative="1">
+      <w:start w:val="1"/>
+      <w:numFmt w:val="decimal"/>
+      <w:lvlText w:val="%8."/>
+      <w:lvlJc w:val="left"/>
+      <w:pPr>
+        <w:tabs>
+          <w:tab w:val="num" w:pos="5760"/>
+        </w:tabs>
+        <w:ind w:left="5760" w:hanging="360"/>
+      </w:pPr>
+    </w:lvl>
+    <w:lvl w:ilvl="8" w:tentative="1">
+      <w:start w:val="1"/>
+      <w:numFmt w:val="decimal"/>
+      <w:lvlText w:val="%9."/>
+      <w:lvlJc w:val="left"/>
+      <w:pPr>
+        <w:tabs>
+          <w:tab w:val="num" w:pos="6480"/>
+        </w:tabs>
+        <w:ind w:left="6480" w:hanging="360"/>
+      </w:pPr>
+    </w:lvl>
+  </w:abstractNum>
+  <w:abstractNum w:abstractNumId="17" w15:restartNumberingAfterBreak="0">
+    <w:nsid w:val="716F00AB"/>
+    <w:multiLevelType w:val="hybridMultilevel"/>
+    <w:tmpl w:val="342CC4BC"/>
+    <w:lvl w:ilvl="0" w:tplc="0409000F">
+      <w:start w:val="1"/>
+      <w:numFmt w:val="decimal"/>
+      <w:lvlText w:val="%1."/>
+      <w:lvlJc w:val="left"/>
+      <w:pPr>
+        <w:ind w:left="720" w:hanging="360"/>
+      </w:pPr>
+      <w:rPr>
+        <w:rFonts w:hint="default"/>
+      </w:rPr>
+    </w:lvl>
+    <w:lvl w:ilvl="1" w:tplc="04090019" w:tentative="1">
+      <w:start w:val="1"/>
+      <w:numFmt w:val="lowerLetter"/>
+      <w:lvlText w:val="%2."/>
+      <w:lvlJc w:val="left"/>
+      <w:pPr>
+        <w:ind w:left="1440" w:hanging="360"/>
+      </w:pPr>
+    </w:lvl>
+    <w:lvl w:ilvl="2" w:tplc="0409001B" w:tentative="1">
+      <w:start w:val="1"/>
+      <w:numFmt w:val="lowerRoman"/>
+      <w:lvlText w:val="%3."/>
+      <w:lvlJc w:val="right"/>
+      <w:pPr>
+        <w:ind w:left="2160" w:hanging="180"/>
+      </w:pPr>
+    </w:lvl>
+    <w:lvl w:ilvl="3" w:tplc="0409000F" w:tentative="1">
+      <w:start w:val="1"/>
+      <w:numFmt w:val="decimal"/>
+      <w:lvlText w:val="%4."/>
+      <w:lvlJc w:val="left"/>
+      <w:pPr>
+        <w:ind w:left="2880" w:hanging="360"/>
+      </w:pPr>
+    </w:lvl>
+    <w:lvl w:ilvl="4" w:tplc="04090019" w:tentative="1">
+      <w:start w:val="1"/>
+      <w:numFmt w:val="lowerLetter"/>
+      <w:lvlText w:val="%5."/>
+      <w:lvlJc w:val="left"/>
+      <w:pPr>
+        <w:ind w:left="3600" w:hanging="360"/>
+      </w:pPr>
+    </w:lvl>
+    <w:lvl w:ilvl="5" w:tplc="0409001B" w:tentative="1">
+      <w:start w:val="1"/>
+      <w:numFmt w:val="lowerRoman"/>
+      <w:lvlText w:val="%6."/>
+      <w:lvlJc w:val="right"/>
+      <w:pPr>
+        <w:ind w:left="4320" w:hanging="180"/>
+      </w:pPr>
+    </w:lvl>
+    <w:lvl w:ilvl="6" w:tplc="0409000F" w:tentative="1">
+      <w:start w:val="1"/>
+      <w:numFmt w:val="decimal"/>
+      <w:lvlText w:val="%7."/>
+      <w:lvlJc w:val="left"/>
+      <w:pPr>
+        <w:ind w:left="5040" w:hanging="360"/>
+      </w:pPr>
+    </w:lvl>
+    <w:lvl w:ilvl="7" w:tplc="04090019" w:tentative="1">
+      <w:start w:val="1"/>
+      <w:numFmt w:val="lowerLetter"/>
+      <w:lvlText w:val="%8."/>
+      <w:lvlJc w:val="left"/>
+      <w:pPr>
+        <w:ind w:left="5760" w:hanging="360"/>
+      </w:pPr>
+    </w:lvl>
+    <w:lvl w:ilvl="8" w:tplc="0409001B" w:tentative="1">
+      <w:start w:val="1"/>
+      <w:numFmt w:val="lowerRoman"/>
+      <w:lvlText w:val="%9."/>
+      <w:lvlJc w:val="right"/>
+      <w:pPr>
+        <w:ind w:left="6480" w:hanging="180"/>
+      </w:pPr>
+    </w:lvl>
+  </w:abstractNum>
+  <w:abstractNum w:abstractNumId="18" w15:restartNumberingAfterBreak="0">
     <w:nsid w:val="758A7AB3"/>
     <w:multiLevelType w:val="hybridMultilevel"/>
     <w:tmpl w:val="DD7C8324"/>
@@ -2820,7 +7221,7 @@
       </w:rPr>
     </w:lvl>
   </w:abstractNum>
-  <w:abstractNum w:abstractNumId="13" w15:restartNumberingAfterBreak="0">
+  <w:abstractNum w:abstractNumId="19" w15:restartNumberingAfterBreak="0">
     <w:nsid w:val="761A195D"/>
     <w:multiLevelType w:val="hybridMultilevel"/>
     <w:tmpl w:val="51C6A204"/>
@@ -2933,8 +7334,120 @@
       </w:rPr>
     </w:lvl>
   </w:abstractNum>
+  <w:abstractNum w:abstractNumId="20" w15:restartNumberingAfterBreak="0">
+    <w:nsid w:val="7A834E10"/>
+    <w:multiLevelType w:val="hybridMultilevel"/>
+    <w:tmpl w:val="F090816A"/>
+    <w:lvl w:ilvl="0" w:tplc="F6F6D2E4">
+      <w:numFmt w:val="bullet"/>
+      <w:lvlText w:val="-"/>
+      <w:lvlJc w:val="left"/>
+      <w:pPr>
+        <w:ind w:left="720" w:hanging="360"/>
+      </w:pPr>
+      <w:rPr>
+        <w:rFonts w:ascii="Aptos" w:eastAsiaTheme="minorHAnsi" w:hAnsi="Aptos" w:cstheme="minorBidi" w:hint="default"/>
+      </w:rPr>
+    </w:lvl>
+    <w:lvl w:ilvl="1" w:tplc="04090003" w:tentative="1">
+      <w:start w:val="1"/>
+      <w:numFmt w:val="bullet"/>
+      <w:lvlText w:val="o"/>
+      <w:lvlJc w:val="left"/>
+      <w:pPr>
+        <w:ind w:left="1440" w:hanging="360"/>
+      </w:pPr>
+      <w:rPr>
+        <w:rFonts w:ascii="Courier New" w:hAnsi="Courier New" w:cs="Courier New" w:hint="default"/>
+      </w:rPr>
+    </w:lvl>
+    <w:lvl w:ilvl="2" w:tplc="04090005" w:tentative="1">
+      <w:start w:val="1"/>
+      <w:numFmt w:val="bullet"/>
+      <w:lvlText w:val=""/>
+      <w:lvlJc w:val="left"/>
+      <w:pPr>
+        <w:ind w:left="2160" w:hanging="360"/>
+      </w:pPr>
+      <w:rPr>
+        <w:rFonts w:ascii="Wingdings" w:hAnsi="Wingdings" w:hint="default"/>
+      </w:rPr>
+    </w:lvl>
+    <w:lvl w:ilvl="3" w:tplc="04090001" w:tentative="1">
+      <w:start w:val="1"/>
+      <w:numFmt w:val="bullet"/>
+      <w:lvlText w:val=""/>
+      <w:lvlJc w:val="left"/>
+      <w:pPr>
+        <w:ind w:left="2880" w:hanging="360"/>
+      </w:pPr>
+      <w:rPr>
+        <w:rFonts w:ascii="Symbol" w:hAnsi="Symbol" w:hint="default"/>
+      </w:rPr>
+    </w:lvl>
+    <w:lvl w:ilvl="4" w:tplc="04090003" w:tentative="1">
+      <w:start w:val="1"/>
+      <w:numFmt w:val="bullet"/>
+      <w:lvlText w:val="o"/>
+      <w:lvlJc w:val="left"/>
+      <w:pPr>
+        <w:ind w:left="3600" w:hanging="360"/>
+      </w:pPr>
+      <w:rPr>
+        <w:rFonts w:ascii="Courier New" w:hAnsi="Courier New" w:cs="Courier New" w:hint="default"/>
+      </w:rPr>
+    </w:lvl>
+    <w:lvl w:ilvl="5" w:tplc="04090005" w:tentative="1">
+      <w:start w:val="1"/>
+      <w:numFmt w:val="bullet"/>
+      <w:lvlText w:val=""/>
+      <w:lvlJc w:val="left"/>
+      <w:pPr>
+        <w:ind w:left="4320" w:hanging="360"/>
+      </w:pPr>
+      <w:rPr>
+        <w:rFonts w:ascii="Wingdings" w:hAnsi="Wingdings" w:hint="default"/>
+      </w:rPr>
+    </w:lvl>
+    <w:lvl w:ilvl="6" w:tplc="04090001" w:tentative="1">
+      <w:start w:val="1"/>
+      <w:numFmt w:val="bullet"/>
+      <w:lvlText w:val=""/>
+      <w:lvlJc w:val="left"/>
+      <w:pPr>
+        <w:ind w:left="5040" w:hanging="360"/>
+      </w:pPr>
+      <w:rPr>
+        <w:rFonts w:ascii="Symbol" w:hAnsi="Symbol" w:hint="default"/>
+      </w:rPr>
+    </w:lvl>
+    <w:lvl w:ilvl="7" w:tplc="04090003" w:tentative="1">
+      <w:start w:val="1"/>
+      <w:numFmt w:val="bullet"/>
+      <w:lvlText w:val="o"/>
+      <w:lvlJc w:val="left"/>
+      <w:pPr>
+        <w:ind w:left="5760" w:hanging="360"/>
+      </w:pPr>
+      <w:rPr>
+        <w:rFonts w:ascii="Courier New" w:hAnsi="Courier New" w:cs="Courier New" w:hint="default"/>
+      </w:rPr>
+    </w:lvl>
+    <w:lvl w:ilvl="8" w:tplc="04090005" w:tentative="1">
+      <w:start w:val="1"/>
+      <w:numFmt w:val="bullet"/>
+      <w:lvlText w:val=""/>
+      <w:lvlJc w:val="left"/>
+      <w:pPr>
+        <w:ind w:left="6480" w:hanging="360"/>
+      </w:pPr>
+      <w:rPr>
+        <w:rFonts w:ascii="Wingdings" w:hAnsi="Wingdings" w:hint="default"/>
+      </w:rPr>
+    </w:lvl>
+  </w:abstractNum>
   <w:num w:numId="1" w16cid:durableId="1066414105">
-    <w:abstractNumId w:val="9"/>
+    <w:abstractNumId w:val="13"/>
   </w:num>
   <w:num w:numId="2" w16cid:durableId="1216545694">
     <w:abstractNumId w:val="1"/>
@@ -2946,19 +7459,19 @@
     <w:abstractNumId w:val="5"/>
   </w:num>
   <w:num w:numId="5" w16cid:durableId="1324551261">
-    <w:abstractNumId w:val="11"/>
+    <w:abstractNumId w:val="15"/>
   </w:num>
   <w:num w:numId="6" w16cid:durableId="1445265814">
-    <w:abstractNumId w:val="12"/>
+    <w:abstractNumId w:val="18"/>
   </w:num>
   <w:num w:numId="7" w16cid:durableId="1458328697">
-    <w:abstractNumId w:val="13"/>
+    <w:abstractNumId w:val="19"/>
   </w:num>
   <w:num w:numId="8" w16cid:durableId="1671912494">
     <w:abstractNumId w:val="3"/>
   </w:num>
   <w:num w:numId="9" w16cid:durableId="1905482803">
-    <w:abstractNumId w:val="10"/>
+    <w:abstractNumId w:val="14"/>
   </w:num>
   <w:num w:numId="10" w16cid:durableId="1973513670">
     <w:abstractNumId w:val="4"/>
@@ -2967,13 +7480,34 @@
     <w:abstractNumId w:val="6"/>
   </w:num>
   <w:num w:numId="12" w16cid:durableId="321785724">
-    <w:abstractNumId w:val="8"/>
+    <w:abstractNumId w:val="11"/>
   </w:num>
   <w:num w:numId="13" w16cid:durableId="535973816">
     <w:abstractNumId w:val="2"/>
   </w:num>
   <w:num w:numId="14" w16cid:durableId="848525339">
     <w:abstractNumId w:val="0"/>
+  </w:num>
+  <w:num w:numId="15" w16cid:durableId="515002856">
+    <w:abstractNumId w:val="20"/>
+  </w:num>
+  <w:num w:numId="16" w16cid:durableId="135101668">
+    <w:abstractNumId w:val="9"/>
+  </w:num>
+  <w:num w:numId="17" w16cid:durableId="875116715">
+    <w:abstractNumId w:val="12"/>
+  </w:num>
+  <w:num w:numId="18" w16cid:durableId="328295717">
+    <w:abstractNumId w:val="17"/>
+  </w:num>
+  <w:num w:numId="19" w16cid:durableId="1552888106">
+    <w:abstractNumId w:val="10"/>
+  </w:num>
+  <w:num w:numId="20" w16cid:durableId="996802727">
+    <w:abstractNumId w:val="16"/>
+  </w:num>
+  <w:num w:numId="21" w16cid:durableId="1473714410">
+    <w:abstractNumId w:val="8"/>
   </w:num>
 </w:numbering>
 </file>
@@ -3910,6 +8444,135 @@
       <w:shd w:val="clear" w:color="auto" w:fill="E1DFDD"/>
     </w:rPr>
   </w:style>
+  <w:style w:type="character" w:styleId="Strong">
+    <w:name w:val="Strong"/>
+    <w:basedOn w:val="DefaultParagraphFont"/>
+    <w:uiPriority w:val="22"/>
+    <w:qFormat/>
+    <w:rsid w:val="00610F02"/>
+    <w:rPr>
+      <w:b/>
+      <w:bCs/>
+    </w:rPr>
+  </w:style>
+  <w:style w:type="character" w:styleId="HTMLCode">
+    <w:name w:val="HTML Code"/>
+    <w:basedOn w:val="DefaultParagraphFont"/>
+    <w:uiPriority w:val="99"/>
+    <w:semiHidden/>
+    <w:unhideWhenUsed/>
+    <w:rsid w:val="00610F02"/>
+    <w:rPr>
+      <w:rFonts w:ascii="Courier New" w:eastAsia="Times New Roman" w:hAnsi="Courier New" w:cs="Courier New"/>
+      <w:sz w:val="20"/>
+      <w:szCs w:val="20"/>
+    </w:rPr>
+  </w:style>
+  <w:style w:type="paragraph" w:styleId="NormalWeb">
+    <w:name w:val="Normal (Web)"/>
+    <w:basedOn w:val="Normal"/>
+    <w:uiPriority w:val="99"/>
+    <w:unhideWhenUsed/>
+    <w:rsid w:val="00610F02"/>
+    <w:pPr>
+      <w:spacing w:before="100" w:beforeAutospacing="1" w:after="100" w:afterAutospacing="1" w:line="240" w:lineRule="auto"/>
+    </w:pPr>
+    <w:rPr>
+      <w:rFonts w:ascii="Times New Roman" w:eastAsia="Times New Roman" w:hAnsi="Times New Roman" w:cs="Times New Roman"/>
+      <w:kern w:val="0"/>
+      <w:lang w:eastAsia="ko-KR"/>
+      <w14:ligatures w14:val="none"/>
+    </w:rPr>
+  </w:style>
+  <w:style w:type="character" w:customStyle="1" w:styleId="g">
+    <w:name w:val="ͼg"/>
+    <w:basedOn w:val="DefaultParagraphFont"/>
+    <w:rsid w:val="00610F02"/>
+  </w:style>
+  <w:style w:type="character" w:customStyle="1" w:styleId="m">
+    <w:name w:val="ͼm"/>
+    <w:basedOn w:val="DefaultParagraphFont"/>
+    <w:rsid w:val="00610F02"/>
+  </w:style>
+  <w:style w:type="character" w:customStyle="1" w:styleId="j">
+    <w:name w:val="ͼj"/>
+    <w:basedOn w:val="DefaultParagraphFont"/>
+    <w:rsid w:val="00610F02"/>
+  </w:style>
+  <w:style w:type="character" w:customStyle="1" w:styleId="e">
+    <w:name w:val="ͼe"/>
+    <w:basedOn w:val="DefaultParagraphFont"/>
+    <w:rsid w:val="00610F02"/>
+  </w:style>
+  <w:style w:type="character" w:customStyle="1" w:styleId="k">
+    <w:name w:val="ͼk"/>
+    <w:basedOn w:val="DefaultParagraphFont"/>
+    <w:rsid w:val="00610F02"/>
+  </w:style>
+  <w:style w:type="paragraph" w:styleId="HTMLPreformatted">
+    <w:name w:val="HTML Preformatted"/>
+    <w:basedOn w:val="Normal"/>
+    <w:link w:val="HTMLPreformattedChar"/>
+    <w:uiPriority w:val="99"/>
+    <w:semiHidden/>
+    <w:unhideWhenUsed/>
+    <w:rsid w:val="00610F02"/>
+    <w:pPr>
+      <w:tabs>
+        <w:tab w:val="left" w:pos="916"/>
+        <w:tab w:val="left" w:pos="1832"/>
+        <w:tab w:val="left" w:pos="2748"/>
+        <w:tab w:val="left" w:pos="3664"/>
+        <w:tab w:val="left" w:pos="4580"/>
+        <w:tab w:val="left" w:pos="5496"/>
+        <w:tab w:val="left" w:pos="6412"/>
+        <w:tab w:val="left" w:pos="7328"/>
+        <w:tab w:val="left" w:pos="8244"/>
+        <w:tab w:val="left" w:pos="9160"/>
+        <w:tab w:val="left" w:pos="10076"/>
+        <w:tab w:val="left" w:pos="10992"/>
+        <w:tab w:val="left" w:pos="11908"/>
+        <w:tab w:val="left" w:pos="12824"/>
+        <w:tab w:val="left" w:pos="13740"/>
+        <w:tab w:val="left" w:pos="14656"/>
+      </w:tabs>
+      <w:spacing w:after="0" w:line="240" w:lineRule="auto"/>
+    </w:pPr>
+    <w:rPr>
+      <w:rFonts w:ascii="Courier New" w:eastAsia="Times New Roman" w:hAnsi="Courier New" w:cs="Courier New"/>
+      <w:kern w:val="0"/>
+      <w:sz w:val="20"/>
+      <w:szCs w:val="20"/>
+      <w:lang w:eastAsia="ko-KR"/>
+      <w14:ligatures w14:val="none"/>
+    </w:rPr>
+  </w:style>
+  <w:style w:type="character" w:customStyle="1" w:styleId="HTMLPreformattedChar">
+    <w:name w:val="HTML Preformatted Char"/>
+    <w:basedOn w:val="DefaultParagraphFont"/>
+    <w:link w:val="HTMLPreformatted"/>
+    <w:uiPriority w:val="99"/>
+    <w:semiHidden/>
+    <w:rsid w:val="00610F02"/>
+    <w:rPr>
+      <w:rFonts w:ascii="Courier New" w:eastAsia="Times New Roman" w:hAnsi="Courier New" w:cs="Courier New"/>
+      <w:kern w:val="0"/>
+      <w:sz w:val="20"/>
+      <w:szCs w:val="20"/>
+      <w:lang w:eastAsia="ko-KR"/>
+      <w14:ligatures w14:val="none"/>
+    </w:rPr>
+  </w:style>
+  <w:style w:type="character" w:customStyle="1" w:styleId="o">
+    <w:name w:val="ͼo"/>
+    <w:basedOn w:val="DefaultParagraphFont"/>
+    <w:rsid w:val="00C51F45"/>
+  </w:style>
+  <w:style w:type="character" w:customStyle="1" w:styleId="n">
+    <w:name w:val="ͼn"/>
+    <w:basedOn w:val="DefaultParagraphFont"/>
+    <w:rsid w:val="00C51F45"/>
+  </w:style>
 </w:styles>
 </file>
 
